--- a/template.docx
+++ b/template.docx
@@ -20,43 +20,90 @@
     <w:p>
       <w:pPr>
         <w:spacing w:after="0" w:line="240" w:lineRule="auto"/>
-        <w:jc w:val="center"/>
-        <w:rPr>
-          <w:rFonts w:ascii="Arial" w:eastAsia="Arial" w:hAnsi="Arial" w:cs="Arial"/>
-          <w:b/>
-          <w:color w:val="FF0000"/>
-          <w:kern w:val="0"/>
-          <w:sz w:val="24"/>
-          <w:szCs w:val="24"/>
-          <w:lang w:val="en-US" w:eastAsia="en-MY"/>
-          <w14:ligatures w14:val="none"/>
-        </w:rPr>
-      </w:pPr>
-      <w:r>
-        <w:rPr>
-          <w:rFonts w:ascii="Arial" w:eastAsia="Arial" w:hAnsi="Arial" w:cs="Arial"/>
-          <w:b/>
-          <w:color w:val="000000"/>
-          <w:kern w:val="0"/>
-          <w:sz w:val="24"/>
-          <w:szCs w:val="24"/>
-          <w:lang w:val="en-US" w:eastAsia="en-MY"/>
-          <w14:ligatures w14:val="none"/>
-        </w:rPr>
-        <w:t xml:space="preserve">MEMO ANTARA </w:t>
-      </w:r>
-      <w:r>
-        <w:rPr>
-          <w:rFonts w:ascii="Arial" w:eastAsia="Arial" w:hAnsi="Arial" w:cs="Arial"/>
-          <w:b/>
-          <w:color w:val="000000"/>
-          <w:kern w:val="0"/>
-          <w:sz w:val="24"/>
-          <w:szCs w:val="24"/>
-          <w:lang w:val="en-US" w:eastAsia="en-MY"/>
-          <w14:ligatures w14:val="none"/>
-        </w:rPr>
-        <w:t>UNIT</w:t>
+        <w:rPr>
+          <w:rFonts w:ascii="Arial" w:eastAsia="Arial" w:hAnsi="Arial" w:cs="Arial"/>
+          <w:b/>
+          <w:color w:val="000000"/>
+          <w:kern w:val="0"/>
+          <w:sz w:val="24"/>
+          <w:szCs w:val="24"/>
+          <w:lang w:val="en-US" w:eastAsia="en-MY"/>
+          <w14:ligatures w14:val="none"/>
+        </w:rPr>
+      </w:pPr>
+      <w:r>
+        <w:rPr>
+          <w:rFonts w:ascii="Arial" w:eastAsia="Arial" w:hAnsi="Arial" w:cs="Arial"/>
+          <w:b/>
+          <w:noProof/>
+          <w:color w:val="000000"/>
+          <w:kern w:val="0"/>
+          <w:sz w:val="24"/>
+          <w:szCs w:val="24"/>
+          <w:lang w:eastAsia="en-MY"/>
+          <w14:ligatures w14:val="none"/>
+        </w:rPr>
+        <w:drawing>
+          <wp:anchor distT="0" distB="0" distL="114300" distR="114300" simplePos="0" relativeHeight="251658240" behindDoc="0" locked="0" layoutInCell="1" allowOverlap="1" wp14:anchorId="2D48282C" wp14:editId="577549D8">
+            <wp:simplePos x="0" y="0"/>
+            <wp:positionH relativeFrom="margin">
+              <wp:posOffset>2469515</wp:posOffset>
+            </wp:positionH>
+            <wp:positionV relativeFrom="paragraph">
+              <wp:posOffset>0</wp:posOffset>
+            </wp:positionV>
+            <wp:extent cx="866274" cy="691919"/>
+            <wp:effectExtent l="0" t="0" r="0" b="0"/>
+            <wp:wrapThrough wrapText="bothSides">
+              <wp:wrapPolygon edited="0">
+                <wp:start x="0" y="0"/>
+                <wp:lineTo x="0" y="20826"/>
+                <wp:lineTo x="20903" y="20826"/>
+                <wp:lineTo x="20903" y="0"/>
+                <wp:lineTo x="0" y="0"/>
+              </wp:wrapPolygon>
+            </wp:wrapThrough>
+            <wp:docPr id="2134763463" name="Picture 1"/>
+            <wp:cNvGraphicFramePr>
+              <a:graphicFrameLocks xmlns:a="http://schemas.openxmlformats.org/drawingml/2006/main" noChangeAspect="1"/>
+            </wp:cNvGraphicFramePr>
+            <a:graphic xmlns:a="http://schemas.openxmlformats.org/drawingml/2006/main">
+              <a:graphicData uri="http://schemas.openxmlformats.org/drawingml/2006/picture">
+                <pic:pic xmlns:pic="http://schemas.openxmlformats.org/drawingml/2006/picture">
+                  <pic:nvPicPr>
+                    <pic:cNvPr id="0" name="Picture 2"/>
+                    <pic:cNvPicPr>
+                      <a:picLocks noChangeAspect="1" noChangeArrowheads="1"/>
+                    </pic:cNvPicPr>
+                  </pic:nvPicPr>
+                  <pic:blipFill>
+                    <a:blip r:embed="rId5">
+                      <a:extLst>
+                        <a:ext uri="{28A0092B-C50C-407E-A947-70E740481C1C}">
+                          <a14:useLocalDpi xmlns:a14="http://schemas.microsoft.com/office/drawing/2010/main" val="0"/>
+                        </a:ext>
+                      </a:extLst>
+                    </a:blip>
+                    <a:srcRect/>
+                    <a:stretch>
+                      <a:fillRect/>
+                    </a:stretch>
+                  </pic:blipFill>
+                  <pic:spPr bwMode="auto">
+                    <a:xfrm>
+                      <a:off x="0" y="0"/>
+                      <a:ext cx="866274" cy="691919"/>
+                    </a:xfrm>
+                    <a:prstGeom prst="rect">
+                      <a:avLst/>
+                    </a:prstGeom>
+                    <a:noFill/>
+                  </pic:spPr>
+                </pic:pic>
+              </a:graphicData>
+            </a:graphic>
+          </wp:anchor>
+        </w:drawing>
       </w:r>
     </w:p>
     <w:p>
@@ -66,25 +113,14 @@
         <w:rPr>
           <w:rFonts w:ascii="Arial" w:eastAsia="Arial" w:hAnsi="Arial" w:cs="Arial"/>
           <w:b/>
-          <w:kern w:val="0"/>
-          <w:sz w:val="24"/>
-          <w:szCs w:val="24"/>
-          <w:lang w:val="en-US" w:eastAsia="en-MY"/>
-          <w14:ligatures w14:val="none"/>
-        </w:rPr>
-      </w:pPr>
-      <w:r>
-        <w:rPr>
-          <w:rFonts w:ascii="Arial" w:eastAsia="Arial" w:hAnsi="Arial" w:cs="Arial"/>
-          <w:b/>
-          <w:kern w:val="0"/>
-          <w:sz w:val="24"/>
-          <w:szCs w:val="24"/>
-          <w:lang w:val="en-US" w:eastAsia="en-MY"/>
-          <w14:ligatures w14:val="none"/>
-        </w:rPr>
-        <w:t>UNIT PSIKOLOGI KAUNSELING</w:t>
-      </w:r>
+          <w:color w:val="000000"/>
+          <w:kern w:val="0"/>
+          <w:sz w:val="24"/>
+          <w:szCs w:val="24"/>
+          <w:lang w:val="en-US" w:eastAsia="en-MY"/>
+          <w14:ligatures w14:val="none"/>
+        </w:rPr>
+      </w:pPr>
     </w:p>
     <w:p>
       <w:pPr>
@@ -93,6 +129,7 @@
         <w:rPr>
           <w:rFonts w:ascii="Arial" w:eastAsia="Arial" w:hAnsi="Arial" w:cs="Arial"/>
           <w:b/>
+          <w:color w:val="000000"/>
           <w:kern w:val="0"/>
           <w:sz w:val="24"/>
           <w:szCs w:val="24"/>
@@ -106,14 +143,293 @@
         <w:spacing w:after="0" w:line="240" w:lineRule="auto"/>
         <w:rPr>
           <w:rFonts w:ascii="Arial" w:eastAsia="Arial" w:hAnsi="Arial" w:cs="Arial"/>
-          <w:bCs/>
-          <w:kern w:val="0"/>
-          <w:sz w:val="24"/>
-          <w:szCs w:val="24"/>
-          <w:lang w:val="en-US" w:eastAsia="en-MY"/>
-          <w14:ligatures w14:val="none"/>
-        </w:rPr>
-      </w:pPr>
+          <w:b/>
+          <w:color w:val="000000"/>
+          <w:kern w:val="0"/>
+          <w:sz w:val="24"/>
+          <w:szCs w:val="24"/>
+          <w:lang w:val="en-US" w:eastAsia="en-MY"/>
+          <w14:ligatures w14:val="none"/>
+        </w:rPr>
+      </w:pPr>
+    </w:p>
+    <w:p>
+      <w:pPr>
+        <w:spacing w:after="0" w:line="240" w:lineRule="auto"/>
+        <w:jc w:val="center"/>
+        <w:rPr>
+          <w:rFonts w:ascii="Arial" w:eastAsia="Arial" w:hAnsi="Arial" w:cs="Arial"/>
+          <w:b/>
+          <w:color w:val="000000"/>
+          <w:kern w:val="0"/>
+          <w:sz w:val="24"/>
+          <w:szCs w:val="24"/>
+          <w:lang w:val="en-US" w:eastAsia="en-MY"/>
+          <w14:ligatures w14:val="none"/>
+        </w:rPr>
+      </w:pPr>
+      <w:r>
+        <w:rPr>
+          <w:rFonts w:ascii="Arial" w:eastAsia="Arial" w:hAnsi="Arial" w:cs="Arial"/>
+          <w:b/>
+          <w:color w:val="000000"/>
+          <w:kern w:val="0"/>
+          <w:sz w:val="24"/>
+          <w:szCs w:val="24"/>
+          <w:lang w:val="en-US" w:eastAsia="en-MY"/>
+          <w14:ligatures w14:val="none"/>
+        </w:rPr>
+        <w:t>KEMENTERIAN KESIHATAN MALAYSIA</w:t>
+      </w:r>
+    </w:p>
+    <w:p>
+      <w:pPr>
+        <w:spacing w:after="0" w:line="240" w:lineRule="auto"/>
+        <w:jc w:val="center"/>
+        <w:rPr>
+          <w:rFonts w:ascii="Arial" w:eastAsia="Arial" w:hAnsi="Arial" w:cs="Arial"/>
+          <w:b/>
+          <w:color w:val="000000"/>
+          <w:kern w:val="0"/>
+          <w:sz w:val="24"/>
+          <w:szCs w:val="24"/>
+          <w:lang w:val="en-US" w:eastAsia="en-MY"/>
+          <w14:ligatures w14:val="none"/>
+        </w:rPr>
+      </w:pPr>
+      <w:r>
+        <w:rPr>
+          <w:rFonts w:ascii="Arial" w:eastAsia="Arial" w:hAnsi="Arial" w:cs="Arial"/>
+          <w:b/>
+          <w:color w:val="000000"/>
+          <w:kern w:val="0"/>
+          <w:sz w:val="24"/>
+          <w:szCs w:val="24"/>
+          <w:lang w:val="en-US" w:eastAsia="en-MY"/>
+          <w14:ligatures w14:val="none"/>
+        </w:rPr>
+        <w:t>HOSPITAL TENGKU PERMAISURI NORASHIKIN</w:t>
+      </w:r>
+    </w:p>
+    <w:p>
+      <w:pPr>
+        <w:spacing w:after="0" w:line="240" w:lineRule="auto"/>
+        <w:rPr>
+          <w:rFonts w:ascii="Arial" w:eastAsia="Arial" w:hAnsi="Arial" w:cs="Arial"/>
+          <w:b/>
+          <w:color w:val="000000"/>
+          <w:kern w:val="0"/>
+          <w:sz w:val="24"/>
+          <w:szCs w:val="24"/>
+          <w:lang w:val="en-US" w:eastAsia="en-MY"/>
+          <w14:ligatures w14:val="none"/>
+        </w:rPr>
+      </w:pPr>
+    </w:p>
+    <w:p>
+      <w:pPr>
+        <w:spacing w:after="0" w:line="240" w:lineRule="auto"/>
+        <w:jc w:val="center"/>
+        <w:rPr>
+          <w:rFonts w:ascii="Arial" w:eastAsia="Arial" w:hAnsi="Arial" w:cs="Arial"/>
+          <w:b/>
+          <w:color w:val="FF0000"/>
+          <w:kern w:val="0"/>
+          <w:sz w:val="24"/>
+          <w:szCs w:val="24"/>
+          <w:lang w:val="en-US" w:eastAsia="en-MY"/>
+          <w14:ligatures w14:val="none"/>
+        </w:rPr>
+      </w:pPr>
+      <w:r>
+        <w:rPr>
+          <w:rFonts w:ascii="Arial" w:eastAsia="Arial" w:hAnsi="Arial" w:cs="Arial"/>
+          <w:b/>
+          <w:color w:val="000000"/>
+          <w:kern w:val="0"/>
+          <w:sz w:val="24"/>
+          <w:szCs w:val="24"/>
+          <w:lang w:val="en-US" w:eastAsia="en-MY"/>
+          <w14:ligatures w14:val="none"/>
+        </w:rPr>
+        <w:t>MEMO ANTARA JABATAN</w:t>
+      </w:r>
+    </w:p>
+    <w:p>
+      <w:pPr>
+        <w:spacing w:after="0" w:line="240" w:lineRule="auto"/>
+        <w:jc w:val="center"/>
+        <w:rPr>
+          <w:rFonts w:ascii="Arial" w:eastAsia="Arial" w:hAnsi="Arial" w:cs="Arial"/>
+          <w:b/>
+          <w:kern w:val="0"/>
+          <w:sz w:val="24"/>
+          <w:szCs w:val="24"/>
+          <w:lang w:val="en-US" w:eastAsia="en-MY"/>
+          <w14:ligatures w14:val="none"/>
+        </w:rPr>
+      </w:pPr>
+      <w:r>
+        <w:rPr>
+          <w:rFonts w:ascii="Arial" w:eastAsia="Arial" w:hAnsi="Arial" w:cs="Arial"/>
+          <w:b/>
+          <w:kern w:val="0"/>
+          <w:sz w:val="24"/>
+          <w:szCs w:val="24"/>
+          <w:lang w:val="en-US" w:eastAsia="en-MY"/>
+          <w14:ligatures w14:val="none"/>
+        </w:rPr>
+        <w:t>UNIT PSIKOLOGI KAUNSELING</w:t>
+      </w:r>
+    </w:p>
+    <w:p>
+      <w:pPr>
+        <w:spacing w:after="0" w:line="240" w:lineRule="auto"/>
+        <w:jc w:val="center"/>
+        <w:rPr>
+          <w:rFonts w:ascii="Arial" w:eastAsia="Arial" w:hAnsi="Arial" w:cs="Arial"/>
+          <w:b/>
+          <w:kern w:val="0"/>
+          <w:sz w:val="24"/>
+          <w:szCs w:val="24"/>
+          <w:lang w:val="en-US" w:eastAsia="en-MY"/>
+          <w14:ligatures w14:val="none"/>
+        </w:rPr>
+      </w:pPr>
+    </w:p>
+    <w:p>
+      <w:pPr>
+        <w:spacing w:after="0" w:line="240" w:lineRule="auto"/>
+        <w:rPr>
+          <w:rFonts w:ascii="Arial" w:eastAsia="Arial" w:hAnsi="Arial" w:cs="Arial"/>
+          <w:bCs/>
+          <w:kern w:val="0"/>
+          <w:sz w:val="24"/>
+          <w:szCs w:val="24"/>
+          <w:lang w:val="en-US" w:eastAsia="en-MY"/>
+          <w14:ligatures w14:val="none"/>
+        </w:rPr>
+      </w:pPr>
+      <w:r>
+        <w:rPr>
+          <w:rFonts w:ascii="Arial" w:eastAsia="Arial" w:hAnsi="Arial" w:cs="Arial"/>
+          <w:bCs/>
+          <w:kern w:val="0"/>
+          <w:sz w:val="24"/>
+          <w:szCs w:val="24"/>
+          <w:lang w:val="en-US" w:eastAsia="en-MY"/>
+          <w14:ligatures w14:val="none"/>
+        </w:rPr>
+        <w:t xml:space="preserve">NO. RUJUKAN: </w:t>
+      </w:r>
+      <w:proofErr w:type="spellStart"/>
+      <w:r>
+        <w:rPr>
+          <w:rFonts w:ascii="Arial" w:eastAsia="Arial" w:hAnsi="Arial" w:cs="Arial"/>
+          <w:bCs/>
+          <w:kern w:val="0"/>
+          <w:sz w:val="24"/>
+          <w:szCs w:val="24"/>
+          <w:lang w:val="en-US" w:eastAsia="en-MY"/>
+          <w14:ligatures w14:val="none"/>
+        </w:rPr>
+        <w:t>Bil</w:t>
+      </w:r>
+      <w:proofErr w:type="spellEnd"/>
+      <w:r>
+        <w:rPr>
+          <w:rFonts w:ascii="Arial" w:eastAsia="Arial" w:hAnsi="Arial" w:cs="Arial"/>
+          <w:bCs/>
+          <w:kern w:val="0"/>
+          <w:sz w:val="24"/>
+          <w:szCs w:val="24"/>
+          <w:lang w:val="en-US" w:eastAsia="en-MY"/>
+          <w14:ligatures w14:val="none"/>
+        </w:rPr>
+        <w:t xml:space="preserve"> </w:t>
+      </w:r>
+      <w:proofErr w:type="gramStart"/>
+      <w:r>
+        <w:rPr>
+          <w:rFonts w:ascii="Arial" w:eastAsia="Arial" w:hAnsi="Arial" w:cs="Arial"/>
+          <w:bCs/>
+          <w:kern w:val="0"/>
+          <w:sz w:val="24"/>
+          <w:szCs w:val="24"/>
+          <w:lang w:val="en-US" w:eastAsia="en-MY"/>
+          <w14:ligatures w14:val="none"/>
+        </w:rPr>
+        <w:t xml:space="preserve">( </w:t>
+      </w:r>
+      <w:r>
+        <w:rPr>
+          <w:rFonts w:ascii="Arial" w:eastAsia="Arial" w:hAnsi="Arial" w:cs="Arial"/>
+          <w:bCs/>
+          <w:kern w:val="0"/>
+          <w:sz w:val="24"/>
+          <w:szCs w:val="24"/>
+          <w:lang w:val="en-US" w:eastAsia="en-MY"/>
+          <w14:ligatures w14:val="none"/>
+        </w:rPr>
+        <w:t xml:space="preserve"> </w:t>
+      </w:r>
+      <w:proofErr w:type="gramEnd"/>
+      <w:r>
+        <w:rPr>
+          <w:rFonts w:ascii="Arial" w:eastAsia="Arial" w:hAnsi="Arial" w:cs="Arial"/>
+          <w:bCs/>
+          <w:kern w:val="0"/>
+          <w:sz w:val="24"/>
+          <w:szCs w:val="24"/>
+          <w:lang w:val="en-US" w:eastAsia="en-MY"/>
+          <w14:ligatures w14:val="none"/>
+        </w:rPr>
+        <w:t xml:space="preserve"> </w:t>
+      </w:r>
+      <w:r>
+        <w:rPr>
+          <w:rFonts w:ascii="Arial" w:eastAsia="Arial" w:hAnsi="Arial" w:cs="Arial"/>
+          <w:bCs/>
+          <w:kern w:val="0"/>
+          <w:sz w:val="24"/>
+          <w:szCs w:val="24"/>
+          <w:lang w:val="en-US" w:eastAsia="en-MY"/>
+          <w14:ligatures w14:val="none"/>
+        </w:rPr>
+        <w:t xml:space="preserve">) </w:t>
+      </w:r>
+      <w:proofErr w:type="spellStart"/>
+      <w:r>
+        <w:rPr>
+          <w:rFonts w:ascii="Arial" w:eastAsia="Arial" w:hAnsi="Arial" w:cs="Arial"/>
+          <w:bCs/>
+          <w:kern w:val="0"/>
+          <w:sz w:val="24"/>
+          <w:szCs w:val="24"/>
+          <w:lang w:val="en-US" w:eastAsia="en-MY"/>
+          <w14:ligatures w14:val="none"/>
+        </w:rPr>
+        <w:t>dlm</w:t>
+      </w:r>
+      <w:proofErr w:type="spellEnd"/>
+      <w:r>
+        <w:rPr>
+          <w:rFonts w:ascii="Arial" w:eastAsia="Arial" w:hAnsi="Arial" w:cs="Arial"/>
+          <w:bCs/>
+          <w:kern w:val="0"/>
+          <w:sz w:val="24"/>
+          <w:szCs w:val="24"/>
+          <w:lang w:val="en-US" w:eastAsia="en-MY"/>
+          <w14:ligatures w14:val="none"/>
+        </w:rPr>
+        <w:t>. HKJG/728-02-03</w:t>
+      </w:r>
+      <w:r>
+        <w:rPr>
+          <w:bCs/>
+        </w:rPr>
+        <w:t xml:space="preserve"> </w:t>
+      </w:r>
       <w:r>
         <w:rPr>
           <w:bCs/>
@@ -126,6 +442,7 @@
         </w:rPr>
         <w:tab/>
       </w:r>
+      <w:proofErr w:type="gramStart"/>
       <w:r>
         <w:rPr>
           <w:bCs/>
@@ -136,57 +453,56 @@
         <w:rPr>
           <w:bCs/>
         </w:rPr>
-        <w:tab/>
-      </w:r>
-      <w:r>
-        <w:rPr>
-          <w:rFonts w:ascii="Arial" w:eastAsia="Arial" w:hAnsi="Arial" w:cs="Arial"/>
-          <w:bCs/>
-          <w:kern w:val="0"/>
-          <w:sz w:val="24"/>
-          <w:szCs w:val="24"/>
-          <w:lang w:val="en-US" w:eastAsia="en-MY"/>
-          <w14:ligatures w14:val="none"/>
-        </w:rPr>
-        <w:t xml:space="preserve">Tarikh:   </w:t>
-      </w:r>
-      <w:r>
-        <w:rPr>
-          <w:rFonts w:ascii="Arial" w:eastAsia="Arial" w:hAnsi="Arial" w:cs="Arial"/>
-          <w:bCs/>
-          <w:kern w:val="0"/>
-          <w:sz w:val="24"/>
-          <w:szCs w:val="24"/>
-          <w:lang w:val="en-US" w:eastAsia="en-MY"/>
-          <w14:ligatures w14:val="none"/>
-        </w:rPr>
-        <w:t xml:space="preserve"> </w:t>
-      </w:r>
-      <w:proofErr w:type="spellStart"/>
-      <w:r>
-        <w:rPr>
-          <w:rFonts w:ascii="Arial" w:eastAsia="Arial" w:hAnsi="Arial" w:cs="Arial"/>
-          <w:bCs/>
-          <w:kern w:val="0"/>
-          <w:sz w:val="24"/>
-          <w:szCs w:val="24"/>
-          <w:lang w:val="en-US" w:eastAsia="en-MY"/>
-          <w14:ligatures w14:val="none"/>
-        </w:rPr>
-        <w:t>Februari</w:t>
-      </w:r>
-      <w:proofErr w:type="spellEnd"/>
-      <w:r>
-        <w:rPr>
-          <w:rFonts w:ascii="Arial" w:eastAsia="Arial" w:hAnsi="Arial" w:cs="Arial"/>
-          <w:bCs/>
-          <w:kern w:val="0"/>
-          <w:sz w:val="24"/>
-          <w:szCs w:val="24"/>
-          <w:lang w:val="en-US" w:eastAsia="en-MY"/>
-          <w14:ligatures w14:val="none"/>
-        </w:rPr>
-        <w:t xml:space="preserve"> </w:t>
+        <w:t xml:space="preserve">  </w:t>
+      </w:r>
+      <w:r>
+        <w:rPr>
+          <w:rFonts w:ascii="Arial" w:eastAsia="Arial" w:hAnsi="Arial" w:cs="Arial"/>
+          <w:bCs/>
+          <w:kern w:val="0"/>
+          <w:sz w:val="24"/>
+          <w:szCs w:val="24"/>
+          <w:lang w:val="en-US" w:eastAsia="en-MY"/>
+          <w14:ligatures w14:val="none"/>
+        </w:rPr>
+        <w:t>Tarikh</w:t>
+      </w:r>
+      <w:proofErr w:type="gramEnd"/>
+      <w:r>
+        <w:rPr>
+          <w:rFonts w:ascii="Arial" w:eastAsia="Arial" w:hAnsi="Arial" w:cs="Arial"/>
+          <w:bCs/>
+          <w:kern w:val="0"/>
+          <w:sz w:val="24"/>
+          <w:szCs w:val="24"/>
+          <w:lang w:val="en-US" w:eastAsia="en-MY"/>
+          <w14:ligatures w14:val="none"/>
+        </w:rPr>
+        <w:t xml:space="preserve">:   </w:t>
+      </w:r>
+      <w:r>
+        <w:rPr>
+          <w:rFonts w:ascii="Arial" w:eastAsia="Arial" w:hAnsi="Arial" w:cs="Arial"/>
+          <w:bCs/>
+          <w:kern w:val="0"/>
+          <w:sz w:val="24"/>
+          <w:szCs w:val="24"/>
+          <w:lang w:val="en-US" w:eastAsia="en-MY"/>
+          <w14:ligatures w14:val="none"/>
+        </w:rPr>
+        <w:t xml:space="preserve"> </w:t>
+      </w:r>
+      <w:r>
+        <w:rPr>
+          <w:rFonts w:ascii="Arial" w:eastAsia="Arial" w:hAnsi="Arial" w:cs="Arial"/>
+          <w:bCs/>
+          <w:kern w:val="0"/>
+          <w:sz w:val="24"/>
+          <w:szCs w:val="24"/>
+          <w:lang w:val="en-US" w:eastAsia="en-MY"/>
+          <w14:ligatures w14:val="none"/>
+        </w:rPr>
+        <w:t xml:space="preserve">Februari </w:t>
       </w:r>
       <w:r>
         <w:rPr>
@@ -355,6 +671,112 @@
             </w:tcMar>
             <w:vAlign w:val="center"/>
           </w:tcPr>
+          <w:p>
+            <w:pPr>
+              <w:spacing w:after="0" w:line="240" w:lineRule="auto"/>
+              <w:rPr>
+                <w:rFonts w:ascii="Arial" w:eastAsia="Arial" w:hAnsi="Arial" w:cs="Arial"/>
+                <w:b/>
+                <w:kern w:val="0"/>
+                <w:sz w:val="24"/>
+                <w:szCs w:val="24"/>
+                <w:lang w:val="en-US" w:eastAsia="en-MY"/>
+                <w14:ligatures w14:val="none"/>
+              </w:rPr>
+            </w:pPr>
+            <w:proofErr w:type="gramStart"/>
+            <w:r>
+              <w:rPr>
+                <w:rFonts w:ascii="Arial" w:eastAsia="Arial" w:hAnsi="Arial" w:cs="Arial"/>
+                <w:b/>
+                <w:kern w:val="0"/>
+                <w:sz w:val="24"/>
+                <w:szCs w:val="24"/>
+                <w:lang w:val="en-US" w:eastAsia="en-MY"/>
+                <w14:ligatures w14:val="none"/>
+              </w:rPr>
+              <w:t>SALINAN :</w:t>
+            </w:r>
+            <w:proofErr w:type="gramEnd"/>
+          </w:p>
+          <w:p>
+            <w:pPr>
+              <w:spacing w:after="0" w:line="240" w:lineRule="auto"/>
+              <w:rPr>
+                <w:rFonts w:ascii="Arial" w:eastAsia="Arial" w:hAnsi="Arial" w:cs="Arial"/>
+                <w:b/>
+                <w:kern w:val="0"/>
+                <w:sz w:val="24"/>
+                <w:szCs w:val="24"/>
+                <w:lang w:val="en-US" w:eastAsia="en-MY"/>
+                <w14:ligatures w14:val="none"/>
+              </w:rPr>
+            </w:pPr>
+            <w:r>
+              <w:rPr>
+                <w:rFonts w:ascii="Arial" w:eastAsia="Arial" w:hAnsi="Arial" w:cs="Arial"/>
+                <w:b/>
+                <w:kern w:val="0"/>
+                <w:sz w:val="24"/>
+                <w:szCs w:val="24"/>
+                <w:lang w:val="en-US" w:eastAsia="en-MY"/>
+                <w14:ligatures w14:val="none"/>
+              </w:rPr>
+              <w:t>-PENGARAH</w:t>
+            </w:r>
+          </w:p>
+          <w:p>
+            <w:pPr>
+              <w:spacing w:after="0" w:line="240" w:lineRule="auto"/>
+              <w:rPr>
+                <w:rFonts w:ascii="Arial" w:eastAsia="Arial" w:hAnsi="Arial" w:cs="Arial"/>
+                <w:b/>
+                <w:kern w:val="0"/>
+                <w:sz w:val="24"/>
+                <w:szCs w:val="24"/>
+                <w:lang w:val="en-US" w:eastAsia="en-MY"/>
+                <w14:ligatures w14:val="none"/>
+              </w:rPr>
+            </w:pPr>
+            <w:r>
+              <w:rPr>
+                <w:rFonts w:ascii="Arial" w:eastAsia="Arial" w:hAnsi="Arial" w:cs="Arial"/>
+                <w:b/>
+                <w:kern w:val="0"/>
+                <w:sz w:val="24"/>
+                <w:szCs w:val="24"/>
+                <w:lang w:val="en-US" w:eastAsia="en-MY"/>
+                <w14:ligatures w14:val="none"/>
+              </w:rPr>
+              <w:t>-TIMBALAN PENGARAH PERUBATAN 1</w:t>
+            </w:r>
+          </w:p>
+          <w:p>
+            <w:pPr>
+              <w:spacing w:after="0" w:line="240" w:lineRule="auto"/>
+              <w:rPr>
+                <w:rFonts w:ascii="Arial" w:eastAsia="Arial" w:hAnsi="Arial" w:cs="Arial"/>
+                <w:b/>
+                <w:kern w:val="0"/>
+                <w:sz w:val="24"/>
+                <w:szCs w:val="24"/>
+                <w:lang w:val="en-US" w:eastAsia="en-MY"/>
+                <w14:ligatures w14:val="none"/>
+              </w:rPr>
+            </w:pPr>
+            <w:r>
+              <w:rPr>
+                <w:rFonts w:ascii="Arial" w:eastAsia="Arial" w:hAnsi="Arial" w:cs="Arial"/>
+                <w:b/>
+                <w:kern w:val="0"/>
+                <w:sz w:val="24"/>
+                <w:szCs w:val="24"/>
+                <w:lang w:val="en-US" w:eastAsia="en-MY"/>
+                <w14:ligatures w14:val="none"/>
+              </w:rPr>
+              <w:t>-TIMBALAN PENGARAH PENGURUSAN</w:t>
+            </w:r>
+          </w:p>
           <w:p>
             <w:pPr>
               <w:spacing w:after="0" w:line="240" w:lineRule="auto"/>
@@ -622,7 +1044,19 @@
                 <w:lang w:val="en-US" w:eastAsia="en-MY"/>
                 <w14:ligatures w14:val="none"/>
               </w:rPr>
-              <w:t>ESEJAHTERAAN DI TEMPAT KERJA</w:t>
+              <w:t xml:space="preserve">SESI </w:t>
+            </w:r>
+            <w:r>
+              <w:rPr>
+                <w:rFonts w:ascii="Arial" w:eastAsia="Arial" w:hAnsi="Arial" w:cs="Arial"/>
+                <w:b/>
+                <w:kern w:val="0"/>
+                <w:sz w:val="24"/>
+                <w:szCs w:val="24"/>
+                <w:lang w:val="en-US" w:eastAsia="en-MY"/>
+                <w14:ligatures w14:val="none"/>
+              </w:rPr>
+              <w:t>KESEJAHTERAAN PSIKOLOGI DI TEMPAT KERJA</w:t>
             </w:r>
           </w:p>
         </w:tc>
@@ -1162,7 +1596,59 @@
           <w:lang w:val="en-US" w:eastAsia="en-MY"/>
           <w14:ligatures w14:val="none"/>
         </w:rPr>
-        <w:t xml:space="preserve">, </w:t>
+        <w:t xml:space="preserve">, Hospital Tengku </w:t>
+      </w:r>
+      <w:proofErr w:type="spellStart"/>
+      <w:r>
+        <w:rPr>
+          <w:rFonts w:ascii="Arial" w:eastAsia="Arial" w:hAnsi="Arial" w:cs="Arial"/>
+          <w:color w:val="000000"/>
+          <w:kern w:val="0"/>
+          <w:sz w:val="24"/>
+          <w:szCs w:val="24"/>
+          <w:lang w:val="en-US" w:eastAsia="en-MY"/>
+          <w14:ligatures w14:val="none"/>
+        </w:rPr>
+        <w:t>Permaisuri</w:t>
+      </w:r>
+      <w:proofErr w:type="spellEnd"/>
+      <w:r>
+        <w:rPr>
+          <w:rFonts w:ascii="Arial" w:eastAsia="Arial" w:hAnsi="Arial" w:cs="Arial"/>
+          <w:color w:val="000000"/>
+          <w:kern w:val="0"/>
+          <w:sz w:val="24"/>
+          <w:szCs w:val="24"/>
+          <w:lang w:val="en-US" w:eastAsia="en-MY"/>
+          <w14:ligatures w14:val="none"/>
+        </w:rPr>
+        <w:t xml:space="preserve"> </w:t>
+      </w:r>
+      <w:proofErr w:type="spellStart"/>
+      <w:r>
+        <w:rPr>
+          <w:rFonts w:ascii="Arial" w:eastAsia="Arial" w:hAnsi="Arial" w:cs="Arial"/>
+          <w:color w:val="000000"/>
+          <w:kern w:val="0"/>
+          <w:sz w:val="24"/>
+          <w:szCs w:val="24"/>
+          <w:lang w:val="en-US" w:eastAsia="en-MY"/>
+          <w14:ligatures w14:val="none"/>
+        </w:rPr>
+        <w:t>Norashikin</w:t>
+      </w:r>
+      <w:proofErr w:type="spellEnd"/>
+      <w:r>
+        <w:rPr>
+          <w:rFonts w:ascii="Arial" w:eastAsia="Arial" w:hAnsi="Arial" w:cs="Arial"/>
+          <w:color w:val="000000"/>
+          <w:kern w:val="0"/>
+          <w:sz w:val="24"/>
+          <w:szCs w:val="24"/>
+          <w:lang w:val="en-US" w:eastAsia="en-MY"/>
+          <w14:ligatures w14:val="none"/>
+        </w:rPr>
+        <w:t xml:space="preserve"> </w:t>
       </w:r>
       <w:proofErr w:type="spellStart"/>
       <w:r>
@@ -1227,6 +1713,32 @@
           <w:lang w:val="en-US" w:eastAsia="en-MY"/>
           <w14:ligatures w14:val="none"/>
         </w:rPr>
+        <w:t>Sesi</w:t>
+      </w:r>
+      <w:proofErr w:type="spellEnd"/>
+      <w:r>
+        <w:rPr>
+          <w:rFonts w:ascii="Arial" w:eastAsia="Arial" w:hAnsi="Arial" w:cs="Arial"/>
+          <w:color w:val="000000"/>
+          <w:kern w:val="0"/>
+          <w:sz w:val="24"/>
+          <w:szCs w:val="24"/>
+          <w:lang w:val="en-US" w:eastAsia="en-MY"/>
+          <w14:ligatures w14:val="none"/>
+        </w:rPr>
+        <w:t xml:space="preserve"> </w:t>
+      </w:r>
+      <w:proofErr w:type="spellStart"/>
+      <w:r>
+        <w:rPr>
+          <w:rFonts w:ascii="Arial" w:eastAsia="Arial" w:hAnsi="Arial" w:cs="Arial"/>
+          <w:color w:val="000000"/>
+          <w:kern w:val="0"/>
+          <w:sz w:val="24"/>
+          <w:szCs w:val="24"/>
+          <w:lang w:val="en-US" w:eastAsia="en-MY"/>
+          <w14:ligatures w14:val="none"/>
+        </w:rPr>
         <w:t>Kesejahteraan</w:t>
       </w:r>
       <w:proofErr w:type="spellEnd"/>
@@ -1384,6 +1896,18 @@
         <w:t>kakitangan</w:t>
       </w:r>
       <w:proofErr w:type="spellEnd"/>
+      <w:r>
+        <w:rPr>
+          <w:rFonts w:ascii="Arial" w:eastAsia="Arial" w:hAnsi="Arial" w:cs="Arial"/>
+          <w:color w:val="000000"/>
+          <w:kern w:val="0"/>
+          <w:sz w:val="24"/>
+          <w:szCs w:val="24"/>
+          <w:lang w:val="en-US" w:eastAsia="en-MY"/>
+          <w14:ligatures w14:val="none"/>
+        </w:rPr>
+        <w:t xml:space="preserve"> hospital</w:t>
+      </w:r>
       <w:r>
         <w:rPr>
           <w:rFonts w:ascii="Arial" w:eastAsia="Arial" w:hAnsi="Arial" w:cs="Arial"/>
@@ -3756,7 +4280,6 @@
     <w:p>
       <w:pPr>
         <w:spacing w:after="0" w:line="240" w:lineRule="auto"/>
-        <w:jc w:val="right"/>
         <w:rPr>
           <w:rFonts w:ascii="Arial" w:eastAsia="Arial" w:hAnsi="Arial" w:cs="Arial"/>
           <w:kern w:val="0"/>
@@ -3772,14 +4295,28 @@
         <w:spacing w:after="0" w:line="240" w:lineRule="auto"/>
         <w:rPr>
           <w:rFonts w:ascii="Arial" w:eastAsia="Arial" w:hAnsi="Arial" w:cs="Arial"/>
-          <w:bCs/>
-          <w:kern w:val="0"/>
-          <w:sz w:val="24"/>
-          <w:szCs w:val="24"/>
-          <w:lang w:val="en-US" w:eastAsia="en-MY"/>
-          <w14:ligatures w14:val="none"/>
-        </w:rPr>
-      </w:pPr>
+          <w:b/>
+          <w:bCs/>
+          <w:kern w:val="0"/>
+          <w:sz w:val="24"/>
+          <w:szCs w:val="24"/>
+          <w:lang w:val="en-US" w:eastAsia="en-MY"/>
+          <w14:ligatures w14:val="none"/>
+        </w:rPr>
+      </w:pPr>
+      <w:r>
+        <w:rPr>
+          <w:rFonts w:ascii="Arial" w:eastAsia="Arial" w:hAnsi="Arial" w:cs="Arial"/>
+          <w:b/>
+          <w:bCs/>
+          <w:kern w:val="0"/>
+          <w:sz w:val="24"/>
+          <w:szCs w:val="24"/>
+          <w:lang w:val="en-US" w:eastAsia="en-MY"/>
+          <w14:ligatures w14:val="none"/>
+        </w:rPr>
+        <w:t>“MALAYSIA MADANI”</w:t>
+      </w:r>
     </w:p>
     <w:p>
       <w:pPr>
@@ -3787,25 +4324,239 @@
         <w:rPr>
           <w:rFonts w:ascii="Arial" w:eastAsia="Arial" w:hAnsi="Arial" w:cs="Arial"/>
           <w:b/>
-          <w:kern w:val="0"/>
-          <w:sz w:val="24"/>
-          <w:szCs w:val="24"/>
-          <w:lang w:val="en-US" w:eastAsia="en-MY"/>
-          <w14:ligatures w14:val="none"/>
-        </w:rPr>
-      </w:pPr>
-      <w:r>
-        <w:rPr>
-          <w:rFonts w:ascii="Arial" w:eastAsia="Arial" w:hAnsi="Arial" w:cs="Arial"/>
-          <w:b/>
-          <w:kern w:val="0"/>
-          <w:sz w:val="24"/>
-          <w:szCs w:val="24"/>
-          <w:lang w:val="en-US" w:eastAsia="en-MY"/>
-          <w14:ligatures w14:val="none"/>
-        </w:rPr>
-        <w:t>(SITI BINTI ALI)</w:t>
-      </w:r>
+          <w:bCs/>
+          <w:kern w:val="0"/>
+          <w:sz w:val="24"/>
+          <w:szCs w:val="24"/>
+          <w:lang w:val="en-US" w:eastAsia="en-MY"/>
+          <w14:ligatures w14:val="none"/>
+        </w:rPr>
+      </w:pPr>
+    </w:p>
+    <w:p>
+      <w:pPr>
+        <w:spacing w:after="0" w:line="240" w:lineRule="auto"/>
+        <w:rPr>
+          <w:rFonts w:ascii="Arial" w:eastAsia="Arial" w:hAnsi="Arial" w:cs="Arial"/>
+          <w:b/>
+          <w:bCs/>
+          <w:kern w:val="0"/>
+          <w:sz w:val="24"/>
+          <w:szCs w:val="24"/>
+          <w:lang w:val="en-US" w:eastAsia="en-MY"/>
+          <w14:ligatures w14:val="none"/>
+        </w:rPr>
+      </w:pPr>
+      <w:r>
+        <w:rPr>
+          <w:rFonts w:ascii="Arial" w:eastAsia="Arial" w:hAnsi="Arial" w:cs="Arial"/>
+          <w:b/>
+          <w:bCs/>
+          <w:kern w:val="0"/>
+          <w:sz w:val="24"/>
+          <w:szCs w:val="24"/>
+          <w:lang w:val="en-US" w:eastAsia="en-MY"/>
+          <w14:ligatures w14:val="none"/>
+        </w:rPr>
+        <w:t>“BERKHIDMAT UNTUK NEGARA”</w:t>
+      </w:r>
+    </w:p>
+    <w:p>
+      <w:pPr>
+        <w:spacing w:after="0" w:line="240" w:lineRule="auto"/>
+        <w:jc w:val="right"/>
+        <w:rPr>
+          <w:rFonts w:ascii="Arial" w:eastAsia="Arial" w:hAnsi="Arial" w:cs="Arial"/>
+          <w:kern w:val="0"/>
+          <w:sz w:val="24"/>
+          <w:szCs w:val="24"/>
+          <w:lang w:val="en-US" w:eastAsia="en-MY"/>
+          <w14:ligatures w14:val="none"/>
+        </w:rPr>
+      </w:pPr>
+    </w:p>
+    <w:p>
+      <w:pPr>
+        <w:spacing w:after="0" w:line="240" w:lineRule="auto"/>
+        <w:rPr>
+          <w:rFonts w:ascii="Arial" w:eastAsia="Arial" w:hAnsi="Arial" w:cs="Arial"/>
+          <w:bCs/>
+          <w:kern w:val="0"/>
+          <w:sz w:val="24"/>
+          <w:szCs w:val="24"/>
+          <w:lang w:val="en-US" w:eastAsia="en-MY"/>
+          <w14:ligatures w14:val="none"/>
+        </w:rPr>
+      </w:pPr>
+      <w:r>
+        <w:rPr>
+          <w:rFonts w:ascii="Arial" w:eastAsia="Arial" w:hAnsi="Arial" w:cs="Arial"/>
+          <w:bCs/>
+          <w:kern w:val="0"/>
+          <w:sz w:val="24"/>
+          <w:szCs w:val="24"/>
+          <w:lang w:val="en-US" w:eastAsia="en-MY"/>
+          <w14:ligatures w14:val="none"/>
+        </w:rPr>
+        <w:t xml:space="preserve">Saya yang </w:t>
+      </w:r>
+      <w:proofErr w:type="spellStart"/>
+      <w:r>
+        <w:rPr>
+          <w:rFonts w:ascii="Arial" w:eastAsia="Arial" w:hAnsi="Arial" w:cs="Arial"/>
+          <w:bCs/>
+          <w:kern w:val="0"/>
+          <w:sz w:val="24"/>
+          <w:szCs w:val="24"/>
+          <w:lang w:val="en-US" w:eastAsia="en-MY"/>
+          <w14:ligatures w14:val="none"/>
+        </w:rPr>
+        <w:t>menjalankan</w:t>
+      </w:r>
+      <w:proofErr w:type="spellEnd"/>
+      <w:r>
+        <w:rPr>
+          <w:rFonts w:ascii="Arial" w:eastAsia="Arial" w:hAnsi="Arial" w:cs="Arial"/>
+          <w:bCs/>
+          <w:kern w:val="0"/>
+          <w:sz w:val="24"/>
+          <w:szCs w:val="24"/>
+          <w:lang w:val="en-US" w:eastAsia="en-MY"/>
+          <w14:ligatures w14:val="none"/>
+        </w:rPr>
+        <w:t xml:space="preserve"> </w:t>
+      </w:r>
+      <w:proofErr w:type="spellStart"/>
+      <w:r>
+        <w:rPr>
+          <w:rFonts w:ascii="Arial" w:eastAsia="Arial" w:hAnsi="Arial" w:cs="Arial"/>
+          <w:bCs/>
+          <w:kern w:val="0"/>
+          <w:sz w:val="24"/>
+          <w:szCs w:val="24"/>
+          <w:lang w:val="en-US" w:eastAsia="en-MY"/>
+          <w14:ligatures w14:val="none"/>
+        </w:rPr>
+        <w:t>amanah</w:t>
+      </w:r>
+      <w:proofErr w:type="spellEnd"/>
+      <w:r>
+        <w:rPr>
+          <w:rFonts w:ascii="Arial" w:eastAsia="Arial" w:hAnsi="Arial" w:cs="Arial"/>
+          <w:bCs/>
+          <w:kern w:val="0"/>
+          <w:sz w:val="24"/>
+          <w:szCs w:val="24"/>
+          <w:lang w:val="en-US" w:eastAsia="en-MY"/>
+          <w14:ligatures w14:val="none"/>
+        </w:rPr>
+        <w:t>,</w:t>
+      </w:r>
+    </w:p>
+    <w:p>
+      <w:pPr>
+        <w:spacing w:after="0" w:line="240" w:lineRule="auto"/>
+        <w:rPr>
+          <w:rFonts w:ascii="Arial" w:eastAsia="Arial" w:hAnsi="Arial" w:cs="Arial"/>
+          <w:bCs/>
+          <w:kern w:val="0"/>
+          <w:sz w:val="24"/>
+          <w:szCs w:val="24"/>
+          <w:lang w:val="en-US" w:eastAsia="en-MY"/>
+          <w14:ligatures w14:val="none"/>
+        </w:rPr>
+      </w:pPr>
+    </w:p>
+    <w:p>
+      <w:pPr>
+        <w:spacing w:after="0" w:line="240" w:lineRule="auto"/>
+        <w:rPr>
+          <w:rFonts w:ascii="Arial" w:eastAsia="Arial" w:hAnsi="Arial" w:cs="Arial"/>
+          <w:b/>
+          <w:kern w:val="0"/>
+          <w:sz w:val="24"/>
+          <w:szCs w:val="24"/>
+          <w:lang w:val="en-US" w:eastAsia="en-MY"/>
+          <w14:ligatures w14:val="none"/>
+        </w:rPr>
+      </w:pPr>
+      <w:r>
+        <w:rPr>
+          <w:rFonts w:ascii="Arial" w:eastAsia="Arial" w:hAnsi="Arial" w:cs="Arial"/>
+          <w:b/>
+          <w:kern w:val="0"/>
+          <w:sz w:val="24"/>
+          <w:szCs w:val="24"/>
+          <w:lang w:val="en-US" w:eastAsia="en-MY"/>
+          <w14:ligatures w14:val="none"/>
+        </w:rPr>
+        <w:t>(SITI MAISURAH BINTI MOHD ALI)</w:t>
+      </w:r>
+    </w:p>
+    <w:p>
+      <w:pPr>
+        <w:spacing w:after="0" w:line="240" w:lineRule="auto"/>
+        <w:rPr>
+          <w:rFonts w:ascii="Arial" w:eastAsia="Arial" w:hAnsi="Arial" w:cs="Arial"/>
+          <w:bCs/>
+          <w:kern w:val="0"/>
+          <w:sz w:val="20"/>
+          <w:szCs w:val="20"/>
+          <w:lang w:val="en-US" w:eastAsia="en-MY"/>
+          <w14:ligatures w14:val="none"/>
+        </w:rPr>
+      </w:pPr>
+      <w:r>
+        <w:rPr>
+          <w:rFonts w:ascii="Arial" w:eastAsia="Arial" w:hAnsi="Arial" w:cs="Arial"/>
+          <w:bCs/>
+          <w:kern w:val="0"/>
+          <w:sz w:val="20"/>
+          <w:szCs w:val="20"/>
+          <w:lang w:val="en-US" w:eastAsia="en-MY"/>
+          <w14:ligatures w14:val="none"/>
+        </w:rPr>
+        <w:t>Samb: 1234</w:t>
+      </w:r>
+    </w:p>
+    <w:p>
+      <w:pPr>
+        <w:spacing w:after="0" w:line="240" w:lineRule="auto"/>
+        <w:rPr>
+          <w:rFonts w:ascii="Arial" w:hAnsi="Arial" w:cs="Arial"/>
+          <w:sz w:val="20"/>
+          <w:szCs w:val="20"/>
+        </w:rPr>
+      </w:pPr>
+      <w:bookmarkStart w:id="0" w:name="_heading=h.uoo0zvd75f5m" w:colFirst="0" w:colLast="0"/>
+      <w:bookmarkEnd w:id="0"/>
+      <w:r>
+        <w:rPr>
+          <w:rFonts w:ascii="Arial" w:eastAsia="Arial" w:hAnsi="Arial" w:cs="Arial"/>
+          <w:bCs/>
+          <w:kern w:val="0"/>
+          <w:sz w:val="20"/>
+          <w:szCs w:val="20"/>
+          <w:lang w:val="en-US" w:eastAsia="en-MY"/>
+          <w14:ligatures w14:val="none"/>
+        </w:rPr>
+        <w:t xml:space="preserve">E-mel: </w:t>
+      </w:r>
+      <w:hyperlink r:id="rId6" w:history="1">
+        <w:r>
+          <w:rPr>
+            <w:rFonts w:ascii="Arial" w:eastAsia="Arial" w:hAnsi="Arial" w:cs="Arial"/>
+            <w:bCs/>
+            <w:color w:val="000000" w:themeColor="text1"/>
+            <w:kern w:val="0"/>
+            <w:sz w:val="20"/>
+            <w:szCs w:val="20"/>
+            <w:lang w:val="en-US" w:eastAsia="en-MY"/>
+            <w14:ligatures w14:val="none"/>
+          </w:rPr>
+          <w:t>maisurah@moh.gov.my</w:t>
+        </w:r>
+      </w:hyperlink>
     </w:p>
     <w:sectPr>
       <w:pgSz w:w="11906" w:h="16838"/>

--- a/template.docx
+++ b/template.docx
@@ -1,6 +1,6 @@
 
 <file path=word/document.xml><?xml version="1.0" encoding="utf-8"?>
-<w:document xmlns:wpc="http://schemas.microsoft.com/office/word/2010/wordprocessingCanvas" xmlns:cx="http://schemas.microsoft.com/office/drawing/2014/chartex" xmlns:cx1="http://schemas.microsoft.com/office/drawing/2015/9/8/chartex" xmlns:cx2="http://schemas.microsoft.com/office/drawing/2015/10/21/chartex" xmlns:cx3="http://schemas.microsoft.com/office/drawing/2016/5/9/chartex" xmlns:cx4="http://schemas.microsoft.com/office/drawing/2016/5/10/chartex" xmlns:cx5="http://schemas.microsoft.com/office/drawing/2016/5/11/chartex" xmlns:cx6="http://schemas.microsoft.com/office/drawing/2016/5/12/chartex" xmlns:cx7="http://schemas.microsoft.com/office/drawing/2016/5/13/chartex" xmlns:cx8="http://schemas.microsoft.com/office/drawing/2016/5/14/chartex" xmlns:mc="http://schemas.openxmlformats.org/markup-compatibility/2006" xmlns:aink="http://schemas.microsoft.com/office/drawing/2016/ink" xmlns:am3d="http://schemas.microsoft.com/office/drawing/2017/model3d" xmlns:o="urn:schemas-microsoft-com:office:office" xmlns:r="http://schemas.openxmlformats.org/officeDocument/2006/relationships" xmlns:m="http://schemas.openxmlformats.org/officeDocument/2006/math" xmlns:v="urn:schemas-microsoft-com:vml" xmlns:wp14="http://schemas.microsoft.com/office/word/2010/wordprocessingDrawing" xmlns:wp="http://schemas.openxmlformats.org/drawingml/2006/wordprocessingDrawing" xmlns:w10="urn:schemas-microsoft-com:office:word" xmlns:w="http://schemas.openxmlformats.org/wordprocessingml/2006/main" xmlns:w14="http://schemas.microsoft.com/office/word/2010/wordml" xmlns:w15="http://schemas.microsoft.com/office/word/2012/wordml" xmlns:w16cex="http://schemas.microsoft.com/office/word/2018/wordml/cex" xmlns:w16cid="http://schemas.microsoft.com/office/word/2016/wordml/cid" xmlns:w16="http://schemas.microsoft.com/office/word/2018/wordml" xmlns:w16sdtdh="http://schemas.microsoft.com/office/word/2020/wordml/sdtdatahash" xmlns:w16se="http://schemas.microsoft.com/office/word/2015/wordml/symex" xmlns:wpg="http://schemas.microsoft.com/office/word/2010/wordprocessingGroup" xmlns:wpi="http://schemas.microsoft.com/office/word/2010/wordprocessingInk" xmlns:wne="http://schemas.microsoft.com/office/word/2006/wordml" xmlns:wps="http://schemas.microsoft.com/office/word/2010/wordprocessingShape" mc:Ignorable="w14 w15 w16se w16cid w16 w16cex w16sdtdh wp14">
+<w:document xmlns:wpc="http://schemas.microsoft.com/office/word/2010/wordprocessingCanvas" xmlns:cx="http://schemas.microsoft.com/office/drawing/2014/chartex" xmlns:cx1="http://schemas.microsoft.com/office/drawing/2015/9/8/chartex" xmlns:cx2="http://schemas.microsoft.com/office/drawing/2015/10/21/chartex" xmlns:cx3="http://schemas.microsoft.com/office/drawing/2016/5/9/chartex" xmlns:cx4="http://schemas.microsoft.com/office/drawing/2016/5/10/chartex" xmlns:cx5="http://schemas.microsoft.com/office/drawing/2016/5/11/chartex" xmlns:cx6="http://schemas.microsoft.com/office/drawing/2016/5/12/chartex" xmlns:cx7="http://schemas.microsoft.com/office/drawing/2016/5/13/chartex" xmlns:cx8="http://schemas.microsoft.com/office/drawing/2016/5/14/chartex" xmlns:mc="http://schemas.openxmlformats.org/markup-compatibility/2006" xmlns:aink="http://schemas.microsoft.com/office/drawing/2016/ink" xmlns:am3d="http://schemas.microsoft.com/office/drawing/2017/model3d" xmlns:o="urn:schemas-microsoft-com:office:office" xmlns:oel="http://schemas.microsoft.com/office/2019/extlst" xmlns:r="http://schemas.openxmlformats.org/officeDocument/2006/relationships" xmlns:m="http://schemas.openxmlformats.org/officeDocument/2006/math" xmlns:v="urn:schemas-microsoft-com:vml" xmlns:wp14="http://schemas.microsoft.com/office/word/2010/wordprocessingDrawing" xmlns:wp="http://schemas.openxmlformats.org/drawingml/2006/wordprocessingDrawing" xmlns:w10="urn:schemas-microsoft-com:office:word" xmlns:w="http://schemas.openxmlformats.org/wordprocessingml/2006/main" xmlns:w14="http://schemas.microsoft.com/office/word/2010/wordml" xmlns:w15="http://schemas.microsoft.com/office/word/2012/wordml" xmlns:w16cex="http://schemas.microsoft.com/office/word/2018/wordml/cex" xmlns:w16cid="http://schemas.microsoft.com/office/word/2016/wordml/cid" xmlns:w16="http://schemas.microsoft.com/office/word/2018/wordml" xmlns:w16sdtdh="http://schemas.microsoft.com/office/word/2020/wordml/sdtdatahash" xmlns:w16se="http://schemas.microsoft.com/office/word/2015/wordml/symex" xmlns:wpg="http://schemas.microsoft.com/office/word/2010/wordprocessingGroup" xmlns:wpi="http://schemas.microsoft.com/office/word/2010/wordprocessingInk" xmlns:wne="http://schemas.microsoft.com/office/word/2006/wordml" xmlns:wps="http://schemas.microsoft.com/office/word/2010/wordprocessingShape" mc:Ignorable="w14 w15 w16se w16cid w16 w16cex w16sdtdh wp14">
   <w:body>
     <w:p>
       <w:pPr>
@@ -320,116 +320,38 @@
           <w:lang w:val="en-US" w:eastAsia="en-MY"/>
           <w14:ligatures w14:val="none"/>
         </w:rPr>
-        <w:t xml:space="preserve">NO. RUJUKAN: </w:t>
-      </w:r>
-      <w:proofErr w:type="spellStart"/>
-      <w:r>
-        <w:rPr>
-          <w:rFonts w:ascii="Arial" w:eastAsia="Arial" w:hAnsi="Arial" w:cs="Arial"/>
-          <w:bCs/>
-          <w:kern w:val="0"/>
-          <w:sz w:val="24"/>
-          <w:szCs w:val="24"/>
-          <w:lang w:val="en-US" w:eastAsia="en-MY"/>
-          <w14:ligatures w14:val="none"/>
-        </w:rPr>
-        <w:t>Bil</w:t>
-      </w:r>
-      <w:proofErr w:type="spellEnd"/>
-      <w:r>
-        <w:rPr>
-          <w:rFonts w:ascii="Arial" w:eastAsia="Arial" w:hAnsi="Arial" w:cs="Arial"/>
-          <w:bCs/>
-          <w:kern w:val="0"/>
-          <w:sz w:val="24"/>
-          <w:szCs w:val="24"/>
-          <w:lang w:val="en-US" w:eastAsia="en-MY"/>
-          <w14:ligatures w14:val="none"/>
+        <w:t xml:space="preserve">NO. RUJUKAN: Bil ( </w:t>
+      </w:r>
+      <w:r>
+        <w:rPr>
+          <w:rFonts w:ascii="Arial" w:eastAsia="Arial" w:hAnsi="Arial" w:cs="Arial"/>
+          <w:bCs/>
+          <w:kern w:val="0"/>
+          <w:sz w:val="24"/>
+          <w:szCs w:val="24"/>
+          <w:lang w:val="en-US" w:eastAsia="en-MY"/>
+          <w14:ligatures w14:val="none"/>
+        </w:rPr>
+        <w:t xml:space="preserve">  </w:t>
+      </w:r>
+      <w:r>
+        <w:rPr>
+          <w:rFonts w:ascii="Arial" w:eastAsia="Arial" w:hAnsi="Arial" w:cs="Arial"/>
+          <w:bCs/>
+          <w:kern w:val="0"/>
+          <w:sz w:val="24"/>
+          <w:szCs w:val="24"/>
+          <w:lang w:val="en-US" w:eastAsia="en-MY"/>
+          <w14:ligatures w14:val="none"/>
+        </w:rPr>
+        <w:t>) dlm. HKJG/728-02-03</w:t>
+      </w:r>
+      <w:r>
+        <w:rPr>
+          <w:bCs/>
         </w:rPr>
         <w:t xml:space="preserve"> </w:t>
       </w:r>
-      <w:proofErr w:type="gramStart"/>
-      <w:r>
-        <w:rPr>
-          <w:rFonts w:ascii="Arial" w:eastAsia="Arial" w:hAnsi="Arial" w:cs="Arial"/>
-          <w:bCs/>
-          <w:kern w:val="0"/>
-          <w:sz w:val="24"/>
-          <w:szCs w:val="24"/>
-          <w:lang w:val="en-US" w:eastAsia="en-MY"/>
-          <w14:ligatures w14:val="none"/>
-        </w:rPr>
-        <w:t xml:space="preserve">( </w:t>
-      </w:r>
-      <w:r>
-        <w:rPr>
-          <w:rFonts w:ascii="Arial" w:eastAsia="Arial" w:hAnsi="Arial" w:cs="Arial"/>
-          <w:bCs/>
-          <w:kern w:val="0"/>
-          <w:sz w:val="24"/>
-          <w:szCs w:val="24"/>
-          <w:lang w:val="en-US" w:eastAsia="en-MY"/>
-          <w14:ligatures w14:val="none"/>
-        </w:rPr>
-        <w:t xml:space="preserve"> </w:t>
-      </w:r>
-      <w:proofErr w:type="gramEnd"/>
-      <w:r>
-        <w:rPr>
-          <w:rFonts w:ascii="Arial" w:eastAsia="Arial" w:hAnsi="Arial" w:cs="Arial"/>
-          <w:bCs/>
-          <w:kern w:val="0"/>
-          <w:sz w:val="24"/>
-          <w:szCs w:val="24"/>
-          <w:lang w:val="en-US" w:eastAsia="en-MY"/>
-          <w14:ligatures w14:val="none"/>
-        </w:rPr>
-        <w:t xml:space="preserve"> </w:t>
-      </w:r>
-      <w:r>
-        <w:rPr>
-          <w:rFonts w:ascii="Arial" w:eastAsia="Arial" w:hAnsi="Arial" w:cs="Arial"/>
-          <w:bCs/>
-          <w:kern w:val="0"/>
-          <w:sz w:val="24"/>
-          <w:szCs w:val="24"/>
-          <w:lang w:val="en-US" w:eastAsia="en-MY"/>
-          <w14:ligatures w14:val="none"/>
-        </w:rPr>
-        <w:t xml:space="preserve">) </w:t>
-      </w:r>
-      <w:proofErr w:type="spellStart"/>
-      <w:r>
-        <w:rPr>
-          <w:rFonts w:ascii="Arial" w:eastAsia="Arial" w:hAnsi="Arial" w:cs="Arial"/>
-          <w:bCs/>
-          <w:kern w:val="0"/>
-          <w:sz w:val="24"/>
-          <w:szCs w:val="24"/>
-          <w:lang w:val="en-US" w:eastAsia="en-MY"/>
-          <w14:ligatures w14:val="none"/>
-        </w:rPr>
-        <w:t>dlm</w:t>
-      </w:r>
-      <w:proofErr w:type="spellEnd"/>
-      <w:r>
-        <w:rPr>
-          <w:rFonts w:ascii="Arial" w:eastAsia="Arial" w:hAnsi="Arial" w:cs="Arial"/>
-          <w:bCs/>
-          <w:kern w:val="0"/>
-          <w:sz w:val="24"/>
-          <w:szCs w:val="24"/>
-          <w:lang w:val="en-US" w:eastAsia="en-MY"/>
-          <w14:ligatures w14:val="none"/>
-        </w:rPr>
-        <w:t>. HKJG/728-02-03</w:t>
-      </w:r>
-      <w:r>
-        <w:rPr>
-          <w:bCs/>
-        </w:rPr>
-        <w:t xml:space="preserve"> </w:t>
-      </w:r>
       <w:r>
         <w:rPr>
           <w:bCs/>
@@ -442,7 +364,6 @@
         </w:rPr>
         <w:tab/>
       </w:r>
-      <w:proofErr w:type="gramStart"/>
       <w:r>
         <w:rPr>
           <w:bCs/>
@@ -465,20 +386,7 @@
           <w:lang w:val="en-US" w:eastAsia="en-MY"/>
           <w14:ligatures w14:val="none"/>
         </w:rPr>
-        <w:t>Tarikh</w:t>
-      </w:r>
-      <w:proofErr w:type="gramEnd"/>
-      <w:r>
-        <w:rPr>
-          <w:rFonts w:ascii="Arial" w:eastAsia="Arial" w:hAnsi="Arial" w:cs="Arial"/>
-          <w:bCs/>
-          <w:kern w:val="0"/>
-          <w:sz w:val="24"/>
-          <w:szCs w:val="24"/>
-          <w:lang w:val="en-US" w:eastAsia="en-MY"/>
-          <w14:ligatures w14:val="none"/>
-        </w:rPr>
-        <w:t xml:space="preserve">:   </w:t>
+        <w:t xml:space="preserve">Tarikh:   </w:t>
       </w:r>
       <w:r>
         <w:rPr>
@@ -684,7 +592,6 @@
                 <w14:ligatures w14:val="none"/>
               </w:rPr>
             </w:pPr>
-            <w:proofErr w:type="gramStart"/>
             <w:r>
               <w:rPr>
                 <w:rFonts w:ascii="Arial" w:eastAsia="Arial" w:hAnsi="Arial" w:cs="Arial"/>
@@ -697,7 +604,6 @@
               </w:rPr>
               <w:t>SALINAN :</w:t>
             </w:r>
-            <w:proofErr w:type="gramEnd"/>
           </w:p>
           <w:p>
             <w:pPr>
@@ -893,7 +799,31 @@
                 <w:lang w:val="en-US" w:eastAsia="en-MY"/>
                 <w14:ligatures w14:val="none"/>
               </w:rPr>
-              <w:t>Value3</w:t>
+              <w:t>v</w:t>
+            </w:r>
+            <w:r>
+              <w:rPr>
+                <w:rFonts w:ascii="Arial" w:eastAsia="Arial" w:hAnsi="Arial" w:cs="Arial"/>
+                <w:b/>
+                <w:kern w:val="0"/>
+                <w:sz w:val="24"/>
+                <w:szCs w:val="24"/>
+                <w:lang w:val="en-US" w:eastAsia="en-MY"/>
+                <w14:ligatures w14:val="none"/>
+              </w:rPr>
+              <w:t>alue</w:t>
+            </w:r>
+            <w:r>
+              <w:rPr>
+                <w:rFonts w:ascii="Arial" w:eastAsia="Arial" w:hAnsi="Arial" w:cs="Arial"/>
+                <w:b/>
+                <w:kern w:val="0"/>
+                <w:sz w:val="24"/>
+                <w:szCs w:val="24"/>
+                <w:lang w:val="en-US" w:eastAsia="en-MY"/>
+                <w14:ligatures w14:val="none"/>
+              </w:rPr>
+              <w:t>1</w:t>
             </w:r>
             <w:r>
               <w:rPr>
@@ -1089,29 +1019,16 @@
           <w14:ligatures w14:val="none"/>
         </w:rPr>
       </w:pPr>
-      <w:proofErr w:type="spellStart"/>
-      <w:r>
-        <w:rPr>
-          <w:rFonts w:ascii="Arial" w:eastAsia="Arial" w:hAnsi="Arial" w:cs="Arial"/>
-          <w:kern w:val="0"/>
-          <w:sz w:val="24"/>
-          <w:szCs w:val="24"/>
-          <w:lang w:val="en-US" w:eastAsia="en-MY"/>
-          <w14:ligatures w14:val="none"/>
-        </w:rPr>
-        <w:t>YBrs</w:t>
-      </w:r>
-      <w:proofErr w:type="spellEnd"/>
-      <w:r>
-        <w:rPr>
-          <w:rFonts w:ascii="Arial" w:eastAsia="Arial" w:hAnsi="Arial" w:cs="Arial"/>
-          <w:kern w:val="0"/>
-          <w:sz w:val="24"/>
-          <w:szCs w:val="24"/>
-          <w:lang w:val="en-US" w:eastAsia="en-MY"/>
-          <w14:ligatures w14:val="none"/>
-        </w:rPr>
-        <w:t>. Dr./</w:t>
+      <w:r>
+        <w:rPr>
+          <w:rFonts w:ascii="Arial" w:eastAsia="Arial" w:hAnsi="Arial" w:cs="Arial"/>
+          <w:kern w:val="0"/>
+          <w:sz w:val="24"/>
+          <w:szCs w:val="24"/>
+          <w:lang w:val="en-US" w:eastAsia="en-MY"/>
+          <w14:ligatures w14:val="none"/>
+        </w:rPr>
+        <w:t>YBrs. Dr./</w:t>
       </w:r>
       <w:r>
         <w:rPr>
@@ -1152,197 +1069,38 @@
           <w14:ligatures w14:val="none"/>
         </w:rPr>
       </w:pPr>
-      <w:proofErr w:type="spellStart"/>
-      <w:r>
-        <w:rPr>
-          <w:rFonts w:ascii="Arial" w:eastAsia="Arial" w:hAnsi="Arial" w:cs="Arial"/>
-          <w:kern w:val="0"/>
-          <w:sz w:val="24"/>
-          <w:szCs w:val="24"/>
-          <w:lang w:val="en-US" w:eastAsia="en-MY"/>
-          <w14:ligatures w14:val="none"/>
-        </w:rPr>
-        <w:t>Dengan</w:t>
-      </w:r>
-      <w:proofErr w:type="spellEnd"/>
-      <w:r>
-        <w:rPr>
-          <w:rFonts w:ascii="Arial" w:eastAsia="Arial" w:hAnsi="Arial" w:cs="Arial"/>
-          <w:kern w:val="0"/>
-          <w:sz w:val="24"/>
-          <w:szCs w:val="24"/>
-          <w:lang w:val="en-US" w:eastAsia="en-MY"/>
-          <w14:ligatures w14:val="none"/>
-        </w:rPr>
-        <w:t xml:space="preserve"> </w:t>
-      </w:r>
-      <w:proofErr w:type="spellStart"/>
-      <w:r>
-        <w:rPr>
-          <w:rFonts w:ascii="Arial" w:eastAsia="Arial" w:hAnsi="Arial" w:cs="Arial"/>
-          <w:kern w:val="0"/>
-          <w:sz w:val="24"/>
-          <w:szCs w:val="24"/>
-          <w:lang w:val="en-US" w:eastAsia="en-MY"/>
-          <w14:ligatures w14:val="none"/>
-        </w:rPr>
-        <w:t>segala</w:t>
-      </w:r>
-      <w:proofErr w:type="spellEnd"/>
-      <w:r>
-        <w:rPr>
-          <w:rFonts w:ascii="Arial" w:eastAsia="Arial" w:hAnsi="Arial" w:cs="Arial"/>
-          <w:kern w:val="0"/>
-          <w:sz w:val="24"/>
-          <w:szCs w:val="24"/>
-          <w:lang w:val="en-US" w:eastAsia="en-MY"/>
-          <w14:ligatures w14:val="none"/>
-        </w:rPr>
-        <w:t xml:space="preserve"> </w:t>
-      </w:r>
-      <w:proofErr w:type="spellStart"/>
-      <w:r>
-        <w:rPr>
-          <w:rFonts w:ascii="Arial" w:eastAsia="Arial" w:hAnsi="Arial" w:cs="Arial"/>
-          <w:kern w:val="0"/>
-          <w:sz w:val="24"/>
-          <w:szCs w:val="24"/>
-          <w:lang w:val="en-US" w:eastAsia="en-MY"/>
-          <w14:ligatures w14:val="none"/>
-        </w:rPr>
-        <w:t>hormatnya</w:t>
-      </w:r>
-      <w:proofErr w:type="spellEnd"/>
-      <w:r>
-        <w:rPr>
-          <w:rFonts w:ascii="Arial" w:eastAsia="Arial" w:hAnsi="Arial" w:cs="Arial"/>
-          <w:kern w:val="0"/>
-          <w:sz w:val="24"/>
-          <w:szCs w:val="24"/>
-          <w:lang w:val="en-US" w:eastAsia="en-MY"/>
-          <w14:ligatures w14:val="none"/>
-        </w:rPr>
-        <w:t xml:space="preserve"> </w:t>
-      </w:r>
-      <w:proofErr w:type="spellStart"/>
-      <w:r>
-        <w:rPr>
-          <w:rFonts w:ascii="Arial" w:eastAsia="Arial" w:hAnsi="Arial" w:cs="Arial"/>
-          <w:kern w:val="0"/>
-          <w:sz w:val="24"/>
-          <w:szCs w:val="24"/>
-          <w:lang w:val="en-US" w:eastAsia="en-MY"/>
-          <w14:ligatures w14:val="none"/>
-        </w:rPr>
-        <w:t>saya</w:t>
-      </w:r>
-      <w:proofErr w:type="spellEnd"/>
-      <w:r>
-        <w:rPr>
-          <w:rFonts w:ascii="Arial" w:eastAsia="Arial" w:hAnsi="Arial" w:cs="Arial"/>
-          <w:kern w:val="0"/>
-          <w:sz w:val="24"/>
-          <w:szCs w:val="24"/>
-          <w:lang w:val="en-US" w:eastAsia="en-MY"/>
-          <w14:ligatures w14:val="none"/>
-        </w:rPr>
-        <w:t xml:space="preserve"> </w:t>
-      </w:r>
-      <w:proofErr w:type="spellStart"/>
-      <w:r>
-        <w:rPr>
-          <w:rFonts w:ascii="Arial" w:eastAsia="Arial" w:hAnsi="Arial" w:cs="Arial"/>
-          <w:kern w:val="0"/>
-          <w:sz w:val="24"/>
-          <w:szCs w:val="24"/>
-          <w:lang w:val="en-US" w:eastAsia="en-MY"/>
-          <w14:ligatures w14:val="none"/>
-        </w:rPr>
-        <w:t>merujuk</w:t>
-      </w:r>
-      <w:proofErr w:type="spellEnd"/>
-      <w:r>
-        <w:rPr>
-          <w:rFonts w:ascii="Arial" w:eastAsia="Arial" w:hAnsi="Arial" w:cs="Arial"/>
-          <w:kern w:val="0"/>
-          <w:sz w:val="24"/>
-          <w:szCs w:val="24"/>
-          <w:lang w:val="en-US" w:eastAsia="en-MY"/>
-          <w14:ligatures w14:val="none"/>
-        </w:rPr>
-        <w:t xml:space="preserve"> </w:t>
-      </w:r>
-      <w:proofErr w:type="spellStart"/>
-      <w:r>
-        <w:rPr>
-          <w:rFonts w:ascii="Arial" w:eastAsia="Arial" w:hAnsi="Arial" w:cs="Arial"/>
-          <w:kern w:val="0"/>
-          <w:sz w:val="24"/>
-          <w:szCs w:val="24"/>
-          <w:lang w:val="en-US" w:eastAsia="en-MY"/>
-          <w14:ligatures w14:val="none"/>
-        </w:rPr>
-        <w:t>kepada</w:t>
-      </w:r>
-      <w:proofErr w:type="spellEnd"/>
-      <w:r>
-        <w:rPr>
-          <w:rFonts w:ascii="Arial" w:eastAsia="Arial" w:hAnsi="Arial" w:cs="Arial"/>
-          <w:kern w:val="0"/>
-          <w:sz w:val="24"/>
-          <w:szCs w:val="24"/>
-          <w:lang w:val="en-US" w:eastAsia="en-MY"/>
-          <w14:ligatures w14:val="none"/>
-        </w:rPr>
-        <w:t xml:space="preserve"> </w:t>
-      </w:r>
-      <w:proofErr w:type="spellStart"/>
-      <w:r>
-        <w:rPr>
-          <w:rFonts w:ascii="Arial" w:eastAsia="Arial" w:hAnsi="Arial" w:cs="Arial"/>
-          <w:kern w:val="0"/>
-          <w:sz w:val="24"/>
-          <w:szCs w:val="24"/>
-          <w:lang w:val="en-US" w:eastAsia="en-MY"/>
-          <w14:ligatures w14:val="none"/>
-        </w:rPr>
-        <w:t>perkara</w:t>
-      </w:r>
-      <w:proofErr w:type="spellEnd"/>
-      <w:r>
-        <w:rPr>
-          <w:rFonts w:ascii="Arial" w:eastAsia="Arial" w:hAnsi="Arial" w:cs="Arial"/>
-          <w:kern w:val="0"/>
-          <w:sz w:val="24"/>
-          <w:szCs w:val="24"/>
-          <w:lang w:val="en-US" w:eastAsia="en-MY"/>
-          <w14:ligatures w14:val="none"/>
-        </w:rPr>
-        <w:t xml:space="preserve"> di </w:t>
-      </w:r>
-      <w:proofErr w:type="spellStart"/>
-      <w:r>
-        <w:rPr>
-          <w:rFonts w:ascii="Arial" w:eastAsia="Arial" w:hAnsi="Arial" w:cs="Arial"/>
-          <w:kern w:val="0"/>
-          <w:sz w:val="24"/>
-          <w:szCs w:val="24"/>
-          <w:lang w:val="en-US" w:eastAsia="en-MY"/>
-          <w14:ligatures w14:val="none"/>
-        </w:rPr>
-        <w:t>atas</w:t>
-      </w:r>
-      <w:proofErr w:type="spellEnd"/>
-      <w:r>
-        <w:rPr>
-          <w:rFonts w:ascii="Arial" w:eastAsia="Arial" w:hAnsi="Arial" w:cs="Arial"/>
-          <w:kern w:val="0"/>
-          <w:sz w:val="24"/>
-          <w:szCs w:val="24"/>
-          <w:lang w:val="en-US" w:eastAsia="en-MY"/>
-          <w14:ligatures w14:val="none"/>
-        </w:rPr>
-        <w:t>.</w:t>
+      <w:r>
+        <w:rPr>
+          <w:rFonts w:ascii="Arial" w:eastAsia="Arial" w:hAnsi="Arial" w:cs="Arial"/>
+          <w:kern w:val="0"/>
+          <w:sz w:val="24"/>
+          <w:szCs w:val="24"/>
+          <w:lang w:val="en-US" w:eastAsia="en-MY"/>
+          <w14:ligatures w14:val="none"/>
+        </w:rPr>
+        <w:t xml:space="preserve">Dengan segala hormatnya </w:t>
+      </w:r>
+      <w:r>
+        <w:rPr>
+          <w:rFonts w:ascii="Arial" w:eastAsia="Arial" w:hAnsi="Arial" w:cs="Arial"/>
+          <w:kern w:val="0"/>
+          <w:sz w:val="24"/>
+          <w:szCs w:val="24"/>
+          <w:lang w:val="en-US" w:eastAsia="en-MY"/>
+          <w14:ligatures w14:val="none"/>
+        </w:rPr>
+        <w:t xml:space="preserve">saya </w:t>
+      </w:r>
+      <w:r>
+        <w:rPr>
+          <w:rFonts w:ascii="Arial" w:eastAsia="Arial" w:hAnsi="Arial" w:cs="Arial"/>
+          <w:kern w:val="0"/>
+          <w:sz w:val="24"/>
+          <w:szCs w:val="24"/>
+          <w:lang w:val="en-US" w:eastAsia="en-MY"/>
+          <w14:ligatures w14:val="none"/>
+        </w:rPr>
+        <w:t>merujuk kepada perkara di atas.</w:t>
       </w:r>
     </w:p>
     <w:p>
@@ -1404,20 +1162,102 @@
         </w:rPr>
         <w:tab/>
       </w:r>
-      <w:proofErr w:type="spellStart"/>
-      <w:r>
-        <w:rPr>
-          <w:rFonts w:ascii="Arial" w:eastAsia="Arial" w:hAnsi="Arial" w:cs="Arial"/>
-          <w:color w:val="000000"/>
-          <w:kern w:val="0"/>
-          <w:sz w:val="24"/>
-          <w:szCs w:val="24"/>
-          <w:lang w:val="en-US" w:eastAsia="en-MY"/>
-          <w14:ligatures w14:val="none"/>
-        </w:rPr>
-        <w:t>Sukacita</w:t>
-      </w:r>
-      <w:proofErr w:type="spellEnd"/>
+      <w:r>
+        <w:rPr>
+          <w:rFonts w:ascii="Arial" w:eastAsia="Arial" w:hAnsi="Arial" w:cs="Arial"/>
+          <w:color w:val="000000"/>
+          <w:kern w:val="0"/>
+          <w:sz w:val="24"/>
+          <w:szCs w:val="24"/>
+          <w:lang w:val="en-US" w:eastAsia="en-MY"/>
+          <w14:ligatures w14:val="none"/>
+        </w:rPr>
+        <w:t>Sukacita dimaklumkan bahawa</w:t>
+      </w:r>
+      <w:r>
+        <w:rPr>
+          <w:rFonts w:ascii="Arial" w:eastAsia="Arial" w:hAnsi="Arial" w:cs="Arial"/>
+          <w:color w:val="000000"/>
+          <w:kern w:val="0"/>
+          <w:sz w:val="24"/>
+          <w:szCs w:val="24"/>
+          <w:lang w:val="en-US" w:eastAsia="en-MY"/>
+          <w14:ligatures w14:val="none"/>
+        </w:rPr>
+        <w:t xml:space="preserve">, </w:t>
+      </w:r>
+      <w:r>
+        <w:rPr>
+          <w:rFonts w:ascii="Arial" w:eastAsia="Arial" w:hAnsi="Arial" w:cs="Arial"/>
+          <w:color w:val="000000"/>
+          <w:kern w:val="0"/>
+          <w:sz w:val="24"/>
+          <w:szCs w:val="24"/>
+          <w:lang w:val="en-US" w:eastAsia="en-MY"/>
+          <w14:ligatures w14:val="none"/>
+        </w:rPr>
+        <w:t xml:space="preserve">Unit Psikologi Kaunseling, Bahagian Pengurusan, Hospital Tengku Permaisuri Norashikin akan menganjurkan </w:t>
+      </w:r>
+      <w:r>
+        <w:rPr>
+          <w:rFonts w:ascii="Arial" w:eastAsia="Arial" w:hAnsi="Arial" w:cs="Arial"/>
+          <w:color w:val="000000"/>
+          <w:kern w:val="0"/>
+          <w:sz w:val="24"/>
+          <w:szCs w:val="24"/>
+          <w:lang w:val="en-US" w:eastAsia="en-MY"/>
+          <w14:ligatures w14:val="none"/>
+        </w:rPr>
+        <w:t xml:space="preserve">Sesi </w:t>
+      </w:r>
+      <w:r>
+        <w:rPr>
+          <w:rFonts w:ascii="Arial" w:eastAsia="Arial" w:hAnsi="Arial" w:cs="Arial"/>
+          <w:color w:val="000000"/>
+          <w:kern w:val="0"/>
+          <w:sz w:val="24"/>
+          <w:szCs w:val="24"/>
+          <w:lang w:val="en-US" w:eastAsia="en-MY"/>
+          <w14:ligatures w14:val="none"/>
+        </w:rPr>
+        <w:t xml:space="preserve">Kesejahteraan Psikologi </w:t>
+      </w:r>
+      <w:r>
+        <w:rPr>
+          <w:rFonts w:ascii="Arial" w:eastAsia="Arial" w:hAnsi="Arial" w:cs="Arial"/>
+          <w:color w:val="000000"/>
+          <w:kern w:val="0"/>
+          <w:sz w:val="24"/>
+          <w:szCs w:val="24"/>
+          <w:lang w:val="en-US" w:eastAsia="en-MY"/>
+          <w14:ligatures w14:val="none"/>
+        </w:rPr>
+        <w:t>d</w:t>
+      </w:r>
+      <w:r>
+        <w:rPr>
+          <w:rFonts w:ascii="Arial" w:eastAsia="Arial" w:hAnsi="Arial" w:cs="Arial"/>
+          <w:color w:val="000000"/>
+          <w:kern w:val="0"/>
+          <w:sz w:val="24"/>
+          <w:szCs w:val="24"/>
+          <w:lang w:val="en-US" w:eastAsia="en-MY"/>
+          <w14:ligatures w14:val="none"/>
+        </w:rPr>
+        <w:t>i Tempat Kerja bagi kakitangan hospital</w:t>
+      </w:r>
+      <w:r>
+        <w:rPr>
+          <w:rFonts w:ascii="Arial" w:eastAsia="Arial" w:hAnsi="Arial" w:cs="Arial"/>
+          <w:color w:val="000000"/>
+          <w:kern w:val="0"/>
+          <w:sz w:val="24"/>
+          <w:szCs w:val="24"/>
+          <w:lang w:val="en-US" w:eastAsia="en-MY"/>
+          <w14:ligatures w14:val="none"/>
+        </w:rPr>
+        <w:t>.</w:t>
+      </w:r>
       <w:r>
         <w:rPr>
           <w:rFonts w:ascii="Arial" w:eastAsia="Arial" w:hAnsi="Arial" w:cs="Arial"/>
@@ -1430,20 +1270,18 @@
         </w:rPr>
         <w:t xml:space="preserve"> </w:t>
       </w:r>
-      <w:proofErr w:type="spellStart"/>
-      <w:r>
-        <w:rPr>
-          <w:rFonts w:ascii="Arial" w:eastAsia="Arial" w:hAnsi="Arial" w:cs="Arial"/>
-          <w:color w:val="000000"/>
-          <w:kern w:val="0"/>
-          <w:sz w:val="24"/>
-          <w:szCs w:val="24"/>
-          <w:lang w:val="en-US" w:eastAsia="en-MY"/>
-          <w14:ligatures w14:val="none"/>
-        </w:rPr>
-        <w:t>dimaklumkan</w:t>
-      </w:r>
-      <w:proofErr w:type="spellEnd"/>
+      <w:r>
+        <w:rPr>
+          <w:rFonts w:ascii="Arial" w:eastAsia="Arial" w:hAnsi="Arial" w:cs="Arial"/>
+          <w:color w:val="000000"/>
+          <w:kern w:val="0"/>
+          <w:sz w:val="24"/>
+          <w:szCs w:val="24"/>
+          <w:lang w:val="en-US" w:eastAsia="en-MY"/>
+          <w14:ligatures w14:val="none"/>
+        </w:rPr>
+        <w:t>Sesi</w:t>
+      </w:r>
       <w:r>
         <w:rPr>
           <w:rFonts w:ascii="Arial" w:eastAsia="Arial" w:hAnsi="Arial" w:cs="Arial"/>
@@ -1456,637 +1294,29 @@
         </w:rPr>
         <w:t xml:space="preserve"> </w:t>
       </w:r>
-      <w:proofErr w:type="spellStart"/>
-      <w:r>
-        <w:rPr>
-          <w:rFonts w:ascii="Arial" w:eastAsia="Arial" w:hAnsi="Arial" w:cs="Arial"/>
-          <w:color w:val="000000"/>
-          <w:kern w:val="0"/>
-          <w:sz w:val="24"/>
-          <w:szCs w:val="24"/>
-          <w:lang w:val="en-US" w:eastAsia="en-MY"/>
-          <w14:ligatures w14:val="none"/>
-        </w:rPr>
-        <w:t>bahawa</w:t>
-      </w:r>
-      <w:proofErr w:type="spellEnd"/>
-      <w:r>
-        <w:rPr>
-          <w:rFonts w:ascii="Arial" w:eastAsia="Arial" w:hAnsi="Arial" w:cs="Arial"/>
-          <w:color w:val="000000"/>
-          <w:kern w:val="0"/>
-          <w:sz w:val="24"/>
-          <w:szCs w:val="24"/>
-          <w:lang w:val="en-US" w:eastAsia="en-MY"/>
-          <w14:ligatures w14:val="none"/>
-        </w:rPr>
-        <w:t xml:space="preserve">, </w:t>
-      </w:r>
-      <w:r>
-        <w:rPr>
-          <w:rFonts w:ascii="Arial" w:eastAsia="Arial" w:hAnsi="Arial" w:cs="Arial"/>
-          <w:color w:val="000000"/>
-          <w:kern w:val="0"/>
-          <w:sz w:val="24"/>
-          <w:szCs w:val="24"/>
-          <w:lang w:val="en-US" w:eastAsia="en-MY"/>
-          <w14:ligatures w14:val="none"/>
-        </w:rPr>
-        <w:t xml:space="preserve">Unit </w:t>
-      </w:r>
-      <w:proofErr w:type="spellStart"/>
-      <w:r>
-        <w:rPr>
-          <w:rFonts w:ascii="Arial" w:eastAsia="Arial" w:hAnsi="Arial" w:cs="Arial"/>
-          <w:color w:val="000000"/>
-          <w:kern w:val="0"/>
-          <w:sz w:val="24"/>
-          <w:szCs w:val="24"/>
-          <w:lang w:val="en-US" w:eastAsia="en-MY"/>
-          <w14:ligatures w14:val="none"/>
-        </w:rPr>
-        <w:t>Psikologi</w:t>
-      </w:r>
-      <w:proofErr w:type="spellEnd"/>
-      <w:r>
-        <w:rPr>
-          <w:rFonts w:ascii="Arial" w:eastAsia="Arial" w:hAnsi="Arial" w:cs="Arial"/>
-          <w:color w:val="000000"/>
-          <w:kern w:val="0"/>
-          <w:sz w:val="24"/>
-          <w:szCs w:val="24"/>
-          <w:lang w:val="en-US" w:eastAsia="en-MY"/>
-          <w14:ligatures w14:val="none"/>
-        </w:rPr>
-        <w:t xml:space="preserve"> </w:t>
-      </w:r>
-      <w:proofErr w:type="spellStart"/>
-      <w:r>
-        <w:rPr>
-          <w:rFonts w:ascii="Arial" w:eastAsia="Arial" w:hAnsi="Arial" w:cs="Arial"/>
-          <w:color w:val="000000"/>
-          <w:kern w:val="0"/>
-          <w:sz w:val="24"/>
-          <w:szCs w:val="24"/>
-          <w:lang w:val="en-US" w:eastAsia="en-MY"/>
-          <w14:ligatures w14:val="none"/>
-        </w:rPr>
-        <w:t>Kaunseling</w:t>
-      </w:r>
-      <w:proofErr w:type="spellEnd"/>
-      <w:r>
-        <w:rPr>
-          <w:rFonts w:ascii="Arial" w:eastAsia="Arial" w:hAnsi="Arial" w:cs="Arial"/>
-          <w:color w:val="000000"/>
-          <w:kern w:val="0"/>
-          <w:sz w:val="24"/>
-          <w:szCs w:val="24"/>
-          <w:lang w:val="en-US" w:eastAsia="en-MY"/>
-          <w14:ligatures w14:val="none"/>
-        </w:rPr>
-        <w:t xml:space="preserve">, </w:t>
-      </w:r>
-      <w:proofErr w:type="spellStart"/>
-      <w:r>
-        <w:rPr>
-          <w:rFonts w:ascii="Arial" w:eastAsia="Arial" w:hAnsi="Arial" w:cs="Arial"/>
-          <w:color w:val="000000"/>
-          <w:kern w:val="0"/>
-          <w:sz w:val="24"/>
-          <w:szCs w:val="24"/>
-          <w:lang w:val="en-US" w:eastAsia="en-MY"/>
-          <w14:ligatures w14:val="none"/>
-        </w:rPr>
-        <w:t>Bahagian</w:t>
-      </w:r>
-      <w:proofErr w:type="spellEnd"/>
-      <w:r>
-        <w:rPr>
-          <w:rFonts w:ascii="Arial" w:eastAsia="Arial" w:hAnsi="Arial" w:cs="Arial"/>
-          <w:color w:val="000000"/>
-          <w:kern w:val="0"/>
-          <w:sz w:val="24"/>
-          <w:szCs w:val="24"/>
-          <w:lang w:val="en-US" w:eastAsia="en-MY"/>
-          <w14:ligatures w14:val="none"/>
-        </w:rPr>
-        <w:t xml:space="preserve"> </w:t>
-      </w:r>
-      <w:proofErr w:type="spellStart"/>
-      <w:r>
-        <w:rPr>
-          <w:rFonts w:ascii="Arial" w:eastAsia="Arial" w:hAnsi="Arial" w:cs="Arial"/>
-          <w:color w:val="000000"/>
-          <w:kern w:val="0"/>
-          <w:sz w:val="24"/>
-          <w:szCs w:val="24"/>
-          <w:lang w:val="en-US" w:eastAsia="en-MY"/>
-          <w14:ligatures w14:val="none"/>
-        </w:rPr>
-        <w:t>Pengurusan</w:t>
-      </w:r>
-      <w:proofErr w:type="spellEnd"/>
-      <w:r>
-        <w:rPr>
-          <w:rFonts w:ascii="Arial" w:eastAsia="Arial" w:hAnsi="Arial" w:cs="Arial"/>
-          <w:color w:val="000000"/>
-          <w:kern w:val="0"/>
-          <w:sz w:val="24"/>
-          <w:szCs w:val="24"/>
-          <w:lang w:val="en-US" w:eastAsia="en-MY"/>
-          <w14:ligatures w14:val="none"/>
-        </w:rPr>
-        <w:t xml:space="preserve">, Hospital Tengku </w:t>
-      </w:r>
-      <w:proofErr w:type="spellStart"/>
-      <w:r>
-        <w:rPr>
-          <w:rFonts w:ascii="Arial" w:eastAsia="Arial" w:hAnsi="Arial" w:cs="Arial"/>
-          <w:color w:val="000000"/>
-          <w:kern w:val="0"/>
-          <w:sz w:val="24"/>
-          <w:szCs w:val="24"/>
-          <w:lang w:val="en-US" w:eastAsia="en-MY"/>
-          <w14:ligatures w14:val="none"/>
-        </w:rPr>
-        <w:t>Permaisuri</w:t>
-      </w:r>
-      <w:proofErr w:type="spellEnd"/>
-      <w:r>
-        <w:rPr>
-          <w:rFonts w:ascii="Arial" w:eastAsia="Arial" w:hAnsi="Arial" w:cs="Arial"/>
-          <w:color w:val="000000"/>
-          <w:kern w:val="0"/>
-          <w:sz w:val="24"/>
-          <w:szCs w:val="24"/>
-          <w:lang w:val="en-US" w:eastAsia="en-MY"/>
-          <w14:ligatures w14:val="none"/>
-        </w:rPr>
-        <w:t xml:space="preserve"> </w:t>
-      </w:r>
-      <w:proofErr w:type="spellStart"/>
-      <w:r>
-        <w:rPr>
-          <w:rFonts w:ascii="Arial" w:eastAsia="Arial" w:hAnsi="Arial" w:cs="Arial"/>
-          <w:color w:val="000000"/>
-          <w:kern w:val="0"/>
-          <w:sz w:val="24"/>
-          <w:szCs w:val="24"/>
-          <w:lang w:val="en-US" w:eastAsia="en-MY"/>
-          <w14:ligatures w14:val="none"/>
-        </w:rPr>
-        <w:t>Norashikin</w:t>
-      </w:r>
-      <w:proofErr w:type="spellEnd"/>
-      <w:r>
-        <w:rPr>
-          <w:rFonts w:ascii="Arial" w:eastAsia="Arial" w:hAnsi="Arial" w:cs="Arial"/>
-          <w:color w:val="000000"/>
-          <w:kern w:val="0"/>
-          <w:sz w:val="24"/>
-          <w:szCs w:val="24"/>
-          <w:lang w:val="en-US" w:eastAsia="en-MY"/>
-          <w14:ligatures w14:val="none"/>
-        </w:rPr>
-        <w:t xml:space="preserve"> </w:t>
-      </w:r>
-      <w:proofErr w:type="spellStart"/>
-      <w:r>
-        <w:rPr>
-          <w:rFonts w:ascii="Arial" w:eastAsia="Arial" w:hAnsi="Arial" w:cs="Arial"/>
-          <w:color w:val="000000"/>
-          <w:kern w:val="0"/>
-          <w:sz w:val="24"/>
-          <w:szCs w:val="24"/>
-          <w:lang w:val="en-US" w:eastAsia="en-MY"/>
-          <w14:ligatures w14:val="none"/>
-        </w:rPr>
-        <w:t>akan</w:t>
-      </w:r>
-      <w:proofErr w:type="spellEnd"/>
-      <w:r>
-        <w:rPr>
-          <w:rFonts w:ascii="Arial" w:eastAsia="Arial" w:hAnsi="Arial" w:cs="Arial"/>
-          <w:color w:val="000000"/>
-          <w:kern w:val="0"/>
-          <w:sz w:val="24"/>
-          <w:szCs w:val="24"/>
-          <w:lang w:val="en-US" w:eastAsia="en-MY"/>
-          <w14:ligatures w14:val="none"/>
-        </w:rPr>
-        <w:t xml:space="preserve"> </w:t>
-      </w:r>
-      <w:proofErr w:type="spellStart"/>
-      <w:r>
-        <w:rPr>
-          <w:rFonts w:ascii="Arial" w:eastAsia="Arial" w:hAnsi="Arial" w:cs="Arial"/>
-          <w:color w:val="000000"/>
-          <w:kern w:val="0"/>
-          <w:sz w:val="24"/>
-          <w:szCs w:val="24"/>
-          <w:lang w:val="en-US" w:eastAsia="en-MY"/>
-          <w14:ligatures w14:val="none"/>
-        </w:rPr>
-        <w:t>menganjurkan</w:t>
-      </w:r>
-      <w:proofErr w:type="spellEnd"/>
-      <w:r>
-        <w:rPr>
-          <w:rFonts w:ascii="Arial" w:eastAsia="Arial" w:hAnsi="Arial" w:cs="Arial"/>
-          <w:color w:val="000000"/>
-          <w:kern w:val="0"/>
-          <w:sz w:val="24"/>
-          <w:szCs w:val="24"/>
-          <w:lang w:val="en-US" w:eastAsia="en-MY"/>
-          <w14:ligatures w14:val="none"/>
-        </w:rPr>
-        <w:t xml:space="preserve"> </w:t>
-      </w:r>
-      <w:proofErr w:type="spellStart"/>
-      <w:r>
-        <w:rPr>
-          <w:rFonts w:ascii="Arial" w:eastAsia="Arial" w:hAnsi="Arial" w:cs="Arial"/>
-          <w:color w:val="000000"/>
-          <w:kern w:val="0"/>
-          <w:sz w:val="24"/>
-          <w:szCs w:val="24"/>
-          <w:lang w:val="en-US" w:eastAsia="en-MY"/>
-          <w14:ligatures w14:val="none"/>
-        </w:rPr>
-        <w:t>Sesi</w:t>
-      </w:r>
-      <w:proofErr w:type="spellEnd"/>
-      <w:r>
-        <w:rPr>
-          <w:rFonts w:ascii="Arial" w:eastAsia="Arial" w:hAnsi="Arial" w:cs="Arial"/>
-          <w:color w:val="000000"/>
-          <w:kern w:val="0"/>
-          <w:sz w:val="24"/>
-          <w:szCs w:val="24"/>
-          <w:lang w:val="en-US" w:eastAsia="en-MY"/>
-          <w14:ligatures w14:val="none"/>
-        </w:rPr>
-        <w:t xml:space="preserve"> </w:t>
-      </w:r>
-      <w:proofErr w:type="spellStart"/>
-      <w:r>
-        <w:rPr>
-          <w:rFonts w:ascii="Arial" w:eastAsia="Arial" w:hAnsi="Arial" w:cs="Arial"/>
-          <w:color w:val="000000"/>
-          <w:kern w:val="0"/>
-          <w:sz w:val="24"/>
-          <w:szCs w:val="24"/>
-          <w:lang w:val="en-US" w:eastAsia="en-MY"/>
-          <w14:ligatures w14:val="none"/>
-        </w:rPr>
-        <w:t>Kesejahteraan</w:t>
-      </w:r>
-      <w:proofErr w:type="spellEnd"/>
-      <w:r>
-        <w:rPr>
-          <w:rFonts w:ascii="Arial" w:eastAsia="Arial" w:hAnsi="Arial" w:cs="Arial"/>
-          <w:color w:val="000000"/>
-          <w:kern w:val="0"/>
-          <w:sz w:val="24"/>
-          <w:szCs w:val="24"/>
-          <w:lang w:val="en-US" w:eastAsia="en-MY"/>
-          <w14:ligatures w14:val="none"/>
-        </w:rPr>
-        <w:t xml:space="preserve"> </w:t>
-      </w:r>
-      <w:proofErr w:type="spellStart"/>
-      <w:r>
-        <w:rPr>
-          <w:rFonts w:ascii="Arial" w:eastAsia="Arial" w:hAnsi="Arial" w:cs="Arial"/>
-          <w:color w:val="000000"/>
-          <w:kern w:val="0"/>
-          <w:sz w:val="24"/>
-          <w:szCs w:val="24"/>
-          <w:lang w:val="en-US" w:eastAsia="en-MY"/>
-          <w14:ligatures w14:val="none"/>
-        </w:rPr>
-        <w:t>Psikologi</w:t>
-      </w:r>
-      <w:proofErr w:type="spellEnd"/>
-      <w:r>
-        <w:rPr>
-          <w:rFonts w:ascii="Arial" w:eastAsia="Arial" w:hAnsi="Arial" w:cs="Arial"/>
-          <w:color w:val="000000"/>
-          <w:kern w:val="0"/>
-          <w:sz w:val="24"/>
-          <w:szCs w:val="24"/>
-          <w:lang w:val="en-US" w:eastAsia="en-MY"/>
-          <w14:ligatures w14:val="none"/>
-        </w:rPr>
-        <w:t xml:space="preserve"> </w:t>
-      </w:r>
-      <w:r>
-        <w:rPr>
-          <w:rFonts w:ascii="Arial" w:eastAsia="Arial" w:hAnsi="Arial" w:cs="Arial"/>
-          <w:color w:val="000000"/>
-          <w:kern w:val="0"/>
-          <w:sz w:val="24"/>
-          <w:szCs w:val="24"/>
-          <w:lang w:val="en-US" w:eastAsia="en-MY"/>
-          <w14:ligatures w14:val="none"/>
-        </w:rPr>
-        <w:t>d</w:t>
-      </w:r>
-      <w:r>
-        <w:rPr>
-          <w:rFonts w:ascii="Arial" w:eastAsia="Arial" w:hAnsi="Arial" w:cs="Arial"/>
-          <w:color w:val="000000"/>
-          <w:kern w:val="0"/>
-          <w:sz w:val="24"/>
-          <w:szCs w:val="24"/>
-          <w:lang w:val="en-US" w:eastAsia="en-MY"/>
-          <w14:ligatures w14:val="none"/>
-        </w:rPr>
-        <w:t xml:space="preserve">i </w:t>
-      </w:r>
-      <w:proofErr w:type="spellStart"/>
-      <w:r>
-        <w:rPr>
-          <w:rFonts w:ascii="Arial" w:eastAsia="Arial" w:hAnsi="Arial" w:cs="Arial"/>
-          <w:color w:val="000000"/>
-          <w:kern w:val="0"/>
-          <w:sz w:val="24"/>
-          <w:szCs w:val="24"/>
-          <w:lang w:val="en-US" w:eastAsia="en-MY"/>
-          <w14:ligatures w14:val="none"/>
-        </w:rPr>
-        <w:t>Tempat</w:t>
-      </w:r>
-      <w:proofErr w:type="spellEnd"/>
-      <w:r>
-        <w:rPr>
-          <w:rFonts w:ascii="Arial" w:eastAsia="Arial" w:hAnsi="Arial" w:cs="Arial"/>
-          <w:color w:val="000000"/>
-          <w:kern w:val="0"/>
-          <w:sz w:val="24"/>
-          <w:szCs w:val="24"/>
-          <w:lang w:val="en-US" w:eastAsia="en-MY"/>
-          <w14:ligatures w14:val="none"/>
-        </w:rPr>
-        <w:t xml:space="preserve"> </w:t>
-      </w:r>
-      <w:proofErr w:type="spellStart"/>
-      <w:r>
-        <w:rPr>
-          <w:rFonts w:ascii="Arial" w:eastAsia="Arial" w:hAnsi="Arial" w:cs="Arial"/>
-          <w:color w:val="000000"/>
-          <w:kern w:val="0"/>
-          <w:sz w:val="24"/>
-          <w:szCs w:val="24"/>
-          <w:lang w:val="en-US" w:eastAsia="en-MY"/>
-          <w14:ligatures w14:val="none"/>
-        </w:rPr>
-        <w:t>Kerja</w:t>
-      </w:r>
-      <w:proofErr w:type="spellEnd"/>
-      <w:r>
-        <w:rPr>
-          <w:rFonts w:ascii="Arial" w:eastAsia="Arial" w:hAnsi="Arial" w:cs="Arial"/>
-          <w:color w:val="000000"/>
-          <w:kern w:val="0"/>
-          <w:sz w:val="24"/>
-          <w:szCs w:val="24"/>
-          <w:lang w:val="en-US" w:eastAsia="en-MY"/>
-          <w14:ligatures w14:val="none"/>
-        </w:rPr>
-        <w:t xml:space="preserve"> </w:t>
-      </w:r>
-      <w:proofErr w:type="spellStart"/>
-      <w:r>
-        <w:rPr>
-          <w:rFonts w:ascii="Arial" w:eastAsia="Arial" w:hAnsi="Arial" w:cs="Arial"/>
-          <w:color w:val="000000"/>
-          <w:kern w:val="0"/>
-          <w:sz w:val="24"/>
-          <w:szCs w:val="24"/>
-          <w:lang w:val="en-US" w:eastAsia="en-MY"/>
-          <w14:ligatures w14:val="none"/>
-        </w:rPr>
-        <w:t>bagi</w:t>
-      </w:r>
-      <w:proofErr w:type="spellEnd"/>
-      <w:r>
-        <w:rPr>
-          <w:rFonts w:ascii="Arial" w:eastAsia="Arial" w:hAnsi="Arial" w:cs="Arial"/>
-          <w:color w:val="000000"/>
-          <w:kern w:val="0"/>
-          <w:sz w:val="24"/>
-          <w:szCs w:val="24"/>
-          <w:lang w:val="en-US" w:eastAsia="en-MY"/>
-          <w14:ligatures w14:val="none"/>
-        </w:rPr>
-        <w:t xml:space="preserve"> </w:t>
-      </w:r>
-      <w:proofErr w:type="spellStart"/>
-      <w:r>
-        <w:rPr>
-          <w:rFonts w:ascii="Arial" w:eastAsia="Arial" w:hAnsi="Arial" w:cs="Arial"/>
-          <w:color w:val="000000"/>
-          <w:kern w:val="0"/>
-          <w:sz w:val="24"/>
-          <w:szCs w:val="24"/>
-          <w:lang w:val="en-US" w:eastAsia="en-MY"/>
-          <w14:ligatures w14:val="none"/>
-        </w:rPr>
-        <w:t>kakitangan</w:t>
-      </w:r>
-      <w:proofErr w:type="spellEnd"/>
-      <w:r>
-        <w:rPr>
-          <w:rFonts w:ascii="Arial" w:eastAsia="Arial" w:hAnsi="Arial" w:cs="Arial"/>
-          <w:color w:val="000000"/>
-          <w:kern w:val="0"/>
-          <w:sz w:val="24"/>
-          <w:szCs w:val="24"/>
-          <w:lang w:val="en-US" w:eastAsia="en-MY"/>
-          <w14:ligatures w14:val="none"/>
-        </w:rPr>
-        <w:t xml:space="preserve"> hospital</w:t>
-      </w:r>
-      <w:r>
-        <w:rPr>
-          <w:rFonts w:ascii="Arial" w:eastAsia="Arial" w:hAnsi="Arial" w:cs="Arial"/>
-          <w:color w:val="000000"/>
-          <w:kern w:val="0"/>
-          <w:sz w:val="24"/>
-          <w:szCs w:val="24"/>
-          <w:lang w:val="en-US" w:eastAsia="en-MY"/>
-          <w14:ligatures w14:val="none"/>
-        </w:rPr>
-        <w:t>.</w:t>
-      </w:r>
-      <w:r>
-        <w:rPr>
-          <w:rFonts w:ascii="Arial" w:eastAsia="Arial" w:hAnsi="Arial" w:cs="Arial"/>
-          <w:color w:val="000000"/>
-          <w:kern w:val="0"/>
-          <w:sz w:val="24"/>
-          <w:szCs w:val="24"/>
-          <w:lang w:val="en-US" w:eastAsia="en-MY"/>
-          <w14:ligatures w14:val="none"/>
-        </w:rPr>
-        <w:t xml:space="preserve"> </w:t>
-      </w:r>
-      <w:proofErr w:type="spellStart"/>
-      <w:r>
-        <w:rPr>
-          <w:rFonts w:ascii="Arial" w:eastAsia="Arial" w:hAnsi="Arial" w:cs="Arial"/>
-          <w:color w:val="000000"/>
-          <w:kern w:val="0"/>
-          <w:sz w:val="24"/>
-          <w:szCs w:val="24"/>
-          <w:lang w:val="en-US" w:eastAsia="en-MY"/>
-          <w14:ligatures w14:val="none"/>
-        </w:rPr>
-        <w:t>Sesi</w:t>
-      </w:r>
-      <w:proofErr w:type="spellEnd"/>
-      <w:r>
-        <w:rPr>
-          <w:rFonts w:ascii="Arial" w:eastAsia="Arial" w:hAnsi="Arial" w:cs="Arial"/>
-          <w:color w:val="000000"/>
-          <w:kern w:val="0"/>
-          <w:sz w:val="24"/>
-          <w:szCs w:val="24"/>
-          <w:lang w:val="en-US" w:eastAsia="en-MY"/>
-          <w14:ligatures w14:val="none"/>
-        </w:rPr>
-        <w:t xml:space="preserve"> </w:t>
-      </w:r>
-      <w:proofErr w:type="spellStart"/>
-      <w:r>
-        <w:rPr>
-          <w:rFonts w:ascii="Arial" w:eastAsia="Arial" w:hAnsi="Arial" w:cs="Arial"/>
-          <w:color w:val="000000"/>
-          <w:kern w:val="0"/>
-          <w:sz w:val="24"/>
-          <w:szCs w:val="24"/>
-          <w:lang w:val="en-US" w:eastAsia="en-MY"/>
-          <w14:ligatures w14:val="none"/>
-        </w:rPr>
-        <w:t>akan</w:t>
-      </w:r>
-      <w:proofErr w:type="spellEnd"/>
-      <w:r>
-        <w:rPr>
-          <w:rFonts w:ascii="Arial" w:eastAsia="Arial" w:hAnsi="Arial" w:cs="Arial"/>
-          <w:color w:val="000000"/>
-          <w:kern w:val="0"/>
-          <w:sz w:val="24"/>
-          <w:szCs w:val="24"/>
-          <w:lang w:val="en-US" w:eastAsia="en-MY"/>
-          <w14:ligatures w14:val="none"/>
-        </w:rPr>
-        <w:t xml:space="preserve"> </w:t>
-      </w:r>
-      <w:proofErr w:type="spellStart"/>
-      <w:r>
-        <w:rPr>
-          <w:rFonts w:ascii="Arial" w:eastAsia="Arial" w:hAnsi="Arial" w:cs="Arial"/>
-          <w:color w:val="000000"/>
-          <w:kern w:val="0"/>
-          <w:sz w:val="24"/>
-          <w:szCs w:val="24"/>
-          <w:lang w:val="en-US" w:eastAsia="en-MY"/>
-          <w14:ligatures w14:val="none"/>
-        </w:rPr>
-        <w:t>diadakan</w:t>
-      </w:r>
-      <w:proofErr w:type="spellEnd"/>
-      <w:r>
-        <w:rPr>
-          <w:rFonts w:ascii="Arial" w:eastAsia="Arial" w:hAnsi="Arial" w:cs="Arial"/>
-          <w:color w:val="000000"/>
-          <w:kern w:val="0"/>
-          <w:sz w:val="24"/>
-          <w:szCs w:val="24"/>
-          <w:lang w:val="en-US" w:eastAsia="en-MY"/>
-          <w14:ligatures w14:val="none"/>
-        </w:rPr>
-        <w:t xml:space="preserve"> </w:t>
-      </w:r>
-      <w:proofErr w:type="spellStart"/>
-      <w:r>
-        <w:rPr>
-          <w:rFonts w:ascii="Arial" w:eastAsia="Arial" w:hAnsi="Arial" w:cs="Arial"/>
-          <w:color w:val="000000"/>
-          <w:kern w:val="0"/>
-          <w:sz w:val="24"/>
-          <w:szCs w:val="24"/>
-          <w:lang w:val="en-US" w:eastAsia="en-MY"/>
-          <w14:ligatures w14:val="none"/>
-        </w:rPr>
-        <w:t>seperti</w:t>
-      </w:r>
-      <w:proofErr w:type="spellEnd"/>
-      <w:r>
-        <w:rPr>
-          <w:rFonts w:ascii="Arial" w:eastAsia="Arial" w:hAnsi="Arial" w:cs="Arial"/>
-          <w:color w:val="000000"/>
-          <w:kern w:val="0"/>
-          <w:sz w:val="24"/>
-          <w:szCs w:val="24"/>
-          <w:lang w:val="en-US" w:eastAsia="en-MY"/>
-          <w14:ligatures w14:val="none"/>
-        </w:rPr>
-        <w:t xml:space="preserve"> </w:t>
-      </w:r>
-      <w:proofErr w:type="spellStart"/>
-      <w:r>
-        <w:rPr>
-          <w:rFonts w:ascii="Arial" w:eastAsia="Arial" w:hAnsi="Arial" w:cs="Arial"/>
-          <w:color w:val="000000"/>
-          <w:kern w:val="0"/>
-          <w:sz w:val="24"/>
-          <w:szCs w:val="24"/>
-          <w:lang w:val="en-US" w:eastAsia="en-MY"/>
-          <w14:ligatures w14:val="none"/>
-        </w:rPr>
-        <w:t>ketetapan</w:t>
-      </w:r>
-      <w:proofErr w:type="spellEnd"/>
-      <w:r>
-        <w:rPr>
-          <w:rFonts w:ascii="Arial" w:eastAsia="Arial" w:hAnsi="Arial" w:cs="Arial"/>
-          <w:color w:val="000000"/>
-          <w:kern w:val="0"/>
-          <w:sz w:val="24"/>
-          <w:szCs w:val="24"/>
-          <w:lang w:val="en-US" w:eastAsia="en-MY"/>
-          <w14:ligatures w14:val="none"/>
-        </w:rPr>
-        <w:t xml:space="preserve"> </w:t>
-      </w:r>
-      <w:proofErr w:type="spellStart"/>
-      <w:r>
-        <w:rPr>
-          <w:rFonts w:ascii="Arial" w:eastAsia="Arial" w:hAnsi="Arial" w:cs="Arial"/>
-          <w:color w:val="000000"/>
-          <w:kern w:val="0"/>
-          <w:sz w:val="24"/>
-          <w:szCs w:val="24"/>
-          <w:lang w:val="en-US" w:eastAsia="en-MY"/>
-          <w14:ligatures w14:val="none"/>
-        </w:rPr>
-        <w:t>berikut</w:t>
-      </w:r>
-      <w:proofErr w:type="spellEnd"/>
-      <w:r>
-        <w:rPr>
-          <w:rFonts w:ascii="Arial" w:eastAsia="Arial" w:hAnsi="Arial" w:cs="Arial"/>
-          <w:color w:val="000000"/>
-          <w:kern w:val="0"/>
-          <w:sz w:val="24"/>
-          <w:szCs w:val="24"/>
-          <w:lang w:val="en-US" w:eastAsia="en-MY"/>
-          <w14:ligatures w14:val="none"/>
-        </w:rPr>
-        <w:t>:</w:t>
+      <w:r>
+        <w:rPr>
+          <w:rFonts w:ascii="Arial" w:eastAsia="Arial" w:hAnsi="Arial" w:cs="Arial"/>
+          <w:color w:val="000000"/>
+          <w:kern w:val="0"/>
+          <w:sz w:val="24"/>
+          <w:szCs w:val="24"/>
+          <w:lang w:val="en-US" w:eastAsia="en-MY"/>
+          <w14:ligatures w14:val="none"/>
+        </w:rPr>
+        <w:t xml:space="preserve">akan diadakan </w:t>
+      </w:r>
+      <w:r>
+        <w:rPr>
+          <w:rFonts w:ascii="Arial" w:eastAsia="Arial" w:hAnsi="Arial" w:cs="Arial"/>
+          <w:color w:val="000000"/>
+          <w:kern w:val="0"/>
+          <w:sz w:val="24"/>
+          <w:szCs w:val="24"/>
+          <w:lang w:val="en-US" w:eastAsia="en-MY"/>
+          <w14:ligatures w14:val="none"/>
+        </w:rPr>
+        <w:t>seperti ketetapan berikut:</w:t>
       </w:r>
     </w:p>
     <w:p>
@@ -2199,7 +1429,19 @@
           <w:lang w:val="en-US" w:eastAsia="en-MY"/>
           <w14:ligatures w14:val="none"/>
         </w:rPr>
-        <w:t>Value8</w:t>
+        <w:t>Value</w:t>
+      </w:r>
+      <w:r>
+        <w:rPr>
+          <w:rFonts w:ascii="Arial" w:eastAsia="Arial" w:hAnsi="Arial" w:cs="Arial"/>
+          <w:b/>
+          <w:kern w:val="0"/>
+          <w:sz w:val="24"/>
+          <w:szCs w:val="24"/>
+          <w:lang w:val="en-US" w:eastAsia="en-MY"/>
+          <w14:ligatures w14:val="none"/>
+        </w:rPr>
+        <w:t>6</w:t>
       </w:r>
       <w:r>
         <w:rPr>
@@ -2357,7 +1599,19 @@
           <w:lang w:val="en-US" w:eastAsia="en-MY"/>
           <w14:ligatures w14:val="none"/>
         </w:rPr>
-        <w:t>Value9</w:t>
+        <w:t>Value</w:t>
+      </w:r>
+      <w:r>
+        <w:rPr>
+          <w:rFonts w:ascii="Arial" w:eastAsia="Arial" w:hAnsi="Arial" w:cs="Arial"/>
+          <w:b/>
+          <w:kern w:val="0"/>
+          <w:sz w:val="24"/>
+          <w:szCs w:val="24"/>
+          <w:lang w:val="en-US" w:eastAsia="en-MY"/>
+          <w14:ligatures w14:val="none"/>
+        </w:rPr>
+        <w:t>7</w:t>
       </w:r>
       <w:r>
         <w:rPr>
@@ -2437,7 +1691,6 @@
         </w:rPr>
         <w:tab/>
       </w:r>
-      <w:proofErr w:type="spellStart"/>
       <w:r>
         <w:rPr>
           <w:rFonts w:ascii="Arial" w:eastAsia="Arial" w:hAnsi="Arial" w:cs="Arial"/>
@@ -2452,7 +1705,6 @@
         </w:rPr>
         <w:t>Tempat</w:t>
       </w:r>
-      <w:proofErr w:type="spellEnd"/>
       <w:r>
         <w:rPr>
           <w:rFonts w:ascii="Arial" w:eastAsia="Arial" w:hAnsi="Arial" w:cs="Arial"/>
@@ -2517,7 +1769,19 @@
           <w:lang w:val="en-US" w:eastAsia="en-MY"/>
           <w14:ligatures w14:val="none"/>
         </w:rPr>
-        <w:t>Value10</w:t>
+        <w:t>Value</w:t>
+      </w:r>
+      <w:r>
+        <w:rPr>
+          <w:rFonts w:ascii="Arial" w:eastAsia="Arial" w:hAnsi="Arial" w:cs="Arial"/>
+          <w:b/>
+          <w:kern w:val="0"/>
+          <w:sz w:val="24"/>
+          <w:szCs w:val="24"/>
+          <w:lang w:val="en-US" w:eastAsia="en-MY"/>
+          <w14:ligatures w14:val="none"/>
+        </w:rPr>
+        <w:t>8</w:t>
       </w:r>
       <w:r>
         <w:rPr>
@@ -2594,7 +1858,6 @@
         </w:rPr>
         <w:tab/>
       </w:r>
-      <w:proofErr w:type="spellStart"/>
       <w:r>
         <w:rPr>
           <w:rFonts w:ascii="Arial" w:eastAsia="Arial" w:hAnsi="Arial" w:cs="Arial"/>
@@ -2604,21 +1867,21 @@
           <w:lang w:eastAsia="en-MY"/>
           <w14:ligatures w14:val="none"/>
         </w:rPr>
-        <w:t>Untuk</w:t>
-      </w:r>
-      <w:proofErr w:type="spellEnd"/>
-      <w:r>
-        <w:rPr>
-          <w:rFonts w:ascii="Arial" w:eastAsia="Arial" w:hAnsi="Arial" w:cs="Arial"/>
+        <w:t xml:space="preserve">Untuk makluman, segala maklumat dan data yang berkaitan dengan pengurusan surat ini adalah dikendalikan secara </w:t>
+      </w:r>
+      <w:r>
+        <w:rPr>
+          <w:rFonts w:ascii="Arial" w:eastAsia="Arial" w:hAnsi="Arial" w:cs="Arial"/>
+          <w:b/>
+          <w:bCs/>
           <w:kern w:val="0"/>
           <w:sz w:val="24"/>
           <w:szCs w:val="24"/>
           <w:lang w:eastAsia="en-MY"/>
           <w14:ligatures w14:val="none"/>
         </w:rPr>
-        <w:t xml:space="preserve"> </w:t>
-      </w:r>
-      <w:proofErr w:type="spellStart"/>
+        <w:t>sulit</w:t>
+      </w:r>
       <w:r>
         <w:rPr>
           <w:rFonts w:ascii="Arial" w:eastAsia="Arial" w:hAnsi="Arial" w:cs="Arial"/>
@@ -2628,21 +1891,21 @@
           <w:lang w:eastAsia="en-MY"/>
           <w14:ligatures w14:val="none"/>
         </w:rPr>
-        <w:t>makluman</w:t>
-      </w:r>
-      <w:proofErr w:type="spellEnd"/>
-      <w:r>
-        <w:rPr>
-          <w:rFonts w:ascii="Arial" w:eastAsia="Arial" w:hAnsi="Arial" w:cs="Arial"/>
+        <w:t xml:space="preserve"> dan tertakluk kepada </w:t>
+      </w:r>
+      <w:r>
+        <w:rPr>
+          <w:rFonts w:ascii="Arial" w:eastAsia="Arial" w:hAnsi="Arial" w:cs="Arial"/>
+          <w:b/>
+          <w:bCs/>
           <w:kern w:val="0"/>
           <w:sz w:val="24"/>
           <w:szCs w:val="24"/>
           <w:lang w:eastAsia="en-MY"/>
           <w14:ligatures w14:val="none"/>
         </w:rPr>
-        <w:t xml:space="preserve">, </w:t>
-      </w:r>
-      <w:proofErr w:type="spellStart"/>
+        <w:t>kerahsiaan</w:t>
+      </w:r>
       <w:r>
         <w:rPr>
           <w:rFonts w:ascii="Arial" w:eastAsia="Arial" w:hAnsi="Arial" w:cs="Arial"/>
@@ -2652,643 +1915,20 @@
           <w:lang w:eastAsia="en-MY"/>
           <w14:ligatures w14:val="none"/>
         </w:rPr>
-        <w:t>segala</w:t>
-      </w:r>
-      <w:proofErr w:type="spellEnd"/>
-      <w:r>
-        <w:rPr>
-          <w:rFonts w:ascii="Arial" w:eastAsia="Arial" w:hAnsi="Arial" w:cs="Arial"/>
+        <w:t xml:space="preserve">. </w:t>
+      </w:r>
+      <w:r>
+        <w:rPr>
+          <w:rFonts w:ascii="Arial" w:eastAsia="Arial" w:hAnsi="Arial" w:cs="Arial"/>
+          <w:b/>
+          <w:bCs/>
           <w:kern w:val="0"/>
           <w:sz w:val="24"/>
           <w:szCs w:val="24"/>
           <w:lang w:eastAsia="en-MY"/>
           <w14:ligatures w14:val="none"/>
         </w:rPr>
-        <w:t xml:space="preserve"> </w:t>
-      </w:r>
-      <w:proofErr w:type="spellStart"/>
-      <w:r>
-        <w:rPr>
-          <w:rFonts w:ascii="Arial" w:eastAsia="Arial" w:hAnsi="Arial" w:cs="Arial"/>
-          <w:kern w:val="0"/>
-          <w:sz w:val="24"/>
-          <w:szCs w:val="24"/>
-          <w:lang w:eastAsia="en-MY"/>
-          <w14:ligatures w14:val="none"/>
-        </w:rPr>
-        <w:t>maklumat</w:t>
-      </w:r>
-      <w:proofErr w:type="spellEnd"/>
-      <w:r>
-        <w:rPr>
-          <w:rFonts w:ascii="Arial" w:eastAsia="Arial" w:hAnsi="Arial" w:cs="Arial"/>
-          <w:kern w:val="0"/>
-          <w:sz w:val="24"/>
-          <w:szCs w:val="24"/>
-          <w:lang w:eastAsia="en-MY"/>
-          <w14:ligatures w14:val="none"/>
-        </w:rPr>
-        <w:t xml:space="preserve"> dan data yang </w:t>
-      </w:r>
-      <w:proofErr w:type="spellStart"/>
-      <w:r>
-        <w:rPr>
-          <w:rFonts w:ascii="Arial" w:eastAsia="Arial" w:hAnsi="Arial" w:cs="Arial"/>
-          <w:kern w:val="0"/>
-          <w:sz w:val="24"/>
-          <w:szCs w:val="24"/>
-          <w:lang w:eastAsia="en-MY"/>
-          <w14:ligatures w14:val="none"/>
-        </w:rPr>
-        <w:t>berkaitan</w:t>
-      </w:r>
-      <w:proofErr w:type="spellEnd"/>
-      <w:r>
-        <w:rPr>
-          <w:rFonts w:ascii="Arial" w:eastAsia="Arial" w:hAnsi="Arial" w:cs="Arial"/>
-          <w:kern w:val="0"/>
-          <w:sz w:val="24"/>
-          <w:szCs w:val="24"/>
-          <w:lang w:eastAsia="en-MY"/>
-          <w14:ligatures w14:val="none"/>
-        </w:rPr>
-        <w:t xml:space="preserve"> </w:t>
-      </w:r>
-      <w:proofErr w:type="spellStart"/>
-      <w:r>
-        <w:rPr>
-          <w:rFonts w:ascii="Arial" w:eastAsia="Arial" w:hAnsi="Arial" w:cs="Arial"/>
-          <w:kern w:val="0"/>
-          <w:sz w:val="24"/>
-          <w:szCs w:val="24"/>
-          <w:lang w:eastAsia="en-MY"/>
-          <w14:ligatures w14:val="none"/>
-        </w:rPr>
-        <w:t>dengan</w:t>
-      </w:r>
-      <w:proofErr w:type="spellEnd"/>
-      <w:r>
-        <w:rPr>
-          <w:rFonts w:ascii="Arial" w:eastAsia="Arial" w:hAnsi="Arial" w:cs="Arial"/>
-          <w:kern w:val="0"/>
-          <w:sz w:val="24"/>
-          <w:szCs w:val="24"/>
-          <w:lang w:eastAsia="en-MY"/>
-          <w14:ligatures w14:val="none"/>
-        </w:rPr>
-        <w:t xml:space="preserve"> </w:t>
-      </w:r>
-      <w:proofErr w:type="spellStart"/>
-      <w:r>
-        <w:rPr>
-          <w:rFonts w:ascii="Arial" w:eastAsia="Arial" w:hAnsi="Arial" w:cs="Arial"/>
-          <w:kern w:val="0"/>
-          <w:sz w:val="24"/>
-          <w:szCs w:val="24"/>
-          <w:lang w:eastAsia="en-MY"/>
-          <w14:ligatures w14:val="none"/>
-        </w:rPr>
-        <w:t>pengurusan</w:t>
-      </w:r>
-      <w:proofErr w:type="spellEnd"/>
-      <w:r>
-        <w:rPr>
-          <w:rFonts w:ascii="Arial" w:eastAsia="Arial" w:hAnsi="Arial" w:cs="Arial"/>
-          <w:kern w:val="0"/>
-          <w:sz w:val="24"/>
-          <w:szCs w:val="24"/>
-          <w:lang w:eastAsia="en-MY"/>
-          <w14:ligatures w14:val="none"/>
-        </w:rPr>
-        <w:t xml:space="preserve"> </w:t>
-      </w:r>
-      <w:proofErr w:type="spellStart"/>
-      <w:r>
-        <w:rPr>
-          <w:rFonts w:ascii="Arial" w:eastAsia="Arial" w:hAnsi="Arial" w:cs="Arial"/>
-          <w:kern w:val="0"/>
-          <w:sz w:val="24"/>
-          <w:szCs w:val="24"/>
-          <w:lang w:eastAsia="en-MY"/>
-          <w14:ligatures w14:val="none"/>
-        </w:rPr>
-        <w:t>surat</w:t>
-      </w:r>
-      <w:proofErr w:type="spellEnd"/>
-      <w:r>
-        <w:rPr>
-          <w:rFonts w:ascii="Arial" w:eastAsia="Arial" w:hAnsi="Arial" w:cs="Arial"/>
-          <w:kern w:val="0"/>
-          <w:sz w:val="24"/>
-          <w:szCs w:val="24"/>
-          <w:lang w:eastAsia="en-MY"/>
-          <w14:ligatures w14:val="none"/>
-        </w:rPr>
-        <w:t xml:space="preserve"> </w:t>
-      </w:r>
-      <w:proofErr w:type="spellStart"/>
-      <w:r>
-        <w:rPr>
-          <w:rFonts w:ascii="Arial" w:eastAsia="Arial" w:hAnsi="Arial" w:cs="Arial"/>
-          <w:kern w:val="0"/>
-          <w:sz w:val="24"/>
-          <w:szCs w:val="24"/>
-          <w:lang w:eastAsia="en-MY"/>
-          <w14:ligatures w14:val="none"/>
-        </w:rPr>
-        <w:t>ini</w:t>
-      </w:r>
-      <w:proofErr w:type="spellEnd"/>
-      <w:r>
-        <w:rPr>
-          <w:rFonts w:ascii="Arial" w:eastAsia="Arial" w:hAnsi="Arial" w:cs="Arial"/>
-          <w:kern w:val="0"/>
-          <w:sz w:val="24"/>
-          <w:szCs w:val="24"/>
-          <w:lang w:eastAsia="en-MY"/>
-          <w14:ligatures w14:val="none"/>
-        </w:rPr>
-        <w:t xml:space="preserve"> </w:t>
-      </w:r>
-      <w:proofErr w:type="spellStart"/>
-      <w:r>
-        <w:rPr>
-          <w:rFonts w:ascii="Arial" w:eastAsia="Arial" w:hAnsi="Arial" w:cs="Arial"/>
-          <w:kern w:val="0"/>
-          <w:sz w:val="24"/>
-          <w:szCs w:val="24"/>
-          <w:lang w:eastAsia="en-MY"/>
-          <w14:ligatures w14:val="none"/>
-        </w:rPr>
-        <w:t>adalah</w:t>
-      </w:r>
-      <w:proofErr w:type="spellEnd"/>
-      <w:r>
-        <w:rPr>
-          <w:rFonts w:ascii="Arial" w:eastAsia="Arial" w:hAnsi="Arial" w:cs="Arial"/>
-          <w:kern w:val="0"/>
-          <w:sz w:val="24"/>
-          <w:szCs w:val="24"/>
-          <w:lang w:eastAsia="en-MY"/>
-          <w14:ligatures w14:val="none"/>
-        </w:rPr>
-        <w:t xml:space="preserve"> </w:t>
-      </w:r>
-      <w:proofErr w:type="spellStart"/>
-      <w:r>
-        <w:rPr>
-          <w:rFonts w:ascii="Arial" w:eastAsia="Arial" w:hAnsi="Arial" w:cs="Arial"/>
-          <w:kern w:val="0"/>
-          <w:sz w:val="24"/>
-          <w:szCs w:val="24"/>
-          <w:lang w:eastAsia="en-MY"/>
-          <w14:ligatures w14:val="none"/>
-        </w:rPr>
-        <w:t>dikendalikan</w:t>
-      </w:r>
-      <w:proofErr w:type="spellEnd"/>
-      <w:r>
-        <w:rPr>
-          <w:rFonts w:ascii="Arial" w:eastAsia="Arial" w:hAnsi="Arial" w:cs="Arial"/>
-          <w:kern w:val="0"/>
-          <w:sz w:val="24"/>
-          <w:szCs w:val="24"/>
-          <w:lang w:eastAsia="en-MY"/>
-          <w14:ligatures w14:val="none"/>
-        </w:rPr>
-        <w:t xml:space="preserve"> </w:t>
-      </w:r>
-      <w:proofErr w:type="spellStart"/>
-      <w:r>
-        <w:rPr>
-          <w:rFonts w:ascii="Arial" w:eastAsia="Arial" w:hAnsi="Arial" w:cs="Arial"/>
-          <w:kern w:val="0"/>
-          <w:sz w:val="24"/>
-          <w:szCs w:val="24"/>
-          <w:lang w:eastAsia="en-MY"/>
-          <w14:ligatures w14:val="none"/>
-        </w:rPr>
-        <w:t>secara</w:t>
-      </w:r>
-      <w:proofErr w:type="spellEnd"/>
-      <w:r>
-        <w:rPr>
-          <w:rFonts w:ascii="Arial" w:eastAsia="Arial" w:hAnsi="Arial" w:cs="Arial"/>
-          <w:kern w:val="0"/>
-          <w:sz w:val="24"/>
-          <w:szCs w:val="24"/>
-          <w:lang w:eastAsia="en-MY"/>
-          <w14:ligatures w14:val="none"/>
-        </w:rPr>
-        <w:t xml:space="preserve"> </w:t>
-      </w:r>
-      <w:proofErr w:type="spellStart"/>
-      <w:r>
-        <w:rPr>
-          <w:rFonts w:ascii="Arial" w:eastAsia="Arial" w:hAnsi="Arial" w:cs="Arial"/>
-          <w:b/>
-          <w:bCs/>
-          <w:kern w:val="0"/>
-          <w:sz w:val="24"/>
-          <w:szCs w:val="24"/>
-          <w:lang w:eastAsia="en-MY"/>
-          <w14:ligatures w14:val="none"/>
-        </w:rPr>
-        <w:t>sulit</w:t>
-      </w:r>
-      <w:proofErr w:type="spellEnd"/>
-      <w:r>
-        <w:rPr>
-          <w:rFonts w:ascii="Arial" w:eastAsia="Arial" w:hAnsi="Arial" w:cs="Arial"/>
-          <w:kern w:val="0"/>
-          <w:sz w:val="24"/>
-          <w:szCs w:val="24"/>
-          <w:lang w:eastAsia="en-MY"/>
-          <w14:ligatures w14:val="none"/>
-        </w:rPr>
-        <w:t xml:space="preserve"> dan </w:t>
-      </w:r>
-      <w:proofErr w:type="spellStart"/>
-      <w:r>
-        <w:rPr>
-          <w:rFonts w:ascii="Arial" w:eastAsia="Arial" w:hAnsi="Arial" w:cs="Arial"/>
-          <w:kern w:val="0"/>
-          <w:sz w:val="24"/>
-          <w:szCs w:val="24"/>
-          <w:lang w:eastAsia="en-MY"/>
-          <w14:ligatures w14:val="none"/>
-        </w:rPr>
-        <w:t>tertakluk</w:t>
-      </w:r>
-      <w:proofErr w:type="spellEnd"/>
-      <w:r>
-        <w:rPr>
-          <w:rFonts w:ascii="Arial" w:eastAsia="Arial" w:hAnsi="Arial" w:cs="Arial"/>
-          <w:kern w:val="0"/>
-          <w:sz w:val="24"/>
-          <w:szCs w:val="24"/>
-          <w:lang w:eastAsia="en-MY"/>
-          <w14:ligatures w14:val="none"/>
-        </w:rPr>
-        <w:t xml:space="preserve"> </w:t>
-      </w:r>
-      <w:proofErr w:type="spellStart"/>
-      <w:r>
-        <w:rPr>
-          <w:rFonts w:ascii="Arial" w:eastAsia="Arial" w:hAnsi="Arial" w:cs="Arial"/>
-          <w:kern w:val="0"/>
-          <w:sz w:val="24"/>
-          <w:szCs w:val="24"/>
-          <w:lang w:eastAsia="en-MY"/>
-          <w14:ligatures w14:val="none"/>
-        </w:rPr>
-        <w:t>kepada</w:t>
-      </w:r>
-      <w:proofErr w:type="spellEnd"/>
-      <w:r>
-        <w:rPr>
-          <w:rFonts w:ascii="Arial" w:eastAsia="Arial" w:hAnsi="Arial" w:cs="Arial"/>
-          <w:kern w:val="0"/>
-          <w:sz w:val="24"/>
-          <w:szCs w:val="24"/>
-          <w:lang w:eastAsia="en-MY"/>
-          <w14:ligatures w14:val="none"/>
-        </w:rPr>
-        <w:t xml:space="preserve"> </w:t>
-      </w:r>
-      <w:proofErr w:type="spellStart"/>
-      <w:r>
-        <w:rPr>
-          <w:rFonts w:ascii="Arial" w:eastAsia="Arial" w:hAnsi="Arial" w:cs="Arial"/>
-          <w:b/>
-          <w:bCs/>
-          <w:kern w:val="0"/>
-          <w:sz w:val="24"/>
-          <w:szCs w:val="24"/>
-          <w:lang w:eastAsia="en-MY"/>
-          <w14:ligatures w14:val="none"/>
-        </w:rPr>
-        <w:t>kerahsiaan</w:t>
-      </w:r>
-      <w:proofErr w:type="spellEnd"/>
-      <w:r>
-        <w:rPr>
-          <w:rFonts w:ascii="Arial" w:eastAsia="Arial" w:hAnsi="Arial" w:cs="Arial"/>
-          <w:kern w:val="0"/>
-          <w:sz w:val="24"/>
-          <w:szCs w:val="24"/>
-          <w:lang w:eastAsia="en-MY"/>
-          <w14:ligatures w14:val="none"/>
-        </w:rPr>
-        <w:t xml:space="preserve">. </w:t>
-      </w:r>
-      <w:proofErr w:type="spellStart"/>
-      <w:r>
-        <w:rPr>
-          <w:rFonts w:ascii="Arial" w:eastAsia="Arial" w:hAnsi="Arial" w:cs="Arial"/>
-          <w:b/>
-          <w:bCs/>
-          <w:kern w:val="0"/>
-          <w:sz w:val="24"/>
-          <w:szCs w:val="24"/>
-          <w:lang w:eastAsia="en-MY"/>
-          <w14:ligatures w14:val="none"/>
-        </w:rPr>
-        <w:t>Kebenaran</w:t>
-      </w:r>
-      <w:proofErr w:type="spellEnd"/>
-      <w:r>
-        <w:rPr>
-          <w:rFonts w:ascii="Arial" w:eastAsia="Arial" w:hAnsi="Arial" w:cs="Arial"/>
-          <w:b/>
-          <w:bCs/>
-          <w:kern w:val="0"/>
-          <w:sz w:val="24"/>
-          <w:szCs w:val="24"/>
-          <w:lang w:eastAsia="en-MY"/>
-          <w14:ligatures w14:val="none"/>
-        </w:rPr>
-        <w:t xml:space="preserve"> </w:t>
-      </w:r>
-      <w:proofErr w:type="spellStart"/>
-      <w:r>
-        <w:rPr>
-          <w:rFonts w:ascii="Arial" w:eastAsia="Arial" w:hAnsi="Arial" w:cs="Arial"/>
-          <w:b/>
-          <w:bCs/>
-          <w:kern w:val="0"/>
-          <w:sz w:val="24"/>
-          <w:szCs w:val="24"/>
-          <w:lang w:eastAsia="en-MY"/>
-          <w14:ligatures w14:val="none"/>
-        </w:rPr>
-        <w:t>daripada</w:t>
-      </w:r>
-      <w:proofErr w:type="spellEnd"/>
-      <w:r>
-        <w:rPr>
-          <w:rFonts w:ascii="Arial" w:eastAsia="Arial" w:hAnsi="Arial" w:cs="Arial"/>
-          <w:b/>
-          <w:bCs/>
-          <w:kern w:val="0"/>
-          <w:sz w:val="24"/>
-          <w:szCs w:val="24"/>
-          <w:lang w:eastAsia="en-MY"/>
-          <w14:ligatures w14:val="none"/>
-        </w:rPr>
-        <w:t xml:space="preserve"> </w:t>
-      </w:r>
-      <w:proofErr w:type="spellStart"/>
-      <w:r>
-        <w:rPr>
-          <w:rFonts w:ascii="Arial" w:eastAsia="Arial" w:hAnsi="Arial" w:cs="Arial"/>
-          <w:b/>
-          <w:bCs/>
-          <w:kern w:val="0"/>
-          <w:sz w:val="24"/>
-          <w:szCs w:val="24"/>
-          <w:lang w:eastAsia="en-MY"/>
-          <w14:ligatures w14:val="none"/>
-        </w:rPr>
-        <w:t>Ketua</w:t>
-      </w:r>
-      <w:proofErr w:type="spellEnd"/>
-      <w:r>
-        <w:rPr>
-          <w:rFonts w:ascii="Arial" w:eastAsia="Arial" w:hAnsi="Arial" w:cs="Arial"/>
-          <w:b/>
-          <w:bCs/>
-          <w:kern w:val="0"/>
-          <w:sz w:val="24"/>
-          <w:szCs w:val="24"/>
-          <w:lang w:eastAsia="en-MY"/>
-          <w14:ligatures w14:val="none"/>
-        </w:rPr>
-        <w:t xml:space="preserve"> </w:t>
-      </w:r>
-      <w:proofErr w:type="spellStart"/>
-      <w:r>
-        <w:rPr>
-          <w:rFonts w:ascii="Arial" w:eastAsia="Arial" w:hAnsi="Arial" w:cs="Arial"/>
-          <w:b/>
-          <w:bCs/>
-          <w:kern w:val="0"/>
-          <w:sz w:val="24"/>
-          <w:szCs w:val="24"/>
-          <w:lang w:eastAsia="en-MY"/>
-          <w14:ligatures w14:val="none"/>
-        </w:rPr>
-        <w:t>Jabatan</w:t>
-      </w:r>
-      <w:proofErr w:type="spellEnd"/>
-      <w:r>
-        <w:rPr>
-          <w:rFonts w:ascii="Arial" w:eastAsia="Arial" w:hAnsi="Arial" w:cs="Arial"/>
-          <w:b/>
-          <w:bCs/>
-          <w:kern w:val="0"/>
-          <w:sz w:val="24"/>
-          <w:szCs w:val="24"/>
-          <w:lang w:eastAsia="en-MY"/>
-          <w14:ligatures w14:val="none"/>
-        </w:rPr>
-        <w:t xml:space="preserve">/Unit </w:t>
-      </w:r>
-      <w:proofErr w:type="spellStart"/>
-      <w:r>
-        <w:rPr>
-          <w:rFonts w:ascii="Arial" w:eastAsia="Arial" w:hAnsi="Arial" w:cs="Arial"/>
-          <w:b/>
-          <w:bCs/>
-          <w:kern w:val="0"/>
-          <w:sz w:val="24"/>
-          <w:szCs w:val="24"/>
-          <w:lang w:eastAsia="en-MY"/>
-          <w14:ligatures w14:val="none"/>
-        </w:rPr>
-        <w:t>adalah</w:t>
-      </w:r>
-      <w:proofErr w:type="spellEnd"/>
-      <w:r>
-        <w:rPr>
-          <w:rFonts w:ascii="Arial" w:eastAsia="Arial" w:hAnsi="Arial" w:cs="Arial"/>
-          <w:b/>
-          <w:bCs/>
-          <w:kern w:val="0"/>
-          <w:sz w:val="24"/>
-          <w:szCs w:val="24"/>
-          <w:lang w:eastAsia="en-MY"/>
-          <w14:ligatures w14:val="none"/>
-        </w:rPr>
-        <w:t xml:space="preserve"> </w:t>
-      </w:r>
-      <w:proofErr w:type="spellStart"/>
-      <w:r>
-        <w:rPr>
-          <w:rFonts w:ascii="Arial" w:eastAsia="Arial" w:hAnsi="Arial" w:cs="Arial"/>
-          <w:b/>
-          <w:bCs/>
-          <w:kern w:val="0"/>
-          <w:sz w:val="24"/>
-          <w:szCs w:val="24"/>
-          <w:lang w:eastAsia="en-MY"/>
-          <w14:ligatures w14:val="none"/>
-        </w:rPr>
-        <w:t>wajib</w:t>
-      </w:r>
-      <w:proofErr w:type="spellEnd"/>
-      <w:r>
-        <w:rPr>
-          <w:rFonts w:ascii="Arial" w:eastAsia="Arial" w:hAnsi="Arial" w:cs="Arial"/>
-          <w:b/>
-          <w:bCs/>
-          <w:kern w:val="0"/>
-          <w:sz w:val="24"/>
-          <w:szCs w:val="24"/>
-          <w:lang w:eastAsia="en-MY"/>
-          <w14:ligatures w14:val="none"/>
-        </w:rPr>
-        <w:t xml:space="preserve"> </w:t>
-      </w:r>
-      <w:proofErr w:type="spellStart"/>
-      <w:r>
-        <w:rPr>
-          <w:rFonts w:ascii="Arial" w:eastAsia="Arial" w:hAnsi="Arial" w:cs="Arial"/>
-          <w:b/>
-          <w:bCs/>
-          <w:kern w:val="0"/>
-          <w:sz w:val="24"/>
-          <w:szCs w:val="24"/>
-          <w:lang w:eastAsia="en-MY"/>
-          <w14:ligatures w14:val="none"/>
-        </w:rPr>
-        <w:t>diperoleh</w:t>
-      </w:r>
-      <w:proofErr w:type="spellEnd"/>
-      <w:r>
-        <w:rPr>
-          <w:rFonts w:ascii="Arial" w:eastAsia="Arial" w:hAnsi="Arial" w:cs="Arial"/>
-          <w:b/>
-          <w:bCs/>
-          <w:kern w:val="0"/>
-          <w:sz w:val="24"/>
-          <w:szCs w:val="24"/>
-          <w:lang w:eastAsia="en-MY"/>
-          <w14:ligatures w14:val="none"/>
-        </w:rPr>
-        <w:t xml:space="preserve"> </w:t>
-      </w:r>
-      <w:proofErr w:type="spellStart"/>
-      <w:r>
-        <w:rPr>
-          <w:rFonts w:ascii="Arial" w:eastAsia="Arial" w:hAnsi="Arial" w:cs="Arial"/>
-          <w:b/>
-          <w:bCs/>
-          <w:kern w:val="0"/>
-          <w:sz w:val="24"/>
-          <w:szCs w:val="24"/>
-          <w:lang w:eastAsia="en-MY"/>
-          <w14:ligatures w14:val="none"/>
-        </w:rPr>
-        <w:t>sebelum</w:t>
-      </w:r>
-      <w:proofErr w:type="spellEnd"/>
-      <w:r>
-        <w:rPr>
-          <w:rFonts w:ascii="Arial" w:eastAsia="Arial" w:hAnsi="Arial" w:cs="Arial"/>
-          <w:b/>
-          <w:bCs/>
-          <w:kern w:val="0"/>
-          <w:sz w:val="24"/>
-          <w:szCs w:val="24"/>
-          <w:lang w:eastAsia="en-MY"/>
-          <w14:ligatures w14:val="none"/>
-        </w:rPr>
-        <w:t xml:space="preserve"> </w:t>
-      </w:r>
-      <w:proofErr w:type="spellStart"/>
-      <w:r>
-        <w:rPr>
-          <w:rFonts w:ascii="Arial" w:eastAsia="Arial" w:hAnsi="Arial" w:cs="Arial"/>
-          <w:b/>
-          <w:bCs/>
-          <w:kern w:val="0"/>
-          <w:sz w:val="24"/>
-          <w:szCs w:val="24"/>
-          <w:lang w:eastAsia="en-MY"/>
-          <w14:ligatures w14:val="none"/>
-        </w:rPr>
-        <w:t>menghadiri</w:t>
-      </w:r>
-      <w:proofErr w:type="spellEnd"/>
-      <w:r>
-        <w:rPr>
-          <w:rFonts w:ascii="Arial" w:eastAsia="Arial" w:hAnsi="Arial" w:cs="Arial"/>
-          <w:b/>
-          <w:bCs/>
-          <w:kern w:val="0"/>
-          <w:sz w:val="24"/>
-          <w:szCs w:val="24"/>
-          <w:lang w:eastAsia="en-MY"/>
-          <w14:ligatures w14:val="none"/>
-        </w:rPr>
-        <w:t xml:space="preserve"> </w:t>
-      </w:r>
-      <w:proofErr w:type="spellStart"/>
-      <w:r>
-        <w:rPr>
-          <w:rFonts w:ascii="Arial" w:eastAsia="Arial" w:hAnsi="Arial" w:cs="Arial"/>
-          <w:b/>
-          <w:bCs/>
-          <w:kern w:val="0"/>
-          <w:sz w:val="24"/>
-          <w:szCs w:val="24"/>
-          <w:lang w:eastAsia="en-MY"/>
-          <w14:ligatures w14:val="none"/>
-        </w:rPr>
-        <w:t>sesi</w:t>
-      </w:r>
-      <w:proofErr w:type="spellEnd"/>
-      <w:r>
-        <w:rPr>
-          <w:rFonts w:ascii="Arial" w:eastAsia="Arial" w:hAnsi="Arial" w:cs="Arial"/>
-          <w:b/>
-          <w:bCs/>
-          <w:kern w:val="0"/>
-          <w:sz w:val="24"/>
-          <w:szCs w:val="24"/>
-          <w:lang w:eastAsia="en-MY"/>
-          <w14:ligatures w14:val="none"/>
-        </w:rPr>
-        <w:t xml:space="preserve"> </w:t>
-      </w:r>
-      <w:proofErr w:type="spellStart"/>
-      <w:r>
-        <w:rPr>
-          <w:rFonts w:ascii="Arial" w:eastAsia="Arial" w:hAnsi="Arial" w:cs="Arial"/>
-          <w:b/>
-          <w:bCs/>
-          <w:kern w:val="0"/>
-          <w:sz w:val="24"/>
-          <w:szCs w:val="24"/>
-          <w:lang w:eastAsia="en-MY"/>
-          <w14:ligatures w14:val="none"/>
-        </w:rPr>
-        <w:t>ini</w:t>
-      </w:r>
-      <w:proofErr w:type="spellEnd"/>
-      <w:r>
-        <w:rPr>
-          <w:rFonts w:ascii="Arial" w:eastAsia="Arial" w:hAnsi="Arial" w:cs="Arial"/>
-          <w:b/>
-          <w:bCs/>
-          <w:kern w:val="0"/>
-          <w:sz w:val="24"/>
-          <w:szCs w:val="24"/>
-          <w:lang w:eastAsia="en-MY"/>
-          <w14:ligatures w14:val="none"/>
-        </w:rPr>
-        <w:t>.</w:t>
+        <w:t>Kebenaran daripada Ketua Jabatan/Unit adalah wajib diperoleh sebelum menghadiri sesi ini.</w:t>
       </w:r>
     </w:p>
     <w:p>
@@ -3340,7 +1980,6 @@
         </w:rPr>
         <w:tab/>
       </w:r>
-      <w:proofErr w:type="spellStart"/>
       <w:r>
         <w:rPr>
           <w:rFonts w:ascii="Arial" w:eastAsia="Arial" w:hAnsi="Arial" w:cs="Arial"/>
@@ -3352,7 +1991,6 @@
         </w:rPr>
         <w:t>Sehubungan</w:t>
       </w:r>
-      <w:proofErr w:type="spellEnd"/>
       <w:r>
         <w:rPr>
           <w:rFonts w:ascii="Arial" w:eastAsia="Arial" w:hAnsi="Arial" w:cs="Arial"/>
@@ -3364,43 +2002,39 @@
         </w:rPr>
         <w:t xml:space="preserve"> </w:t>
       </w:r>
-      <w:proofErr w:type="spellStart"/>
-      <w:r>
-        <w:rPr>
-          <w:rFonts w:ascii="Arial" w:eastAsia="Arial" w:hAnsi="Arial" w:cs="Arial"/>
-          <w:kern w:val="0"/>
-          <w:sz w:val="24"/>
-          <w:szCs w:val="24"/>
-          <w:lang w:val="en-US" w:eastAsia="en-MY"/>
-          <w14:ligatures w14:val="none"/>
-        </w:rPr>
-        <w:t>itu</w:t>
-      </w:r>
-      <w:proofErr w:type="spellEnd"/>
-      <w:r>
-        <w:rPr>
-          <w:rFonts w:ascii="Arial" w:eastAsia="Arial" w:hAnsi="Arial" w:cs="Arial"/>
-          <w:kern w:val="0"/>
-          <w:sz w:val="24"/>
-          <w:szCs w:val="24"/>
-          <w:lang w:val="en-US" w:eastAsia="en-MY"/>
-          <w14:ligatures w14:val="none"/>
-        </w:rPr>
-        <w:t xml:space="preserve">, kami </w:t>
-      </w:r>
-      <w:proofErr w:type="spellStart"/>
-      <w:r>
-        <w:rPr>
-          <w:rFonts w:ascii="Arial" w:eastAsia="Arial" w:hAnsi="Arial" w:cs="Arial"/>
-          <w:kern w:val="0"/>
-          <w:sz w:val="24"/>
-          <w:szCs w:val="24"/>
-          <w:lang w:val="en-US" w:eastAsia="en-MY"/>
-          <w14:ligatures w14:val="none"/>
-        </w:rPr>
-        <w:t>ingin</w:t>
-      </w:r>
-      <w:proofErr w:type="spellEnd"/>
+      <w:r>
+        <w:rPr>
+          <w:rFonts w:ascii="Arial" w:eastAsia="Arial" w:hAnsi="Arial" w:cs="Arial"/>
+          <w:kern w:val="0"/>
+          <w:sz w:val="24"/>
+          <w:szCs w:val="24"/>
+          <w:lang w:val="en-US" w:eastAsia="en-MY"/>
+          <w14:ligatures w14:val="none"/>
+        </w:rPr>
+        <w:t xml:space="preserve">itu, kami ingin menjemput pihak </w:t>
+      </w:r>
+      <w:r>
+        <w:rPr>
+          <w:rFonts w:ascii="Arial" w:eastAsia="Arial" w:hAnsi="Arial" w:cs="Arial"/>
+          <w:kern w:val="0"/>
+          <w:sz w:val="24"/>
+          <w:szCs w:val="24"/>
+          <w:lang w:val="en-US" w:eastAsia="en-MY"/>
+          <w14:ligatures w14:val="none"/>
+        </w:rPr>
+        <w:t>YBrs. Dr./</w:t>
+      </w:r>
+      <w:r>
+        <w:rPr>
+          <w:rFonts w:ascii="Arial" w:eastAsia="Arial" w:hAnsi="Arial" w:cs="Arial"/>
+          <w:kern w:val="0"/>
+          <w:sz w:val="24"/>
+          <w:szCs w:val="24"/>
+          <w:lang w:val="en-US" w:eastAsia="en-MY"/>
+          <w14:ligatures w14:val="none"/>
+        </w:rPr>
+        <w:t>Tuan/Puan</w:t>
+      </w:r>
       <w:r>
         <w:rPr>
           <w:rFonts w:ascii="Arial" w:eastAsia="Arial" w:hAnsi="Arial" w:cs="Arial"/>
@@ -3412,149 +2046,17 @@
         </w:rPr>
         <w:t xml:space="preserve"> </w:t>
       </w:r>
-      <w:proofErr w:type="spellStart"/>
-      <w:r>
-        <w:rPr>
-          <w:rFonts w:ascii="Arial" w:eastAsia="Arial" w:hAnsi="Arial" w:cs="Arial"/>
-          <w:kern w:val="0"/>
-          <w:sz w:val="24"/>
-          <w:szCs w:val="24"/>
-          <w:lang w:val="en-US" w:eastAsia="en-MY"/>
-          <w14:ligatures w14:val="none"/>
-        </w:rPr>
-        <w:t>menjemput</w:t>
-      </w:r>
-      <w:proofErr w:type="spellEnd"/>
-      <w:r>
-        <w:rPr>
-          <w:rFonts w:ascii="Arial" w:eastAsia="Arial" w:hAnsi="Arial" w:cs="Arial"/>
-          <w:kern w:val="0"/>
-          <w:sz w:val="24"/>
-          <w:szCs w:val="24"/>
-          <w:lang w:val="en-US" w:eastAsia="en-MY"/>
-          <w14:ligatures w14:val="none"/>
-        </w:rPr>
-        <w:t xml:space="preserve"> </w:t>
-      </w:r>
-      <w:proofErr w:type="spellStart"/>
-      <w:r>
-        <w:rPr>
-          <w:rFonts w:ascii="Arial" w:eastAsia="Arial" w:hAnsi="Arial" w:cs="Arial"/>
-          <w:kern w:val="0"/>
-          <w:sz w:val="24"/>
-          <w:szCs w:val="24"/>
-          <w:lang w:val="en-US" w:eastAsia="en-MY"/>
-          <w14:ligatures w14:val="none"/>
-        </w:rPr>
-        <w:t>pihak</w:t>
-      </w:r>
-      <w:proofErr w:type="spellEnd"/>
-      <w:r>
-        <w:rPr>
-          <w:rFonts w:ascii="Arial" w:eastAsia="Arial" w:hAnsi="Arial" w:cs="Arial"/>
-          <w:kern w:val="0"/>
-          <w:sz w:val="24"/>
-          <w:szCs w:val="24"/>
-          <w:lang w:val="en-US" w:eastAsia="en-MY"/>
-          <w14:ligatures w14:val="none"/>
-        </w:rPr>
-        <w:t xml:space="preserve"> </w:t>
-      </w:r>
-      <w:proofErr w:type="spellStart"/>
-      <w:r>
-        <w:rPr>
-          <w:rFonts w:ascii="Arial" w:eastAsia="Arial" w:hAnsi="Arial" w:cs="Arial"/>
-          <w:kern w:val="0"/>
-          <w:sz w:val="24"/>
-          <w:szCs w:val="24"/>
-          <w:lang w:val="en-US" w:eastAsia="en-MY"/>
-          <w14:ligatures w14:val="none"/>
-        </w:rPr>
-        <w:t>YBrs</w:t>
-      </w:r>
-      <w:proofErr w:type="spellEnd"/>
-      <w:r>
-        <w:rPr>
-          <w:rFonts w:ascii="Arial" w:eastAsia="Arial" w:hAnsi="Arial" w:cs="Arial"/>
-          <w:kern w:val="0"/>
-          <w:sz w:val="24"/>
-          <w:szCs w:val="24"/>
-          <w:lang w:val="en-US" w:eastAsia="en-MY"/>
-          <w14:ligatures w14:val="none"/>
-        </w:rPr>
-        <w:t>. Dr./</w:t>
-      </w:r>
-      <w:r>
-        <w:rPr>
-          <w:rFonts w:ascii="Arial" w:eastAsia="Arial" w:hAnsi="Arial" w:cs="Arial"/>
-          <w:kern w:val="0"/>
-          <w:sz w:val="24"/>
-          <w:szCs w:val="24"/>
-          <w:lang w:val="en-US" w:eastAsia="en-MY"/>
-          <w14:ligatures w14:val="none"/>
-        </w:rPr>
-        <w:t>Tuan/Puan</w:t>
-      </w:r>
-      <w:r>
-        <w:rPr>
-          <w:rFonts w:ascii="Arial" w:eastAsia="Arial" w:hAnsi="Arial" w:cs="Arial"/>
-          <w:kern w:val="0"/>
-          <w:sz w:val="24"/>
-          <w:szCs w:val="24"/>
-          <w:lang w:val="en-US" w:eastAsia="en-MY"/>
-          <w14:ligatures w14:val="none"/>
-        </w:rPr>
-        <w:t xml:space="preserve"> </w:t>
-      </w:r>
-      <w:proofErr w:type="spellStart"/>
-      <w:r>
-        <w:rPr>
-          <w:rFonts w:ascii="Arial" w:eastAsia="Arial" w:hAnsi="Arial" w:cs="Arial"/>
-          <w:kern w:val="0"/>
-          <w:sz w:val="24"/>
-          <w:szCs w:val="24"/>
-          <w:lang w:val="en-US" w:eastAsia="en-MY"/>
-          <w14:ligatures w14:val="none"/>
-        </w:rPr>
-        <w:t>untuk</w:t>
-      </w:r>
-      <w:proofErr w:type="spellEnd"/>
-      <w:r>
-        <w:rPr>
-          <w:rFonts w:ascii="Arial" w:eastAsia="Arial" w:hAnsi="Arial" w:cs="Arial"/>
-          <w:kern w:val="0"/>
-          <w:sz w:val="24"/>
-          <w:szCs w:val="24"/>
-          <w:lang w:val="en-US" w:eastAsia="en-MY"/>
-          <w14:ligatures w14:val="none"/>
-        </w:rPr>
-        <w:t xml:space="preserve"> </w:t>
-      </w:r>
-      <w:proofErr w:type="spellStart"/>
-      <w:r>
-        <w:rPr>
-          <w:rFonts w:ascii="Arial" w:eastAsia="Arial" w:hAnsi="Arial" w:cs="Arial"/>
-          <w:kern w:val="0"/>
-          <w:sz w:val="24"/>
-          <w:szCs w:val="24"/>
-          <w:lang w:val="en-US" w:eastAsia="en-MY"/>
-          <w14:ligatures w14:val="none"/>
-        </w:rPr>
-        <w:t>menghadiri</w:t>
-      </w:r>
-      <w:proofErr w:type="spellEnd"/>
-      <w:r>
-        <w:rPr>
-          <w:rFonts w:ascii="Arial" w:eastAsia="Arial" w:hAnsi="Arial" w:cs="Arial"/>
-          <w:kern w:val="0"/>
-          <w:sz w:val="24"/>
-          <w:szCs w:val="24"/>
-          <w:lang w:val="en-US" w:eastAsia="en-MY"/>
-          <w14:ligatures w14:val="none"/>
-        </w:rPr>
-        <w:t xml:space="preserve"> </w:t>
-      </w:r>
-      <w:proofErr w:type="spellStart"/>
+      <w:r>
+        <w:rPr>
+          <w:rFonts w:ascii="Arial" w:eastAsia="Arial" w:hAnsi="Arial" w:cs="Arial"/>
+          <w:kern w:val="0"/>
+          <w:sz w:val="24"/>
+          <w:szCs w:val="24"/>
+          <w:lang w:val="en-US" w:eastAsia="en-MY"/>
+          <w14:ligatures w14:val="none"/>
+        </w:rPr>
+        <w:t xml:space="preserve">untuk menghadiri </w:t>
+      </w:r>
       <w:r>
         <w:rPr>
           <w:rFonts w:ascii="Arial" w:eastAsia="Arial" w:hAnsi="Arial" w:cs="Arial"/>
@@ -3566,324 +2068,51 @@
         </w:rPr>
         <w:t>sesi</w:t>
       </w:r>
-      <w:proofErr w:type="spellEnd"/>
-      <w:r>
-        <w:rPr>
-          <w:rFonts w:ascii="Arial" w:eastAsia="Arial" w:hAnsi="Arial" w:cs="Arial"/>
-          <w:kern w:val="0"/>
-          <w:sz w:val="24"/>
-          <w:szCs w:val="24"/>
-          <w:lang w:val="en-US" w:eastAsia="en-MY"/>
-          <w14:ligatures w14:val="none"/>
-        </w:rPr>
-        <w:t xml:space="preserve"> </w:t>
-      </w:r>
-      <w:proofErr w:type="spellStart"/>
-      <w:r>
-        <w:rPr>
-          <w:rFonts w:ascii="Arial" w:eastAsia="Arial" w:hAnsi="Arial" w:cs="Arial"/>
-          <w:kern w:val="0"/>
-          <w:sz w:val="24"/>
-          <w:szCs w:val="24"/>
-          <w:lang w:val="en-US" w:eastAsia="en-MY"/>
-          <w14:ligatures w14:val="none"/>
-        </w:rPr>
-        <w:t>ini</w:t>
-      </w:r>
-      <w:proofErr w:type="spellEnd"/>
-      <w:r>
-        <w:rPr>
-          <w:rFonts w:ascii="Arial" w:eastAsia="Arial" w:hAnsi="Arial" w:cs="Arial"/>
-          <w:kern w:val="0"/>
-          <w:sz w:val="24"/>
-          <w:szCs w:val="24"/>
-          <w:lang w:val="en-US" w:eastAsia="en-MY"/>
-          <w14:ligatures w14:val="none"/>
-        </w:rPr>
-        <w:t xml:space="preserve">. </w:t>
-      </w:r>
-      <w:proofErr w:type="spellStart"/>
-      <w:r>
-        <w:rPr>
-          <w:rFonts w:ascii="Arial" w:eastAsia="Arial" w:hAnsi="Arial" w:cs="Arial"/>
-          <w:kern w:val="0"/>
-          <w:sz w:val="24"/>
-          <w:szCs w:val="24"/>
-          <w:lang w:val="en-US" w:eastAsia="en-MY"/>
-          <w14:ligatures w14:val="none"/>
-        </w:rPr>
-        <w:t>Sebarang</w:t>
-      </w:r>
-      <w:proofErr w:type="spellEnd"/>
-      <w:r>
-        <w:rPr>
-          <w:rFonts w:ascii="Arial" w:eastAsia="Arial" w:hAnsi="Arial" w:cs="Arial"/>
-          <w:kern w:val="0"/>
-          <w:sz w:val="24"/>
-          <w:szCs w:val="24"/>
-          <w:lang w:val="en-US" w:eastAsia="en-MY"/>
-          <w14:ligatures w14:val="none"/>
-        </w:rPr>
-        <w:t xml:space="preserve"> </w:t>
-      </w:r>
-      <w:proofErr w:type="spellStart"/>
-      <w:r>
-        <w:rPr>
-          <w:rFonts w:ascii="Arial" w:eastAsia="Arial" w:hAnsi="Arial" w:cs="Arial"/>
-          <w:kern w:val="0"/>
-          <w:sz w:val="24"/>
-          <w:szCs w:val="24"/>
-          <w:lang w:val="en-US" w:eastAsia="en-MY"/>
-          <w14:ligatures w14:val="none"/>
-        </w:rPr>
-        <w:t>pertanyaan</w:t>
-      </w:r>
-      <w:proofErr w:type="spellEnd"/>
-      <w:r>
-        <w:rPr>
-          <w:rFonts w:ascii="Arial" w:eastAsia="Arial" w:hAnsi="Arial" w:cs="Arial"/>
-          <w:kern w:val="0"/>
-          <w:sz w:val="24"/>
-          <w:szCs w:val="24"/>
-          <w:lang w:val="en-US" w:eastAsia="en-MY"/>
-          <w14:ligatures w14:val="none"/>
-        </w:rPr>
-        <w:t xml:space="preserve"> </w:t>
-      </w:r>
-      <w:proofErr w:type="spellStart"/>
-      <w:r>
-        <w:rPr>
-          <w:rFonts w:ascii="Arial" w:eastAsia="Arial" w:hAnsi="Arial" w:cs="Arial"/>
-          <w:kern w:val="0"/>
-          <w:sz w:val="24"/>
-          <w:szCs w:val="24"/>
-          <w:lang w:val="en-US" w:eastAsia="en-MY"/>
-          <w14:ligatures w14:val="none"/>
-        </w:rPr>
-        <w:t>berkaitan</w:t>
-      </w:r>
-      <w:proofErr w:type="spellEnd"/>
-      <w:r>
-        <w:rPr>
-          <w:rFonts w:ascii="Arial" w:eastAsia="Arial" w:hAnsi="Arial" w:cs="Arial"/>
-          <w:kern w:val="0"/>
-          <w:sz w:val="24"/>
-          <w:szCs w:val="24"/>
-          <w:lang w:val="en-US" w:eastAsia="en-MY"/>
-          <w14:ligatures w14:val="none"/>
-        </w:rPr>
-        <w:t xml:space="preserve"> </w:t>
-      </w:r>
-      <w:proofErr w:type="spellStart"/>
-      <w:r>
-        <w:rPr>
-          <w:rFonts w:ascii="Arial" w:eastAsia="Arial" w:hAnsi="Arial" w:cs="Arial"/>
-          <w:kern w:val="0"/>
-          <w:sz w:val="24"/>
-          <w:szCs w:val="24"/>
-          <w:lang w:val="en-US" w:eastAsia="en-MY"/>
-          <w14:ligatures w14:val="none"/>
-        </w:rPr>
-        <w:t>perkara</w:t>
-      </w:r>
-      <w:proofErr w:type="spellEnd"/>
-      <w:r>
-        <w:rPr>
-          <w:rFonts w:ascii="Arial" w:eastAsia="Arial" w:hAnsi="Arial" w:cs="Arial"/>
-          <w:kern w:val="0"/>
-          <w:sz w:val="24"/>
-          <w:szCs w:val="24"/>
-          <w:lang w:val="en-US" w:eastAsia="en-MY"/>
-          <w14:ligatures w14:val="none"/>
-        </w:rPr>
-        <w:t xml:space="preserve"> </w:t>
-      </w:r>
-      <w:proofErr w:type="spellStart"/>
-      <w:r>
-        <w:rPr>
-          <w:rFonts w:ascii="Arial" w:eastAsia="Arial" w:hAnsi="Arial" w:cs="Arial"/>
-          <w:kern w:val="0"/>
-          <w:sz w:val="24"/>
-          <w:szCs w:val="24"/>
-          <w:lang w:val="en-US" w:eastAsia="en-MY"/>
-          <w14:ligatures w14:val="none"/>
-        </w:rPr>
-        <w:t>ini</w:t>
-      </w:r>
-      <w:proofErr w:type="spellEnd"/>
-      <w:r>
-        <w:rPr>
-          <w:rFonts w:ascii="Arial" w:eastAsia="Arial" w:hAnsi="Arial" w:cs="Arial"/>
-          <w:kern w:val="0"/>
-          <w:sz w:val="24"/>
-          <w:szCs w:val="24"/>
-          <w:lang w:val="en-US" w:eastAsia="en-MY"/>
-          <w14:ligatures w14:val="none"/>
-        </w:rPr>
-        <w:t xml:space="preserve">, </w:t>
-      </w:r>
-      <w:proofErr w:type="spellStart"/>
-      <w:r>
-        <w:rPr>
-          <w:rFonts w:ascii="Arial" w:eastAsia="Arial" w:hAnsi="Arial" w:cs="Arial"/>
-          <w:kern w:val="0"/>
-          <w:sz w:val="24"/>
-          <w:szCs w:val="24"/>
-          <w:lang w:val="en-US" w:eastAsia="en-MY"/>
-          <w14:ligatures w14:val="none"/>
-        </w:rPr>
-        <w:t>boleh</w:t>
-      </w:r>
-      <w:proofErr w:type="spellEnd"/>
-      <w:r>
-        <w:rPr>
-          <w:rFonts w:ascii="Arial" w:eastAsia="Arial" w:hAnsi="Arial" w:cs="Arial"/>
-          <w:kern w:val="0"/>
-          <w:sz w:val="24"/>
-          <w:szCs w:val="24"/>
-          <w:lang w:val="en-US" w:eastAsia="en-MY"/>
-          <w14:ligatures w14:val="none"/>
-        </w:rPr>
-        <w:t xml:space="preserve"> </w:t>
-      </w:r>
-      <w:proofErr w:type="spellStart"/>
-      <w:r>
-        <w:rPr>
-          <w:rFonts w:ascii="Arial" w:eastAsia="Arial" w:hAnsi="Arial" w:cs="Arial"/>
-          <w:kern w:val="0"/>
-          <w:sz w:val="24"/>
-          <w:szCs w:val="24"/>
-          <w:lang w:val="en-US" w:eastAsia="en-MY"/>
-          <w14:ligatures w14:val="none"/>
-        </w:rPr>
-        <w:t>menghubungi</w:t>
-      </w:r>
-      <w:proofErr w:type="spellEnd"/>
-      <w:r>
-        <w:rPr>
-          <w:rFonts w:ascii="Arial" w:eastAsia="Arial" w:hAnsi="Arial" w:cs="Arial"/>
-          <w:kern w:val="0"/>
-          <w:sz w:val="24"/>
-          <w:szCs w:val="24"/>
-          <w:lang w:val="en-US" w:eastAsia="en-MY"/>
-          <w14:ligatures w14:val="none"/>
-        </w:rPr>
-        <w:t xml:space="preserve"> </w:t>
-      </w:r>
-      <w:r>
-        <w:rPr>
-          <w:rFonts w:ascii="Arial" w:eastAsia="Arial" w:hAnsi="Arial" w:cs="Arial"/>
-          <w:b/>
-          <w:bCs/>
-          <w:kern w:val="0"/>
-          <w:sz w:val="24"/>
-          <w:szCs w:val="24"/>
-          <w:lang w:val="en-US" w:eastAsia="en-MY"/>
-          <w14:ligatures w14:val="none"/>
-        </w:rPr>
-        <w:t xml:space="preserve">Unit </w:t>
-      </w:r>
-      <w:proofErr w:type="spellStart"/>
-      <w:r>
-        <w:rPr>
-          <w:rFonts w:ascii="Arial" w:eastAsia="Arial" w:hAnsi="Arial" w:cs="Arial"/>
-          <w:b/>
-          <w:bCs/>
-          <w:kern w:val="0"/>
-          <w:sz w:val="24"/>
-          <w:szCs w:val="24"/>
-          <w:lang w:val="en-US" w:eastAsia="en-MY"/>
-          <w14:ligatures w14:val="none"/>
-        </w:rPr>
-        <w:t>Psikologi</w:t>
-      </w:r>
-      <w:proofErr w:type="spellEnd"/>
-      <w:r>
-        <w:rPr>
-          <w:rFonts w:ascii="Arial" w:eastAsia="Arial" w:hAnsi="Arial" w:cs="Arial"/>
-          <w:b/>
-          <w:bCs/>
-          <w:kern w:val="0"/>
-          <w:sz w:val="24"/>
-          <w:szCs w:val="24"/>
-          <w:lang w:val="en-US" w:eastAsia="en-MY"/>
-          <w14:ligatures w14:val="none"/>
-        </w:rPr>
-        <w:t xml:space="preserve"> </w:t>
-      </w:r>
-      <w:proofErr w:type="spellStart"/>
-      <w:r>
-        <w:rPr>
-          <w:rFonts w:ascii="Arial" w:eastAsia="Arial" w:hAnsi="Arial" w:cs="Arial"/>
-          <w:b/>
-          <w:bCs/>
-          <w:kern w:val="0"/>
-          <w:sz w:val="24"/>
-          <w:szCs w:val="24"/>
-          <w:lang w:val="en-US" w:eastAsia="en-MY"/>
-          <w14:ligatures w14:val="none"/>
-        </w:rPr>
-        <w:t>Kaunseling</w:t>
-      </w:r>
-      <w:proofErr w:type="spellEnd"/>
-      <w:r>
-        <w:rPr>
-          <w:rFonts w:ascii="Arial" w:eastAsia="Arial" w:hAnsi="Arial" w:cs="Arial"/>
-          <w:kern w:val="0"/>
-          <w:sz w:val="24"/>
-          <w:szCs w:val="24"/>
-          <w:lang w:val="en-US" w:eastAsia="en-MY"/>
-          <w14:ligatures w14:val="none"/>
-        </w:rPr>
-        <w:t xml:space="preserve"> di </w:t>
-      </w:r>
-      <w:proofErr w:type="spellStart"/>
-      <w:r>
-        <w:rPr>
-          <w:rFonts w:ascii="Arial" w:eastAsia="Arial" w:hAnsi="Arial" w:cs="Arial"/>
-          <w:kern w:val="0"/>
-          <w:sz w:val="24"/>
-          <w:szCs w:val="24"/>
-          <w:lang w:val="en-US" w:eastAsia="en-MY"/>
-          <w14:ligatures w14:val="none"/>
-        </w:rPr>
-        <w:t>talian</w:t>
-      </w:r>
-      <w:proofErr w:type="spellEnd"/>
-      <w:r>
-        <w:rPr>
-          <w:rFonts w:ascii="Arial" w:eastAsia="Arial" w:hAnsi="Arial" w:cs="Arial"/>
-          <w:kern w:val="0"/>
-          <w:sz w:val="24"/>
-          <w:szCs w:val="24"/>
-          <w:lang w:val="en-US" w:eastAsia="en-MY"/>
-          <w14:ligatures w14:val="none"/>
-        </w:rPr>
-        <w:t xml:space="preserve"> </w:t>
-      </w:r>
-      <w:proofErr w:type="spellStart"/>
-      <w:r>
-        <w:rPr>
-          <w:rFonts w:ascii="Arial" w:eastAsia="Arial" w:hAnsi="Arial" w:cs="Arial"/>
-          <w:kern w:val="0"/>
-          <w:sz w:val="24"/>
-          <w:szCs w:val="24"/>
-          <w:lang w:val="en-US" w:eastAsia="en-MY"/>
-          <w14:ligatures w14:val="none"/>
-        </w:rPr>
-        <w:t>sambungan</w:t>
-      </w:r>
-      <w:proofErr w:type="spellEnd"/>
-      <w:r>
-        <w:rPr>
-          <w:rFonts w:ascii="Arial" w:eastAsia="Arial" w:hAnsi="Arial" w:cs="Arial"/>
-          <w:kern w:val="0"/>
-          <w:sz w:val="24"/>
-          <w:szCs w:val="24"/>
-          <w:lang w:val="en-US" w:eastAsia="en-MY"/>
-          <w14:ligatures w14:val="none"/>
-        </w:rPr>
-        <w:t xml:space="preserve"> </w:t>
+      <w:r>
+        <w:rPr>
+          <w:rFonts w:ascii="Arial" w:eastAsia="Arial" w:hAnsi="Arial" w:cs="Arial"/>
+          <w:kern w:val="0"/>
+          <w:sz w:val="24"/>
+          <w:szCs w:val="24"/>
+          <w:lang w:val="en-US" w:eastAsia="en-MY"/>
+          <w14:ligatures w14:val="none"/>
+        </w:rPr>
+        <w:t xml:space="preserve"> ini. </w:t>
+      </w:r>
+      <w:r>
+        <w:rPr>
+          <w:rFonts w:ascii="Arial" w:eastAsia="Arial" w:hAnsi="Arial" w:cs="Arial"/>
+          <w:kern w:val="0"/>
+          <w:sz w:val="24"/>
+          <w:szCs w:val="24"/>
+          <w:lang w:val="en-US" w:eastAsia="en-MY"/>
+          <w14:ligatures w14:val="none"/>
+        </w:rPr>
+        <w:t xml:space="preserve">Sebarang pertanyaan berkaitan perkara ini, boleh menghubungi </w:t>
+      </w:r>
+      <w:r>
+        <w:rPr>
+          <w:rFonts w:ascii="Arial" w:eastAsia="Arial" w:hAnsi="Arial" w:cs="Arial"/>
+          <w:b/>
+          <w:bCs/>
+          <w:kern w:val="0"/>
+          <w:sz w:val="24"/>
+          <w:szCs w:val="24"/>
+          <w:lang w:val="en-US" w:eastAsia="en-MY"/>
+          <w14:ligatures w14:val="none"/>
+        </w:rPr>
+        <w:t>Unit Psikologi Kaunseling</w:t>
+      </w:r>
+      <w:r>
+        <w:rPr>
+          <w:rFonts w:ascii="Arial" w:eastAsia="Arial" w:hAnsi="Arial" w:cs="Arial"/>
+          <w:kern w:val="0"/>
+          <w:sz w:val="24"/>
+          <w:szCs w:val="24"/>
+          <w:lang w:val="en-US" w:eastAsia="en-MY"/>
+          <w14:ligatures w14:val="none"/>
+        </w:rPr>
+        <w:t xml:space="preserve"> di talian sambungan </w:t>
       </w:r>
       <w:r>
         <w:rPr>
@@ -3948,22 +2177,8 @@
           <w:lang w:val="en-US" w:eastAsia="en-MY"/>
           <w14:ligatures w14:val="none"/>
         </w:rPr>
-        <w:t xml:space="preserve">Kerjasama dan </w:t>
-      </w:r>
-      <w:proofErr w:type="spellStart"/>
-      <w:r>
-        <w:rPr>
-          <w:rFonts w:ascii="Arial" w:eastAsia="Arial" w:hAnsi="Arial" w:cs="Arial"/>
-          <w:color w:val="000000"/>
-          <w:kern w:val="0"/>
-          <w:sz w:val="24"/>
-          <w:szCs w:val="24"/>
-          <w:lang w:val="en-US" w:eastAsia="en-MY"/>
-          <w14:ligatures w14:val="none"/>
-        </w:rPr>
-        <w:t>perhatian</w:t>
-      </w:r>
-      <w:proofErr w:type="spellEnd"/>
+        <w:t>Kerjasama dan perhatian pihak</w:t>
+      </w:r>
       <w:r>
         <w:rPr>
           <w:rFonts w:ascii="Arial" w:eastAsia="Arial" w:hAnsi="Arial" w:cs="Arial"/>
@@ -3976,24 +2191,31 @@
         </w:rPr>
         <w:t xml:space="preserve"> </w:t>
       </w:r>
-      <w:proofErr w:type="spellStart"/>
-      <w:r>
-        <w:rPr>
-          <w:rFonts w:ascii="Arial" w:eastAsia="Arial" w:hAnsi="Arial" w:cs="Arial"/>
-          <w:color w:val="000000"/>
-          <w:kern w:val="0"/>
-          <w:sz w:val="24"/>
-          <w:szCs w:val="24"/>
-          <w:lang w:val="en-US" w:eastAsia="en-MY"/>
-          <w14:ligatures w14:val="none"/>
-        </w:rPr>
-        <w:t>pihak</w:t>
-      </w:r>
-      <w:proofErr w:type="spellEnd"/>
-      <w:r>
-        <w:rPr>
-          <w:rFonts w:ascii="Arial" w:eastAsia="Arial" w:hAnsi="Arial" w:cs="Arial"/>
-          <w:color w:val="000000"/>
+      <w:r>
+        <w:rPr>
+          <w:rFonts w:ascii="Arial" w:eastAsia="Arial" w:hAnsi="Arial" w:cs="Arial"/>
+          <w:kern w:val="0"/>
+          <w:sz w:val="24"/>
+          <w:szCs w:val="24"/>
+          <w:lang w:val="en-US" w:eastAsia="en-MY"/>
+          <w14:ligatures w14:val="none"/>
+        </w:rPr>
+        <w:t>YBrs. Dr./</w:t>
+      </w:r>
+      <w:r>
+        <w:rPr>
+          <w:rFonts w:ascii="Arial" w:eastAsia="Arial" w:hAnsi="Arial" w:cs="Arial"/>
+          <w:kern w:val="0"/>
+          <w:sz w:val="24"/>
+          <w:szCs w:val="24"/>
+          <w:lang w:val="en-US" w:eastAsia="en-MY"/>
+          <w14:ligatures w14:val="none"/>
+        </w:rPr>
+        <w:t>Tuan/Puan</w:t>
+      </w:r>
+      <w:r>
+        <w:rPr>
+          <w:rFonts w:ascii="Arial" w:eastAsia="Arial" w:hAnsi="Arial" w:cs="Arial"/>
           <w:kern w:val="0"/>
           <w:sz w:val="24"/>
           <w:szCs w:val="24"/>
@@ -4002,181 +2224,17 @@
         </w:rPr>
         <w:t xml:space="preserve"> </w:t>
       </w:r>
-      <w:proofErr w:type="spellStart"/>
-      <w:r>
-        <w:rPr>
-          <w:rFonts w:ascii="Arial" w:eastAsia="Arial" w:hAnsi="Arial" w:cs="Arial"/>
-          <w:kern w:val="0"/>
-          <w:sz w:val="24"/>
-          <w:szCs w:val="24"/>
-          <w:lang w:val="en-US" w:eastAsia="en-MY"/>
-          <w14:ligatures w14:val="none"/>
-        </w:rPr>
-        <w:t>YBrs</w:t>
-      </w:r>
-      <w:proofErr w:type="spellEnd"/>
-      <w:r>
-        <w:rPr>
-          <w:rFonts w:ascii="Arial" w:eastAsia="Arial" w:hAnsi="Arial" w:cs="Arial"/>
-          <w:kern w:val="0"/>
-          <w:sz w:val="24"/>
-          <w:szCs w:val="24"/>
-          <w:lang w:val="en-US" w:eastAsia="en-MY"/>
-          <w14:ligatures w14:val="none"/>
-        </w:rPr>
-        <w:t>. Dr./</w:t>
-      </w:r>
-      <w:r>
-        <w:rPr>
-          <w:rFonts w:ascii="Arial" w:eastAsia="Arial" w:hAnsi="Arial" w:cs="Arial"/>
-          <w:kern w:val="0"/>
-          <w:sz w:val="24"/>
-          <w:szCs w:val="24"/>
-          <w:lang w:val="en-US" w:eastAsia="en-MY"/>
-          <w14:ligatures w14:val="none"/>
-        </w:rPr>
-        <w:t>Tuan/Puan</w:t>
-      </w:r>
-      <w:r>
-        <w:rPr>
-          <w:rFonts w:ascii="Arial" w:eastAsia="Arial" w:hAnsi="Arial" w:cs="Arial"/>
-          <w:kern w:val="0"/>
-          <w:sz w:val="24"/>
-          <w:szCs w:val="24"/>
-          <w:lang w:val="en-US" w:eastAsia="en-MY"/>
-          <w14:ligatures w14:val="none"/>
-        </w:rPr>
-        <w:t xml:space="preserve"> </w:t>
-      </w:r>
-      <w:proofErr w:type="spellStart"/>
-      <w:r>
-        <w:rPr>
-          <w:rFonts w:ascii="Arial" w:eastAsia="Arial" w:hAnsi="Arial" w:cs="Arial"/>
-          <w:color w:val="000000"/>
-          <w:kern w:val="0"/>
-          <w:sz w:val="24"/>
-          <w:szCs w:val="24"/>
-          <w:lang w:val="en-US" w:eastAsia="en-MY"/>
-          <w14:ligatures w14:val="none"/>
-        </w:rPr>
-        <w:t>berhubung</w:t>
-      </w:r>
-      <w:proofErr w:type="spellEnd"/>
-      <w:r>
-        <w:rPr>
-          <w:rFonts w:ascii="Arial" w:eastAsia="Arial" w:hAnsi="Arial" w:cs="Arial"/>
-          <w:color w:val="000000"/>
-          <w:kern w:val="0"/>
-          <w:sz w:val="24"/>
-          <w:szCs w:val="24"/>
-          <w:lang w:val="en-US" w:eastAsia="en-MY"/>
-          <w14:ligatures w14:val="none"/>
-        </w:rPr>
-        <w:t xml:space="preserve"> </w:t>
-      </w:r>
-      <w:proofErr w:type="spellStart"/>
-      <w:r>
-        <w:rPr>
-          <w:rFonts w:ascii="Arial" w:eastAsia="Arial" w:hAnsi="Arial" w:cs="Arial"/>
-          <w:color w:val="000000"/>
-          <w:kern w:val="0"/>
-          <w:sz w:val="24"/>
-          <w:szCs w:val="24"/>
-          <w:lang w:val="en-US" w:eastAsia="en-MY"/>
-          <w14:ligatures w14:val="none"/>
-        </w:rPr>
-        <w:t>perkara</w:t>
-      </w:r>
-      <w:proofErr w:type="spellEnd"/>
-      <w:r>
-        <w:rPr>
-          <w:rFonts w:ascii="Arial" w:eastAsia="Arial" w:hAnsi="Arial" w:cs="Arial"/>
-          <w:color w:val="000000"/>
-          <w:kern w:val="0"/>
-          <w:sz w:val="24"/>
-          <w:szCs w:val="24"/>
-          <w:lang w:val="en-US" w:eastAsia="en-MY"/>
-          <w14:ligatures w14:val="none"/>
-        </w:rPr>
-        <w:t xml:space="preserve"> </w:t>
-      </w:r>
-      <w:proofErr w:type="spellStart"/>
-      <w:r>
-        <w:rPr>
-          <w:rFonts w:ascii="Arial" w:eastAsia="Arial" w:hAnsi="Arial" w:cs="Arial"/>
-          <w:color w:val="000000"/>
-          <w:kern w:val="0"/>
-          <w:sz w:val="24"/>
-          <w:szCs w:val="24"/>
-          <w:lang w:val="en-US" w:eastAsia="en-MY"/>
-          <w14:ligatures w14:val="none"/>
-        </w:rPr>
-        <w:t>ini</w:t>
-      </w:r>
-      <w:proofErr w:type="spellEnd"/>
-      <w:r>
-        <w:rPr>
-          <w:rFonts w:ascii="Arial" w:eastAsia="Arial" w:hAnsi="Arial" w:cs="Arial"/>
-          <w:color w:val="000000"/>
-          <w:kern w:val="0"/>
-          <w:sz w:val="24"/>
-          <w:szCs w:val="24"/>
-          <w:lang w:val="en-US" w:eastAsia="en-MY"/>
-          <w14:ligatures w14:val="none"/>
-        </w:rPr>
-        <w:t xml:space="preserve"> </w:t>
-      </w:r>
-      <w:proofErr w:type="spellStart"/>
-      <w:r>
-        <w:rPr>
-          <w:rFonts w:ascii="Arial" w:eastAsia="Arial" w:hAnsi="Arial" w:cs="Arial"/>
-          <w:color w:val="000000"/>
-          <w:kern w:val="0"/>
-          <w:sz w:val="24"/>
-          <w:szCs w:val="24"/>
-          <w:lang w:val="en-US" w:eastAsia="en-MY"/>
-          <w14:ligatures w14:val="none"/>
-        </w:rPr>
-        <w:t>amatlah</w:t>
-      </w:r>
-      <w:proofErr w:type="spellEnd"/>
-      <w:r>
-        <w:rPr>
-          <w:rFonts w:ascii="Arial" w:eastAsia="Arial" w:hAnsi="Arial" w:cs="Arial"/>
-          <w:color w:val="000000"/>
-          <w:kern w:val="0"/>
-          <w:sz w:val="24"/>
-          <w:szCs w:val="24"/>
-          <w:lang w:val="en-US" w:eastAsia="en-MY"/>
-          <w14:ligatures w14:val="none"/>
-        </w:rPr>
-        <w:t xml:space="preserve"> </w:t>
-      </w:r>
-      <w:proofErr w:type="spellStart"/>
-      <w:r>
-        <w:rPr>
-          <w:rFonts w:ascii="Arial" w:eastAsia="Arial" w:hAnsi="Arial" w:cs="Arial"/>
-          <w:color w:val="000000"/>
-          <w:kern w:val="0"/>
-          <w:sz w:val="24"/>
-          <w:szCs w:val="24"/>
-          <w:lang w:val="en-US" w:eastAsia="en-MY"/>
-          <w14:ligatures w14:val="none"/>
-        </w:rPr>
-        <w:t>dihargai</w:t>
-      </w:r>
-      <w:proofErr w:type="spellEnd"/>
-      <w:r>
-        <w:rPr>
-          <w:rFonts w:ascii="Arial" w:eastAsia="Arial" w:hAnsi="Arial" w:cs="Arial"/>
-          <w:color w:val="000000"/>
-          <w:kern w:val="0"/>
-          <w:sz w:val="24"/>
-          <w:szCs w:val="24"/>
-          <w:lang w:val="en-US" w:eastAsia="en-MY"/>
-          <w14:ligatures w14:val="none"/>
-        </w:rPr>
-        <w:t>.</w:t>
+      <w:r>
+        <w:rPr>
+          <w:rFonts w:ascii="Arial" w:eastAsia="Arial" w:hAnsi="Arial" w:cs="Arial"/>
+          <w:color w:val="000000"/>
+          <w:kern w:val="0"/>
+          <w:sz w:val="24"/>
+          <w:szCs w:val="24"/>
+          <w:lang w:val="en-US" w:eastAsia="en-MY"/>
+          <w14:ligatures w14:val="none"/>
+        </w:rPr>
+        <w:t>berhubung perkara ini amatlah dihargai.</w:t>
       </w:r>
     </w:p>
     <w:p>
@@ -4204,77 +2262,16 @@
           <w14:ligatures w14:val="none"/>
         </w:rPr>
       </w:pPr>
-      <w:proofErr w:type="spellStart"/>
-      <w:r>
-        <w:rPr>
-          <w:rFonts w:ascii="Arial" w:eastAsia="Arial" w:hAnsi="Arial" w:cs="Arial"/>
-          <w:kern w:val="0"/>
-          <w:sz w:val="24"/>
-          <w:szCs w:val="24"/>
-          <w:lang w:val="en-US" w:eastAsia="en-MY"/>
-          <w14:ligatures w14:val="none"/>
-        </w:rPr>
-        <w:t>Sekian</w:t>
-      </w:r>
-      <w:proofErr w:type="spellEnd"/>
-      <w:r>
-        <w:rPr>
-          <w:rFonts w:ascii="Arial" w:eastAsia="Arial" w:hAnsi="Arial" w:cs="Arial"/>
-          <w:kern w:val="0"/>
-          <w:sz w:val="24"/>
-          <w:szCs w:val="24"/>
-          <w:lang w:val="en-US" w:eastAsia="en-MY"/>
-          <w14:ligatures w14:val="none"/>
-        </w:rPr>
-        <w:t xml:space="preserve">, </w:t>
-      </w:r>
-      <w:proofErr w:type="spellStart"/>
-      <w:r>
-        <w:rPr>
-          <w:rFonts w:ascii="Arial" w:eastAsia="Arial" w:hAnsi="Arial" w:cs="Arial"/>
-          <w:kern w:val="0"/>
-          <w:sz w:val="24"/>
-          <w:szCs w:val="24"/>
-          <w:lang w:val="en-US" w:eastAsia="en-MY"/>
-          <w14:ligatures w14:val="none"/>
-        </w:rPr>
-        <w:t>terima</w:t>
-      </w:r>
-      <w:proofErr w:type="spellEnd"/>
-      <w:r>
-        <w:rPr>
-          <w:rFonts w:ascii="Arial" w:eastAsia="Arial" w:hAnsi="Arial" w:cs="Arial"/>
-          <w:kern w:val="0"/>
-          <w:sz w:val="24"/>
-          <w:szCs w:val="24"/>
-          <w:lang w:val="en-US" w:eastAsia="en-MY"/>
-          <w14:ligatures w14:val="none"/>
-        </w:rPr>
-        <w:t xml:space="preserve"> </w:t>
-      </w:r>
-      <w:proofErr w:type="spellStart"/>
-      <w:r>
-        <w:rPr>
-          <w:rFonts w:ascii="Arial" w:eastAsia="Arial" w:hAnsi="Arial" w:cs="Arial"/>
-          <w:kern w:val="0"/>
-          <w:sz w:val="24"/>
-          <w:szCs w:val="24"/>
-          <w:lang w:val="en-US" w:eastAsia="en-MY"/>
-          <w14:ligatures w14:val="none"/>
-        </w:rPr>
-        <w:t>kasih</w:t>
-      </w:r>
-      <w:proofErr w:type="spellEnd"/>
-      <w:r>
-        <w:rPr>
-          <w:rFonts w:ascii="Arial" w:eastAsia="Arial" w:hAnsi="Arial" w:cs="Arial"/>
-          <w:kern w:val="0"/>
-          <w:sz w:val="24"/>
-          <w:szCs w:val="24"/>
-          <w:lang w:val="en-US" w:eastAsia="en-MY"/>
-          <w14:ligatures w14:val="none"/>
-        </w:rPr>
-        <w:t>.</w:t>
+      <w:r>
+        <w:rPr>
+          <w:rFonts w:ascii="Arial" w:eastAsia="Arial" w:hAnsi="Arial" w:cs="Arial"/>
+          <w:kern w:val="0"/>
+          <w:sz w:val="24"/>
+          <w:szCs w:val="24"/>
+          <w:lang w:val="en-US" w:eastAsia="en-MY"/>
+          <w14:ligatures w14:val="none"/>
+        </w:rPr>
+        <w:t>Sekian, terima kasih.</w:t>
       </w:r>
     </w:p>
     <w:p>
@@ -4398,59 +2395,7 @@
           <w:lang w:val="en-US" w:eastAsia="en-MY"/>
           <w14:ligatures w14:val="none"/>
         </w:rPr>
-        <w:t xml:space="preserve">Saya yang </w:t>
-      </w:r>
-      <w:proofErr w:type="spellStart"/>
-      <w:r>
-        <w:rPr>
-          <w:rFonts w:ascii="Arial" w:eastAsia="Arial" w:hAnsi="Arial" w:cs="Arial"/>
-          <w:bCs/>
-          <w:kern w:val="0"/>
-          <w:sz w:val="24"/>
-          <w:szCs w:val="24"/>
-          <w:lang w:val="en-US" w:eastAsia="en-MY"/>
-          <w14:ligatures w14:val="none"/>
-        </w:rPr>
-        <w:t>menjalankan</w:t>
-      </w:r>
-      <w:proofErr w:type="spellEnd"/>
-      <w:r>
-        <w:rPr>
-          <w:rFonts w:ascii="Arial" w:eastAsia="Arial" w:hAnsi="Arial" w:cs="Arial"/>
-          <w:bCs/>
-          <w:kern w:val="0"/>
-          <w:sz w:val="24"/>
-          <w:szCs w:val="24"/>
-          <w:lang w:val="en-US" w:eastAsia="en-MY"/>
-          <w14:ligatures w14:val="none"/>
-        </w:rPr>
-        <w:t xml:space="preserve"> </w:t>
-      </w:r>
-      <w:proofErr w:type="spellStart"/>
-      <w:r>
-        <w:rPr>
-          <w:rFonts w:ascii="Arial" w:eastAsia="Arial" w:hAnsi="Arial" w:cs="Arial"/>
-          <w:bCs/>
-          <w:kern w:val="0"/>
-          <w:sz w:val="24"/>
-          <w:szCs w:val="24"/>
-          <w:lang w:val="en-US" w:eastAsia="en-MY"/>
-          <w14:ligatures w14:val="none"/>
-        </w:rPr>
-        <w:t>amanah</w:t>
-      </w:r>
-      <w:proofErr w:type="spellEnd"/>
-      <w:r>
-        <w:rPr>
-          <w:rFonts w:ascii="Arial" w:eastAsia="Arial" w:hAnsi="Arial" w:cs="Arial"/>
-          <w:bCs/>
-          <w:kern w:val="0"/>
-          <w:sz w:val="24"/>
-          <w:szCs w:val="24"/>
-          <w:lang w:val="en-US" w:eastAsia="en-MY"/>
-          <w14:ligatures w14:val="none"/>
-        </w:rPr>
-        <w:t>,</w:t>
+        <w:t>Saya yang menjalankan amanah,</w:t>
       </w:r>
     </w:p>
     <w:p>
@@ -4569,7 +2514,7 @@
 </file>
 
 <file path=word/numbering.xml><?xml version="1.0" encoding="utf-8"?>
-<w:numbering xmlns:wpc="http://schemas.microsoft.com/office/word/2010/wordprocessingCanvas" xmlns:cx="http://schemas.microsoft.com/office/drawing/2014/chartex" xmlns:cx1="http://schemas.microsoft.com/office/drawing/2015/9/8/chartex" xmlns:cx2="http://schemas.microsoft.com/office/drawing/2015/10/21/chartex" xmlns:cx3="http://schemas.microsoft.com/office/drawing/2016/5/9/chartex" xmlns:cx4="http://schemas.microsoft.com/office/drawing/2016/5/10/chartex" xmlns:cx5="http://schemas.microsoft.com/office/drawing/2016/5/11/chartex" xmlns:cx6="http://schemas.microsoft.com/office/drawing/2016/5/12/chartex" xmlns:cx7="http://schemas.microsoft.com/office/drawing/2016/5/13/chartex" xmlns:cx8="http://schemas.microsoft.com/office/drawing/2016/5/14/chartex" xmlns:mc="http://schemas.openxmlformats.org/markup-compatibility/2006" xmlns:aink="http://schemas.microsoft.com/office/drawing/2016/ink" xmlns:am3d="http://schemas.microsoft.com/office/drawing/2017/model3d" xmlns:o="urn:schemas-microsoft-com:office:office" xmlns:r="http://schemas.openxmlformats.org/officeDocument/2006/relationships" xmlns:m="http://schemas.openxmlformats.org/officeDocument/2006/math" xmlns:v="urn:schemas-microsoft-com:vml" xmlns:wp14="http://schemas.microsoft.com/office/word/2010/wordprocessingDrawing" xmlns:wp="http://schemas.openxmlformats.org/drawingml/2006/wordprocessingDrawing" xmlns:w10="urn:schemas-microsoft-com:office:word" xmlns:w="http://schemas.openxmlformats.org/wordprocessingml/2006/main" xmlns:w14="http://schemas.microsoft.com/office/word/2010/wordml" xmlns:w15="http://schemas.microsoft.com/office/word/2012/wordml" xmlns:w16cex="http://schemas.microsoft.com/office/word/2018/wordml/cex" xmlns:w16cid="http://schemas.microsoft.com/office/word/2016/wordml/cid" xmlns:w16="http://schemas.microsoft.com/office/word/2018/wordml" xmlns:w16sdtdh="http://schemas.microsoft.com/office/word/2020/wordml/sdtdatahash" xmlns:w16se="http://schemas.microsoft.com/office/word/2015/wordml/symex" xmlns:wpg="http://schemas.microsoft.com/office/word/2010/wordprocessingGroup" xmlns:wpi="http://schemas.microsoft.com/office/word/2010/wordprocessingInk" xmlns:wne="http://schemas.microsoft.com/office/word/2006/wordml" xmlns:wps="http://schemas.microsoft.com/office/word/2010/wordprocessingShape" mc:Ignorable="w14 w15 w16se w16cid w16 w16cex w16sdtdh wp14">
+<w:numbering xmlns:wpc="http://schemas.microsoft.com/office/word/2010/wordprocessingCanvas" xmlns:cx="http://schemas.microsoft.com/office/drawing/2014/chartex" xmlns:cx1="http://schemas.microsoft.com/office/drawing/2015/9/8/chartex" xmlns:cx2="http://schemas.microsoft.com/office/drawing/2015/10/21/chartex" xmlns:cx3="http://schemas.microsoft.com/office/drawing/2016/5/9/chartex" xmlns:cx4="http://schemas.microsoft.com/office/drawing/2016/5/10/chartex" xmlns:cx5="http://schemas.microsoft.com/office/drawing/2016/5/11/chartex" xmlns:cx6="http://schemas.microsoft.com/office/drawing/2016/5/12/chartex" xmlns:cx7="http://schemas.microsoft.com/office/drawing/2016/5/13/chartex" xmlns:cx8="http://schemas.microsoft.com/office/drawing/2016/5/14/chartex" xmlns:mc="http://schemas.openxmlformats.org/markup-compatibility/2006" xmlns:aink="http://schemas.microsoft.com/office/drawing/2016/ink" xmlns:am3d="http://schemas.microsoft.com/office/drawing/2017/model3d" xmlns:o="urn:schemas-microsoft-com:office:office" xmlns:oel="http://schemas.microsoft.com/office/2019/extlst" xmlns:r="http://schemas.openxmlformats.org/officeDocument/2006/relationships" xmlns:m="http://schemas.openxmlformats.org/officeDocument/2006/math" xmlns:v="urn:schemas-microsoft-com:vml" xmlns:wp14="http://schemas.microsoft.com/office/word/2010/wordprocessingDrawing" xmlns:wp="http://schemas.openxmlformats.org/drawingml/2006/wordprocessingDrawing" xmlns:w10="urn:schemas-microsoft-com:office:word" xmlns:w="http://schemas.openxmlformats.org/wordprocessingml/2006/main" xmlns:w14="http://schemas.microsoft.com/office/word/2010/wordml" xmlns:w15="http://schemas.microsoft.com/office/word/2012/wordml" xmlns:w16cex="http://schemas.microsoft.com/office/word/2018/wordml/cex" xmlns:w16cid="http://schemas.microsoft.com/office/word/2016/wordml/cid" xmlns:w16="http://schemas.microsoft.com/office/word/2018/wordml" xmlns:w16sdtdh="http://schemas.microsoft.com/office/word/2020/wordml/sdtdatahash" xmlns:w16se="http://schemas.microsoft.com/office/word/2015/wordml/symex" xmlns:wpg="http://schemas.microsoft.com/office/word/2010/wordprocessingGroup" xmlns:wpi="http://schemas.microsoft.com/office/word/2010/wordprocessingInk" xmlns:wne="http://schemas.microsoft.com/office/word/2006/wordml" xmlns:wps="http://schemas.microsoft.com/office/word/2010/wordprocessingShape" mc:Ignorable="w14 w15 w16se w16cid w16 w16cex w16sdtdh wp14">
   <w:abstractNum w:abstractNumId="0" w15:restartNumberingAfterBreak="0">
     <w:nsid w:val="1C9700F7"/>
     <w:multiLevelType w:val="hybridMultilevel"/>
@@ -4861,13 +2806,13 @@
       </w:rPr>
     </w:lvl>
   </w:abstractNum>
-  <w:num w:numId="1">
+  <w:num w:numId="1" w16cid:durableId="118963623">
     <w:abstractNumId w:val="2"/>
   </w:num>
-  <w:num w:numId="2">
+  <w:num w:numId="2" w16cid:durableId="335621324">
     <w:abstractNumId w:val="0"/>
   </w:num>
-  <w:num w:numId="3">
+  <w:num w:numId="3" w16cid:durableId="1134954701">
     <w:abstractNumId w:val="1"/>
   </w:num>
 </w:numbering>
